--- a/Flormar-SEO-Durum-Raporu-Agustos-2026.docx
+++ b/Flormar-SEO-Durum-Raporu-Agustos-2026.docx
@@ -4971,7 +4971,641 @@
           <w:color w:val="10332F"/>
           <w:sz w:val="32"/>
         </w:rPr>
-        <w:t>02 · Sıralama: KPI Kelimeleri</w:t>
+        <w:t>02 · Statik Kategori URL'leri</w:t>
+      </w:r>
+    </w:p>
+    <w:p>
+      <w:pPr>
+        <w:spacing w:before="120" w:after="160"/>
+      </w:pPr>
+      <w:r>
+        <w:rPr>
+          <w:b/>
+          <w:color w:val="E85F36"/>
+          <w:sz w:val="17"/>
+        </w:rPr>
+        <w:t xml:space="preserve">Kaynak ve yöntem: </w:t>
+      </w:r>
+      <w:r>
+        <w:rPr>
+          <w:b w:val="0"/>
+          <w:color w:val="7C8B88"/>
+          <w:sz w:val="17"/>
+        </w:rPr>
+        <w:t>Flormar ekibinin ilettiği "Eskiye Dönen Statik Kategori URL'leri - Olması Gerekenler" listesindeki 76 adresin 12 Ağu 2026 tarihindeki canlı durumu. Her adres tek tek çağrılmış; HTTP yanıtı, yönlendirme hedefi, canonical etiketi ve breadcrumb yapısı kaydedilmiştir.</w:t>
+      </w:r>
+    </w:p>
+    <w:tbl>
+      <w:tblPr>
+        <w:tblStyle w:val="TableGrid"/>
+        <w:tblW w:type="auto" w:w="0"/>
+        <w:jc w:val="center"/>
+        <w:tblLook w:firstColumn="1" w:firstRow="1" w:lastColumn="0" w:lastRow="0" w:noHBand="0" w:noVBand="1" w:val="04A0"/>
+      </w:tblPr>
+      <w:tblGrid>
+        <w:gridCol w:w="5100"/>
+        <w:gridCol w:w="5100"/>
+      </w:tblGrid>
+      <w:tr>
+        <w:tc>
+          <w:tcPr>
+            <w:tcW w:type="dxa" w:w="4535"/>
+            <w:shd w:val="clear" w:fill="434343"/>
+          </w:tcPr>
+          <w:p>
+            <w:pPr>
+              <w:jc w:val="center"/>
+            </w:pPr>
+            <w:r/>
+            <w:r>
+              <w:rPr>
+                <w:b/>
+                <w:color w:val="FFFFFF"/>
+                <w:sz w:val="16"/>
+              </w:rPr>
+              <w:t>Ölçüm</w:t>
+            </w:r>
+          </w:p>
+        </w:tc>
+        <w:tc>
+          <w:tcPr>
+            <w:tcW w:type="dxa" w:w="2268"/>
+            <w:shd w:val="clear" w:fill="434343"/>
+          </w:tcPr>
+          <w:p>
+            <w:pPr>
+              <w:jc w:val="center"/>
+            </w:pPr>
+            <w:r/>
+            <w:r>
+              <w:rPr>
+                <w:b/>
+                <w:color w:val="FFFFFF"/>
+                <w:sz w:val="16"/>
+              </w:rPr>
+              <w:t>Sonuç</w:t>
+            </w:r>
+          </w:p>
+        </w:tc>
+      </w:tr>
+      <w:tr>
+        <w:tc>
+          <w:tcPr>
+            <w:tcW w:type="dxa" w:w="4535"/>
+          </w:tcPr>
+          <w:p>
+            <w:pPr>
+              <w:spacing w:after="20"/>
+            </w:pPr>
+            <w:r/>
+            <w:r>
+              <w:rPr>
+                <w:color w:val="10332F"/>
+                <w:sz w:val="17"/>
+              </w:rPr>
+              <w:t>Listedeki adres</w:t>
+            </w:r>
+          </w:p>
+        </w:tc>
+        <w:tc>
+          <w:tcPr>
+            <w:tcW w:type="dxa" w:w="2268"/>
+          </w:tcPr>
+          <w:p>
+            <w:pPr>
+              <w:spacing w:after="20"/>
+              <w:jc w:val="center"/>
+            </w:pPr>
+            <w:r/>
+            <w:r>
+              <w:rPr>
+                <w:color w:val="10332F"/>
+                <w:sz w:val="17"/>
+              </w:rPr>
+              <w:t>76</w:t>
+            </w:r>
+          </w:p>
+        </w:tc>
+      </w:tr>
+      <w:tr>
+        <w:tc>
+          <w:tcPr>
+            <w:tcW w:type="dxa" w:w="4535"/>
+          </w:tcPr>
+          <w:p>
+            <w:pPr>
+              <w:spacing w:after="20"/>
+            </w:pPr>
+            <w:r/>
+            <w:r>
+              <w:rPr>
+                <w:color w:val="10332F"/>
+                <w:sz w:val="17"/>
+              </w:rPr>
+              <w:t>200 yanıtı veren</w:t>
+            </w:r>
+          </w:p>
+        </w:tc>
+        <w:tc>
+          <w:tcPr>
+            <w:tcW w:type="dxa" w:w="2268"/>
+          </w:tcPr>
+          <w:p>
+            <w:pPr>
+              <w:spacing w:after="20"/>
+              <w:jc w:val="center"/>
+            </w:pPr>
+            <w:r/>
+            <w:r>
+              <w:rPr>
+                <w:color w:val="10332F"/>
+                <w:sz w:val="17"/>
+              </w:rPr>
+              <w:t>74</w:t>
+            </w:r>
+          </w:p>
+        </w:tc>
+      </w:tr>
+      <w:tr>
+        <w:tc>
+          <w:tcPr>
+            <w:tcW w:type="dxa" w:w="4535"/>
+          </w:tcPr>
+          <w:p>
+            <w:pPr>
+              <w:spacing w:after="20"/>
+            </w:pPr>
+            <w:r/>
+            <w:r>
+              <w:rPr>
+                <w:color w:val="10332F"/>
+                <w:sz w:val="17"/>
+              </w:rPr>
+              <w:t>Self-referencing canonical</w:t>
+            </w:r>
+          </w:p>
+        </w:tc>
+        <w:tc>
+          <w:tcPr>
+            <w:tcW w:type="dxa" w:w="2268"/>
+          </w:tcPr>
+          <w:p>
+            <w:pPr>
+              <w:spacing w:after="20"/>
+              <w:jc w:val="center"/>
+            </w:pPr>
+            <w:r/>
+            <w:r>
+              <w:rPr>
+                <w:color w:val="10332F"/>
+                <w:sz w:val="17"/>
+              </w:rPr>
+              <w:t>74</w:t>
+            </w:r>
+          </w:p>
+        </w:tc>
+      </w:tr>
+      <w:tr>
+        <w:tc>
+          <w:tcPr>
+            <w:tcW w:type="dxa" w:w="4535"/>
+          </w:tcPr>
+          <w:p>
+            <w:pPr>
+              <w:spacing w:after="20"/>
+            </w:pPr>
+            <w:r/>
+            <w:r>
+              <w:rPr>
+                <w:color w:val="10332F"/>
+                <w:sz w:val="17"/>
+              </w:rPr>
+              <w:t>Yönlendirilen adres</w:t>
+            </w:r>
+          </w:p>
+        </w:tc>
+        <w:tc>
+          <w:tcPr>
+            <w:tcW w:type="dxa" w:w="2268"/>
+          </w:tcPr>
+          <w:p>
+            <w:pPr>
+              <w:spacing w:after="20"/>
+              <w:jc w:val="center"/>
+            </w:pPr>
+            <w:r/>
+            <w:r>
+              <w:rPr>
+                <w:color w:val="10332F"/>
+                <w:sz w:val="17"/>
+              </w:rPr>
+              <w:t>2</w:t>
+            </w:r>
+          </w:p>
+        </w:tc>
+      </w:tr>
+      <w:tr>
+        <w:tc>
+          <w:tcPr>
+            <w:tcW w:type="dxa" w:w="4535"/>
+          </w:tcPr>
+          <w:p>
+            <w:pPr>
+              <w:spacing w:after="20"/>
+            </w:pPr>
+            <w:r/>
+            <w:r>
+              <w:rPr>
+                <w:color w:val="10332F"/>
+                <w:sz w:val="17"/>
+              </w:rPr>
+              <w:t>Eski adrese dönen</w:t>
+            </w:r>
+          </w:p>
+        </w:tc>
+        <w:tc>
+          <w:tcPr>
+            <w:tcW w:type="dxa" w:w="2268"/>
+          </w:tcPr>
+          <w:p>
+            <w:pPr>
+              <w:spacing w:after="20"/>
+              <w:jc w:val="center"/>
+            </w:pPr>
+            <w:r/>
+            <w:r>
+              <w:rPr>
+                <w:color w:val="10332F"/>
+                <w:sz w:val="17"/>
+              </w:rPr>
+              <w:t>0</w:t>
+            </w:r>
+          </w:p>
+        </w:tc>
+      </w:tr>
+    </w:tbl>
+    <w:tbl>
+      <w:tblPr>
+        <w:tblStyle w:val="TableGrid"/>
+        <w:tblW w:type="auto" w:w="0"/>
+        <w:jc w:val="center"/>
+        <w:tblLook w:firstColumn="1" w:firstRow="1" w:lastColumn="0" w:lastRow="0" w:noHBand="0" w:noVBand="1" w:val="04A0"/>
+      </w:tblPr>
+      <w:tblGrid>
+        <w:gridCol w:w="2550"/>
+        <w:gridCol w:w="2550"/>
+        <w:gridCol w:w="2550"/>
+        <w:gridCol w:w="2550"/>
+      </w:tblGrid>
+      <w:tr>
+        <w:tc>
+          <w:tcPr>
+            <w:tcW w:type="dxa" w:w="3969"/>
+            <w:shd w:val="clear" w:fill="434343"/>
+          </w:tcPr>
+          <w:p>
+            <w:pPr>
+              <w:jc w:val="center"/>
+            </w:pPr>
+            <w:r/>
+            <w:r>
+              <w:rPr>
+                <w:b/>
+                <w:color w:val="FFFFFF"/>
+                <w:sz w:val="16"/>
+              </w:rPr>
+              <w:t>Listedeki adres</w:t>
+            </w:r>
+          </w:p>
+        </w:tc>
+        <w:tc>
+          <w:tcPr>
+            <w:tcW w:type="dxa" w:w="1134"/>
+            <w:shd w:val="clear" w:fill="434343"/>
+          </w:tcPr>
+          <w:p>
+            <w:pPr>
+              <w:jc w:val="center"/>
+            </w:pPr>
+            <w:r/>
+            <w:r>
+              <w:rPr>
+                <w:b/>
+                <w:color w:val="FFFFFF"/>
+                <w:sz w:val="16"/>
+              </w:rPr>
+              <w:t>HTTP</w:t>
+            </w:r>
+          </w:p>
+        </w:tc>
+        <w:tc>
+          <w:tcPr>
+            <w:tcW w:type="dxa" w:w="1928"/>
+            <w:shd w:val="clear" w:fill="434343"/>
+          </w:tcPr>
+          <w:p>
+            <w:pPr>
+              <w:jc w:val="center"/>
+            </w:pPr>
+            <w:r/>
+            <w:r>
+              <w:rPr>
+                <w:b/>
+                <w:color w:val="FFFFFF"/>
+                <w:sz w:val="16"/>
+              </w:rPr>
+              <w:t>Yönlendirme hedefi</w:t>
+            </w:r>
+          </w:p>
+        </w:tc>
+        <w:tc>
+          <w:tcPr>
+            <w:tcW w:type="dxa" w:w="2835"/>
+            <w:shd w:val="clear" w:fill="434343"/>
+          </w:tcPr>
+          <w:p>
+            <w:pPr>
+              <w:jc w:val="center"/>
+            </w:pPr>
+            <w:r/>
+            <w:r>
+              <w:rPr>
+                <w:b/>
+                <w:color w:val="FFFFFF"/>
+                <w:sz w:val="16"/>
+              </w:rPr>
+              <w:t>Bulgu</w:t>
+            </w:r>
+          </w:p>
+        </w:tc>
+      </w:tr>
+      <w:tr>
+        <w:tc>
+          <w:tcPr>
+            <w:tcW w:type="dxa" w:w="3969"/>
+          </w:tcPr>
+          <w:p>
+            <w:pPr>
+              <w:spacing w:after="20"/>
+            </w:pPr>
+            <w:r/>
+            <w:r>
+              <w:rPr>
+                <w:color w:val="10332F"/>
+                <w:sz w:val="17"/>
+              </w:rPr>
+              <w:t>/vegan-temiz-icerikli-makyaj-malzemeleri/</w:t>
+            </w:r>
+          </w:p>
+        </w:tc>
+        <w:tc>
+          <w:tcPr>
+            <w:tcW w:type="dxa" w:w="1134"/>
+          </w:tcPr>
+          <w:p>
+            <w:pPr>
+              <w:spacing w:after="20"/>
+              <w:jc w:val="center"/>
+            </w:pPr>
+            <w:r/>
+            <w:r>
+              <w:rPr>
+                <w:color w:val="10332F"/>
+                <w:sz w:val="17"/>
+              </w:rPr>
+              <w:t>301</w:t>
+            </w:r>
+          </w:p>
+        </w:tc>
+        <w:tc>
+          <w:tcPr>
+            <w:tcW w:type="dxa" w:w="1928"/>
+          </w:tcPr>
+          <w:p>
+            <w:pPr>
+              <w:spacing w:after="20"/>
+            </w:pPr>
+            <w:r/>
+            <w:r>
+              <w:rPr>
+                <w:color w:val="10332F"/>
+                <w:sz w:val="17"/>
+              </w:rPr>
+              <w:t>/kampanyalar/</w:t>
+            </w:r>
+          </w:p>
+        </w:tc>
+        <w:tc>
+          <w:tcPr>
+            <w:tcW w:type="dxa" w:w="2835"/>
+          </w:tcPr>
+          <w:p>
+            <w:pPr>
+              <w:spacing w:after="20"/>
+            </w:pPr>
+            <w:r/>
+            <w:r>
+              <w:rPr>
+                <w:color w:val="10332F"/>
+                <w:sz w:val="17"/>
+              </w:rPr>
+              <w:t>Liste dışı bir adrese yönlendiriliyor</w:t>
+            </w:r>
+          </w:p>
+        </w:tc>
+      </w:tr>
+      <w:tr>
+        <w:tc>
+          <w:tcPr>
+            <w:tcW w:type="dxa" w:w="3969"/>
+          </w:tcPr>
+          <w:p>
+            <w:pPr>
+              <w:spacing w:after="20"/>
+            </w:pPr>
+            <w:r/>
+            <w:r>
+              <w:rPr>
+                <w:color w:val="10332F"/>
+                <w:sz w:val="17"/>
+              </w:rPr>
+              <w:t>/jel-kolonya/</w:t>
+            </w:r>
+          </w:p>
+        </w:tc>
+        <w:tc>
+          <w:tcPr>
+            <w:tcW w:type="dxa" w:w="1134"/>
+          </w:tcPr>
+          <w:p>
+            <w:pPr>
+              <w:spacing w:after="20"/>
+              <w:jc w:val="center"/>
+            </w:pPr>
+            <w:r/>
+            <w:r>
+              <w:rPr>
+                <w:color w:val="10332F"/>
+                <w:sz w:val="17"/>
+              </w:rPr>
+              <w:t>301</w:t>
+            </w:r>
+          </w:p>
+        </w:tc>
+        <w:tc>
+          <w:tcPr>
+            <w:tcW w:type="dxa" w:w="1928"/>
+          </w:tcPr>
+          <w:p>
+            <w:pPr>
+              <w:spacing w:after="20"/>
+            </w:pPr>
+            <w:r/>
+            <w:r>
+              <w:rPr>
+                <w:color w:val="10332F"/>
+                <w:sz w:val="17"/>
+              </w:rPr>
+              <w:t>/kolonya/</w:t>
+            </w:r>
+          </w:p>
+        </w:tc>
+        <w:tc>
+          <w:tcPr>
+            <w:tcW w:type="dxa" w:w="2835"/>
+          </w:tcPr>
+          <w:p>
+            <w:pPr>
+              <w:spacing w:after="20"/>
+            </w:pPr>
+            <w:r/>
+            <w:r>
+              <w:rPr>
+                <w:color w:val="10332F"/>
+                <w:sz w:val="17"/>
+              </w:rPr>
+              <w:t>Liste dışı bir adrese yönlendiriliyor</w:t>
+            </w:r>
+          </w:p>
+        </w:tc>
+      </w:tr>
+    </w:tbl>
+    <w:p>
+      <w:pPr>
+        <w:spacing w:before="120" w:after="160"/>
+        <w:ind w:left="198"/>
+      </w:pPr>
+      <w:r>
+        <w:rPr>
+          <w:b/>
+          <w:color w:val="E85F36"/>
+          <w:sz w:val="20"/>
+        </w:rPr>
+        <w:t xml:space="preserve">➔  </w:t>
+      </w:r>
+      <w:r>
+        <w:rPr>
+          <w:b w:val="0"/>
+          <w:color w:val="10332F"/>
+          <w:sz w:val="19"/>
+        </w:rPr>
+        <w:t xml:space="preserve">Listedeki </w:t>
+      </w:r>
+      <w:r>
+        <w:rPr>
+          <w:b/>
+          <w:color w:val="10332F"/>
+          <w:sz w:val="19"/>
+        </w:rPr>
+        <w:t>76</w:t>
+      </w:r>
+      <w:r>
+        <w:rPr>
+          <w:b w:val="0"/>
+          <w:color w:val="10332F"/>
+          <w:sz w:val="19"/>
+        </w:rPr>
+        <w:t xml:space="preserve"> adresin </w:t>
+      </w:r>
+      <w:r>
+        <w:rPr>
+          <w:b/>
+          <w:color w:val="10332F"/>
+          <w:sz w:val="19"/>
+        </w:rPr>
+        <w:t>74</w:t>
+      </w:r>
+      <w:r>
+        <w:rPr>
+          <w:b w:val="0"/>
+          <w:color w:val="10332F"/>
+          <w:sz w:val="19"/>
+        </w:rPr>
+        <w:t xml:space="preserve">'ü </w:t>
+      </w:r>
+      <w:r>
+        <w:rPr>
+          <w:b/>
+          <w:color w:val="10332F"/>
+          <w:sz w:val="19"/>
+        </w:rPr>
+        <w:t>200</w:t>
+      </w:r>
+      <w:r>
+        <w:rPr>
+          <w:b w:val="0"/>
+          <w:color w:val="10332F"/>
+          <w:sz w:val="19"/>
+        </w:rPr>
+        <w:t xml:space="preserve"> yanıtı veriyor ve tamamında canonical etiketi kendi adresini işaret ediyor. Hiçbir adres eski bir sürüme yönlenmiyor. Ayrışan iki kayıt var: /vegan-temiz-icerikli-makyaj-malzemeleri/ adresi /kampanyalar/ adresine, /jel-kolonya/ adresi /kolonya/ adresine 301 ile yönlendiriliyor. Her ikisi de kalıcı yönlendirme olduğundan teknik olarak hatalı değil; ancak listede hedeflenen yapıdan sapma oluşturuyor.</w:t>
+      </w:r>
+    </w:p>
+    <w:p>
+      <w:pPr>
+        <w:spacing w:before="120" w:after="160"/>
+        <w:ind w:left="198"/>
+      </w:pPr>
+      <w:r>
+        <w:rPr>
+          <w:b/>
+          <w:color w:val="E85F36"/>
+          <w:sz w:val="20"/>
+        </w:rPr>
+        <w:t xml:space="preserve">➔  </w:t>
+      </w:r>
+      <w:r>
+        <w:rPr>
+          <w:b/>
+          <w:color w:val="10332F"/>
+          <w:sz w:val="19"/>
+        </w:rPr>
+        <w:t>Kapsam notu:</w:t>
+      </w:r>
+      <w:r>
+        <w:rPr>
+          <w:b w:val="0"/>
+          <w:color w:val="10332F"/>
+          <w:sz w:val="19"/>
+        </w:rPr>
+        <w:t xml:space="preserve"> Bu ölçüm tek bir zaman kesitini gösterir. Eskiye dönme tekrar eden bir davranışsa, tespiti için aynı listenin düzenli aralıklarla yeniden çağrılması gerekir; bu kontrol otomatikleştirilebilir.</w:t>
+      </w:r>
+    </w:p>
+    <w:p>
+      <w:r>
+        <w:br w:type="page"/>
+      </w:r>
+    </w:p>
+    <w:p>
+      <w:pPr>
+        <w:spacing w:before="320" w:after="60"/>
+      </w:pPr>
+      <w:r>
+        <w:rPr>
+          <w:b/>
+          <w:color w:val="10332F"/>
+          <w:sz w:val="32"/>
+        </w:rPr>
+        <w:t>03 · Sıralama: KPI Kelimeleri</w:t>
       </w:r>
     </w:p>
     <w:p>
@@ -15087,7 +15721,7 @@
           <w:color w:val="10332F"/>
           <w:sz w:val="32"/>
         </w:rPr>
-        <w:t>03 · İçerik Açığı (Content Gap)</w:t>
+        <w:t>04 · İçerik Açığı (Content Gap)</w:t>
       </w:r>
     </w:p>
     <w:p>
@@ -20610,7 +21244,7 @@
           <w:color w:val="10332F"/>
           <w:sz w:val="32"/>
         </w:rPr>
-        <w:t>04 · GEO / AI Görünürlük</w:t>
+        <w:t>05 · GEO / AI Görünürlük</w:t>
       </w:r>
     </w:p>
     <w:p>

--- a/Flormar-SEO-Durum-Raporu-Agustos-2026.docx
+++ b/Flormar-SEO-Durum-Raporu-Agustos-2026.docx
@@ -25,7 +25,7 @@
           <w:color w:val="10332F"/>
           <w:sz w:val="34"/>
         </w:rPr>
-        <w:t>Flormar | Ağustos 2026 Yönetici Özeti</w:t>
+        <w:t>Flormar · Ağustos 2026 SEO &amp; GEO durumu</w:t>
       </w:r>
     </w:p>
     <w:p>
@@ -51,7 +51,7 @@
           <w:color w:val="10332F"/>
           <w:sz w:val="32"/>
         </w:rPr>
-        <w:t>Özet: Neredeyiz</w:t>
+        <w:t>Özet</w:t>
       </w:r>
     </w:p>
     <w:tbl>
@@ -371,7 +371,7 @@
                 <w:color w:val="10332F"/>
                 <w:sz w:val="17"/>
               </w:rPr>
-              <w:t>Core Web Vitals</w:t>
+              <w:t>Site hızı skoru</w:t>
             </w:r>
           </w:p>
         </w:tc>
@@ -390,7 +390,7 @@
                 <w:color w:val="10332F"/>
                 <w:sz w:val="17"/>
               </w:rPr>
-              <w:t>CLS 0.36</w:t>
+              <w:t>Düşük</w:t>
             </w:r>
           </w:p>
         </w:tc>
@@ -408,7 +408,7 @@
                 <w:color w:val="10332F"/>
                 <w:sz w:val="17"/>
               </w:rPr>
-              <w:t>Mobil p75 · FCP, LCP, INP eşik içinde</w:t>
+              <w:t>CLS 0.36 eşik dışı · LCP, FCP, INP eşik içinde</w:t>
             </w:r>
           </w:p>
         </w:tc>
@@ -15721,7 +15721,7 @@
           <w:color w:val="10332F"/>
           <w:sz w:val="32"/>
         </w:rPr>
-        <w:t>04 · İçerik Açığı (Content Gap)</w:t>
+        <w:t>04 · Content gap</w:t>
       </w:r>
     </w:p>
     <w:p>

--- a/Flormar-SEO-Durum-Raporu-Agustos-2026.docx
+++ b/Flormar-SEO-Durum-Raporu-Agustos-2026.docx
@@ -7026,7 +7026,7 @@
                 <w:color w:val="10332F"/>
                 <w:sz w:val="17"/>
               </w:rPr>
-              <w:t>takip dışı</w:t>
+              <w:t>-</w:t>
             </w:r>
           </w:p>
         </w:tc>
@@ -7686,7 +7686,7 @@
                 <w:color w:val="10332F"/>
                 <w:sz w:val="17"/>
               </w:rPr>
-              <w:t>takip dışı</w:t>
+              <w:t>-</w:t>
             </w:r>
           </w:p>
         </w:tc>
@@ -7724,7 +7724,7 @@
                 <w:color w:val="10332F"/>
                 <w:sz w:val="17"/>
               </w:rPr>
-              <w:t>takip dışı</w:t>
+              <w:t>-</w:t>
             </w:r>
           </w:p>
         </w:tc>
@@ -8659,7 +8659,7 @@
                 <w:color w:val="10332F"/>
                 <w:sz w:val="17"/>
               </w:rPr>
-              <w:t>takip dışı</w:t>
+              <w:t>-</w:t>
             </w:r>
           </w:p>
         </w:tc>
@@ -9666,7 +9666,7 @@
                 <w:color w:val="10332F"/>
                 <w:sz w:val="17"/>
               </w:rPr>
-              <w:t>takip dışı</w:t>
+              <w:t>-</w:t>
             </w:r>
           </w:p>
         </w:tc>
@@ -9704,7 +9704,7 @@
                 <w:color w:val="10332F"/>
                 <w:sz w:val="17"/>
               </w:rPr>
-              <w:t>takip dışı</w:t>
+              <w:t>-</w:t>
             </w:r>
           </w:p>
         </w:tc>
@@ -10481,7 +10481,7 @@
                 <w:color w:val="10332F"/>
                 <w:sz w:val="17"/>
               </w:rPr>
-              <w:t>takip dışı</w:t>
+              <w:t>-</w:t>
             </w:r>
           </w:p>
         </w:tc>
@@ -10519,7 +10519,7 @@
                 <w:color w:val="10332F"/>
                 <w:sz w:val="17"/>
               </w:rPr>
-              <w:t>takip dışı</w:t>
+              <w:t>-</w:t>
             </w:r>
           </w:p>
         </w:tc>
@@ -11063,7 +11063,7 @@
                 <w:color w:val="10332F"/>
                 <w:sz w:val="17"/>
               </w:rPr>
-              <w:t>takip dışı</w:t>
+              <w:t>-</w:t>
             </w:r>
           </w:p>
         </w:tc>
@@ -11101,7 +11101,7 @@
                 <w:color w:val="10332F"/>
                 <w:sz w:val="17"/>
               </w:rPr>
-              <w:t>takip dışı</w:t>
+              <w:t>-</w:t>
             </w:r>
           </w:p>
         </w:tc>
@@ -11563,7 +11563,7 @@
                 <w:color w:val="10332F"/>
                 <w:sz w:val="17"/>
               </w:rPr>
-              <w:t>takip dışı</w:t>
+              <w:t>-</w:t>
             </w:r>
           </w:p>
         </w:tc>
@@ -11948,7 +11948,7 @@
           <w:color w:val="7C8B88"/>
           <w:sz w:val="16"/>
         </w:rPr>
-        <w:t>Kaynak: SEOmonitor · Türkiye · Mobil 100., masaüstü 20. sıraya kadar takip edilmektedir · Sıralamalar 11 Ağu 2026, karşılaştırma 12 Tem 2026 · Pozitif değer sıralama iyileşmesini gösterir</w:t>
+        <w:t>Kaynak: SEOmonitor · Türkiye · Sıralamalar 11 Ağu 2026, karşılaştırma 12 Tem 2026 · Pozitif değer sıralama iyileşmesini gösterir · Mobil sıralamalar 100., masaüstü sıralamalar 20. sıraya kadar takip edilmektedir; "-" işareti bu derinlik içinde konum oluşmadığını gösterir</w:t>
       </w:r>
     </w:p>
     <w:p>
@@ -16616,7 +16616,7 @@
                 <w:color w:val="10332F"/>
                 <w:sz w:val="17"/>
               </w:rPr>
-              <w:t>takip dışı</w:t>
+              <w:t>-</w:t>
             </w:r>
           </w:p>
         </w:tc>
@@ -16635,7 +16635,7 @@
                 <w:color w:val="10332F"/>
                 <w:sz w:val="17"/>
               </w:rPr>
-              <w:t>takip dışı</w:t>
+              <w:t>-</w:t>
             </w:r>
           </w:p>
         </w:tc>
@@ -16863,7 +16863,7 @@
                 <w:color w:val="10332F"/>
                 <w:sz w:val="17"/>
               </w:rPr>
-              <w:t>takip dışı</w:t>
+              <w:t>-</w:t>
             </w:r>
           </w:p>
         </w:tc>
@@ -16977,7 +16977,7 @@
                 <w:color w:val="10332F"/>
                 <w:sz w:val="17"/>
               </w:rPr>
-              <w:t>takip dışı</w:t>
+              <w:t>-</w:t>
             </w:r>
           </w:p>
         </w:tc>
@@ -17072,7 +17072,7 @@
                 <w:color w:val="10332F"/>
                 <w:sz w:val="17"/>
               </w:rPr>
-              <w:t>takip dışı</w:t>
+              <w:t>-</w:t>
             </w:r>
           </w:p>
         </w:tc>
@@ -17091,7 +17091,7 @@
                 <w:color w:val="10332F"/>
                 <w:sz w:val="17"/>
               </w:rPr>
-              <w:t>takip dışı</w:t>
+              <w:t>-</w:t>
             </w:r>
           </w:p>
         </w:tc>
@@ -17300,7 +17300,7 @@
                 <w:color w:val="10332F"/>
                 <w:sz w:val="17"/>
               </w:rPr>
-              <w:t>takip dışı</w:t>
+              <w:t>-</w:t>
             </w:r>
           </w:p>
         </w:tc>
@@ -17319,7 +17319,7 @@
                 <w:color w:val="10332F"/>
                 <w:sz w:val="17"/>
               </w:rPr>
-              <w:t>takip dışı</w:t>
+              <w:t>-</w:t>
             </w:r>
           </w:p>
         </w:tc>
@@ -17528,7 +17528,7 @@
                 <w:color w:val="10332F"/>
                 <w:sz w:val="17"/>
               </w:rPr>
-              <w:t>takip dışı</w:t>
+              <w:t>-</w:t>
             </w:r>
           </w:p>
         </w:tc>
@@ -17547,7 +17547,7 @@
                 <w:color w:val="10332F"/>
                 <w:sz w:val="17"/>
               </w:rPr>
-              <w:t>takip dışı</w:t>
+              <w:t>-</w:t>
             </w:r>
           </w:p>
         </w:tc>
@@ -17642,7 +17642,7 @@
                 <w:color w:val="10332F"/>
                 <w:sz w:val="17"/>
               </w:rPr>
-              <w:t>takip dışı</w:t>
+              <w:t>-</w:t>
             </w:r>
           </w:p>
         </w:tc>
@@ -17889,7 +17889,7 @@
                 <w:color w:val="10332F"/>
                 <w:sz w:val="17"/>
               </w:rPr>
-              <w:t>takip dışı</w:t>
+              <w:t>-</w:t>
             </w:r>
           </w:p>
         </w:tc>
@@ -17984,7 +17984,7 @@
                 <w:color w:val="10332F"/>
                 <w:sz w:val="17"/>
               </w:rPr>
-              <w:t>takip dışı</w:t>
+              <w:t>-</w:t>
             </w:r>
           </w:p>
         </w:tc>
@@ -18003,7 +18003,7 @@
                 <w:color w:val="10332F"/>
                 <w:sz w:val="17"/>
               </w:rPr>
-              <w:t>takip dışı</w:t>
+              <w:t>-</w:t>
             </w:r>
           </w:p>
         </w:tc>
@@ -18212,7 +18212,7 @@
                 <w:color w:val="10332F"/>
                 <w:sz w:val="17"/>
               </w:rPr>
-              <w:t>takip dışı</w:t>
+              <w:t>-</w:t>
             </w:r>
           </w:p>
         </w:tc>
@@ -18231,7 +18231,7 @@
                 <w:color w:val="10332F"/>
                 <w:sz w:val="17"/>
               </w:rPr>
-              <w:t>takip dışı</w:t>
+              <w:t>-</w:t>
             </w:r>
           </w:p>
         </w:tc>
@@ -18554,7 +18554,7 @@
                 <w:color w:val="10332F"/>
                 <w:sz w:val="17"/>
               </w:rPr>
-              <w:t>takip dışı</w:t>
+              <w:t>-</w:t>
             </w:r>
           </w:p>
         </w:tc>
@@ -18573,7 +18573,7 @@
                 <w:color w:val="10332F"/>
                 <w:sz w:val="17"/>
               </w:rPr>
-              <w:t>takip dışı</w:t>
+              <w:t>-</w:t>
             </w:r>
           </w:p>
         </w:tc>
@@ -18668,7 +18668,7 @@
                 <w:color w:val="10332F"/>
                 <w:sz w:val="17"/>
               </w:rPr>
-              <w:t>takip dışı</w:t>
+              <w:t>-</w:t>
             </w:r>
           </w:p>
         </w:tc>
@@ -18687,7 +18687,7 @@
                 <w:color w:val="10332F"/>
                 <w:sz w:val="17"/>
               </w:rPr>
-              <w:t>takip dışı</w:t>
+              <w:t>-</w:t>
             </w:r>
           </w:p>
         </w:tc>
@@ -18801,7 +18801,7 @@
                 <w:color w:val="10332F"/>
                 <w:sz w:val="17"/>
               </w:rPr>
-              <w:t>takip dışı</w:t>
+              <w:t>-</w:t>
             </w:r>
           </w:p>
         </w:tc>
@@ -18896,7 +18896,7 @@
                 <w:color w:val="10332F"/>
                 <w:sz w:val="17"/>
               </w:rPr>
-              <w:t>takip dışı</w:t>
+              <w:t>-</w:t>
             </w:r>
           </w:p>
         </w:tc>
@@ -18915,7 +18915,7 @@
                 <w:color w:val="10332F"/>
                 <w:sz w:val="17"/>
               </w:rPr>
-              <w:t>takip dışı</w:t>
+              <w:t>-</w:t>
             </w:r>
           </w:p>
         </w:tc>
@@ -19238,7 +19238,7 @@
                 <w:color w:val="10332F"/>
                 <w:sz w:val="17"/>
               </w:rPr>
-              <w:t>takip dışı</w:t>
+              <w:t>-</w:t>
             </w:r>
           </w:p>
         </w:tc>
@@ -19257,7 +19257,7 @@
                 <w:color w:val="10332F"/>
                 <w:sz w:val="17"/>
               </w:rPr>
-              <w:t>takip dışı</w:t>
+              <w:t>-</w:t>
             </w:r>
           </w:p>
         </w:tc>
@@ -19466,7 +19466,7 @@
                 <w:color w:val="10332F"/>
                 <w:sz w:val="17"/>
               </w:rPr>
-              <w:t>takip dışı</w:t>
+              <w:t>-</w:t>
             </w:r>
           </w:p>
         </w:tc>
@@ -19485,7 +19485,7 @@
                 <w:color w:val="10332F"/>
                 <w:sz w:val="17"/>
               </w:rPr>
-              <w:t>takip dışı</w:t>
+              <w:t>-</w:t>
             </w:r>
           </w:p>
         </w:tc>
@@ -20036,7 +20036,7 @@
                 <w:color w:val="10332F"/>
                 <w:sz w:val="17"/>
               </w:rPr>
-              <w:t>takip dışı</w:t>
+              <w:t>-</w:t>
             </w:r>
           </w:p>
         </w:tc>
@@ -20055,7 +20055,7 @@
                 <w:color w:val="10332F"/>
                 <w:sz w:val="17"/>
               </w:rPr>
-              <w:t>takip dışı</w:t>
+              <w:t>-</w:t>
             </w:r>
           </w:p>
         </w:tc>
@@ -20150,7 +20150,7 @@
                 <w:color w:val="10332F"/>
                 <w:sz w:val="17"/>
               </w:rPr>
-              <w:t>takip dışı</w:t>
+              <w:t>-</w:t>
             </w:r>
           </w:p>
         </w:tc>
@@ -20169,7 +20169,7 @@
                 <w:color w:val="10332F"/>
                 <w:sz w:val="17"/>
               </w:rPr>
-              <w:t>takip dışı</w:t>
+              <w:t>-</w:t>
             </w:r>
           </w:p>
         </w:tc>
@@ -20511,7 +20511,7 @@
                 <w:color w:val="10332F"/>
                 <w:sz w:val="17"/>
               </w:rPr>
-              <w:t>takip dışı</w:t>
+              <w:t>-</w:t>
             </w:r>
           </w:p>
         </w:tc>
@@ -20606,7 +20606,7 @@
                 <w:color w:val="10332F"/>
                 <w:sz w:val="17"/>
               </w:rPr>
-              <w:t>takip dışı</w:t>
+              <w:t>-</w:t>
             </w:r>
           </w:p>
         </w:tc>
@@ -20625,7 +20625,7 @@
                 <w:color w:val="10332F"/>
                 <w:sz w:val="17"/>
               </w:rPr>
-              <w:t>takip dışı</w:t>
+              <w:t>-</w:t>
             </w:r>
           </w:p>
         </w:tc>
@@ -20720,7 +20720,7 @@
                 <w:color w:val="10332F"/>
                 <w:sz w:val="17"/>
               </w:rPr>
-              <w:t>takip dışı</w:t>
+              <w:t>-</w:t>
             </w:r>
           </w:p>
         </w:tc>
@@ -20739,7 +20739,7 @@
                 <w:color w:val="10332F"/>
                 <w:sz w:val="17"/>
               </w:rPr>
-              <w:t>takip dışı</w:t>
+              <w:t>-</w:t>
             </w:r>
           </w:p>
         </w:tc>
@@ -20948,7 +20948,7 @@
                 <w:color w:val="10332F"/>
                 <w:sz w:val="17"/>
               </w:rPr>
-              <w:t>takip dışı</w:t>
+              <w:t>-</w:t>
             </w:r>
           </w:p>
         </w:tc>
@@ -20967,7 +20967,7 @@
                 <w:color w:val="10332F"/>
                 <w:sz w:val="17"/>
               </w:rPr>
-              <w:t>takip dışı</w:t>
+              <w:t>-</w:t>
             </w:r>
           </w:p>
         </w:tc>
@@ -21062,7 +21062,7 @@
                 <w:color w:val="10332F"/>
                 <w:sz w:val="17"/>
               </w:rPr>
-              <w:t>takip dışı</w:t>
+              <w:t>-</w:t>
             </w:r>
           </w:p>
         </w:tc>
@@ -21081,7 +21081,7 @@
                 <w:color w:val="10332F"/>
                 <w:sz w:val="17"/>
               </w:rPr>
-              <w:t>takip dışı</w:t>
+              <w:t>-</w:t>
             </w:r>
           </w:p>
         </w:tc>

--- a/Flormar-SEO-Durum-Raporu-Agustos-2026.docx
+++ b/Flormar-SEO-Durum-Raporu-Agustos-2026.docx
@@ -927,7 +927,7 @@
                 <w:color w:val="10332F"/>
                 <w:sz w:val="17"/>
               </w:rPr>
-              <w:t>13 sayfa 5XX yanıtı veriyor. 6'sı yüksek numaralı pagination sayfası (?page=19 ve üzeri, 502); 7'si 500 veriyor ve sitemap içinde yer alıyor (test ve artık sayfalar).</w:t>
+              <w:t>3 Ağu Ahrefs taramasında 13 sayfa 5XX yanıtı vermişti. 12 Ağu JavaScript render'lı taramada 5XX yanıtı görülmedi; 1.639 iç HTML adresinin tamamı 2XX, 3XX veya hız sınırlaması yanıtı taşıyor.</w:t>
             </w:r>
           </w:p>
         </w:tc>
@@ -946,7 +946,7 @@
                 <w:color w:val="10332F"/>
                 <w:sz w:val="17"/>
               </w:rPr>
-              <w:t>Ahrefs</w:t>
+              <w:t>Ahrefs · Screaming Frog</w:t>
             </w:r>
           </w:p>
         </w:tc>
@@ -985,7 +985,7 @@
                 <w:color w:val="10332F"/>
                 <w:sz w:val="17"/>
               </w:rPr>
-              <w:t>Ele alınabilir</w:t>
+              <w:t>Sağlıklı</w:t>
             </w:r>
           </w:p>
         </w:tc>
@@ -1003,7 +1003,7 @@
                 <w:color w:val="10332F"/>
                 <w:sz w:val="17"/>
               </w:rPr>
-              <w:t>8 sayfa 4XX yanıtı veriyor, 8 sayfa kırık bağlantı taşıyor, 2 sayfa 404.</w:t>
+              <w:t>12 Ağu taramasında tek gerçek 404 bulunuyor: bağlantı adresine boşluk karakteri ve ikinci bir adres yapışmış (/makyaj-firca-seti/). Taramadaki 337 adet 405 yanıtı site hatası değil, hız sınırlamasıdır; örneklenen 16 adres normal istekte 200 döndü.</w:t>
             </w:r>
           </w:p>
         </w:tc>
@@ -1022,7 +1022,7 @@
                 <w:color w:val="10332F"/>
                 <w:sz w:val="17"/>
               </w:rPr>
-              <w:t>Ahrefs</w:t>
+              <w:t>Screaming Frog · Doğrudan kontrol</w:t>
             </w:r>
           </w:p>
         </w:tc>
@@ -1079,7 +1079,7 @@
                 <w:color w:val="10332F"/>
                 <w:sz w:val="17"/>
               </w:rPr>
-              <w:t>Taranan 734 indekslenebilir sayfanın hiçbirinde noindex direktifi bulunmuyor.</w:t>
+              <w:t>JavaScript render'lı taramada değerlendirilen 1.279 indekslenebilir sayfanın hiçbirinde noindex direktifi bulunmuyor.</w:t>
             </w:r>
           </w:p>
         </w:tc>
@@ -1155,7 +1155,7 @@
                 <w:color w:val="10332F"/>
                 <w:sz w:val="17"/>
               </w:rPr>
-              <w:t>734 / 734 sayfada self-referencing canonical mevcut. Multiple, conflicting, missing ve non-indexable canonical kaydı yok.</w:t>
+              <w:t>1.279 / 1.279 sayfada self-referencing canonical mevcut (%100). Multiple, conflicting, missing ve non-indexable canonical kaydı yok.</w:t>
             </w:r>
           </w:p>
         </w:tc>
@@ -1231,7 +1231,7 @@
                 <w:color w:val="10332F"/>
                 <w:sz w:val="17"/>
               </w:rPr>
-              <w:t>12 Ağu taramasında kategori URL'lerinin tamamı 200 yanıtı veriyor ve canonical'lar güncel adresi işaret ediyor. /far-paleti-ve-goz-fari/ → /goz-fari/ birleştirmesi 301 ile kalıcı çalışıyor. Eski adrese dönen kayıt görülmedi.</w:t>
+              <w:t>12 Ağu site geneli taramasında kategori URL'lerinin tamamı 200 yanıtı veriyor ve canonical'lar güncel adresi işaret ediyor. Site içindeki 22 yönlendirmenin tamamı beklenen türden: www ve sonda eğik çizgi normalizasyonu, kategori birleştirmeleri (/far-paleti-ve-goz-fari/ → /goz-fari/, /kadin-parfum/ → /parfum/, /nemlendiricili-fondoten/ → /fondoten/) ve ürün adresi güncellemeleri. Eski adrese dönen kayıt görülmedi.</w:t>
             </w:r>
           </w:p>
         </w:tc>
@@ -1383,7 +1383,7 @@
                 <w:color w:val="10332F"/>
                 <w:sz w:val="17"/>
               </w:rPr>
-              <w:t>robots.txt'te 30'un üzerinde filtre, sıralama ve kampanya parametresi Disallow kapsamında. Taramada parametreli URL bulunmadı.</w:t>
+              <w:t>robots.txt'te 30'un üzerinde filtre, sıralama ve kampanya parametresi Disallow kapsamında. Site geneli taramada 178 parametreli adres bulundu (%7.8); tamamı pagination (?page=) adresi, filtre veya sıralama parametresi oluşmuyor.</w:t>
             </w:r>
           </w:p>
         </w:tc>
@@ -1441,7 +1441,7 @@
                 <w:color w:val="10332F"/>
                 <w:sz w:val="17"/>
               </w:rPr>
-              <w:t>Geliştirme alanı</w:t>
+              <w:t>Ele alınabilir</w:t>
             </w:r>
           </w:p>
         </w:tc>
@@ -1459,7 +1459,7 @@
                 <w:color w:val="10332F"/>
                 <w:sz w:val="17"/>
               </w:rPr>
-              <w:t>128 listeleme sayfasında pagination bağlantısı anchor etiketi içinde değil; ikinci ve sonraki sayfalara taramayla erişilemiyor. Yüksek numaralı sayfalar ayrıca 502 veriyor.</w:t>
+              <w:t>Pagination taşıyan 192 listeleme sayfasının tamamında sonraki sayfa adresi anchor etiketi içinde değil. JavaScript render'lı taramada bu adreslere yine de ulaşıldı: 54 pagination sayfası 200 yanıtıyla tarandı, ?page=11'e kadar erişildi.</w:t>
             </w:r>
           </w:p>
         </w:tc>
@@ -1478,7 +1478,7 @@
                 <w:color w:val="10332F"/>
                 <w:sz w:val="17"/>
               </w:rPr>
-              <w:t>Screaming Frog · Ahrefs</w:t>
+              <w:t>Screaming Frog</w:t>
             </w:r>
           </w:p>
         </w:tc>
@@ -1912,7 +1912,7 @@
                 <w:color w:val="10332F"/>
                 <w:sz w:val="17"/>
               </w:rPr>
-              <w:t>Görsellerin %99.9'unda (2.729 / 2.731) width ve height tanımı bulunmuyor. CLS'in doğrudan kök nedeni.</w:t>
+              <w:t>Site geneli taramada görsellerin %99.9'unda (21.766 / 21.798) width ve height tanımı bulunmuyor. CLS'in doğrudan ana sebebi.</w:t>
             </w:r>
           </w:p>
         </w:tc>
@@ -2064,7 +2064,7 @@
                 <w:color w:val="10332F"/>
                 <w:sz w:val="17"/>
               </w:rPr>
-              <w:t>Taranan sayfaların %94.4'ü 1 saniyenin altında yanıt veriyor. TTFB mobilde 1.00 sn, masaüstünde 0.88 sn.</w:t>
+              <w:t>Site geneli taramada sayfaların %78.4'ü 1 saniyenin altında yanıt veriyor; medyan 0.87 sn, 90. persentil 1.10 sn. TTFB mobilde 1.00 sn, masaüstünde 0.88 sn.</w:t>
             </w:r>
           </w:p>
         </w:tc>
@@ -2195,7 +2195,7 @@
                 <w:color w:val="10332F"/>
                 <w:sz w:val="17"/>
               </w:rPr>
-              <w:t>İyileşti</w:t>
+              <w:t>Geliştirme alanı</w:t>
             </w:r>
           </w:p>
         </w:tc>
@@ -2213,7 +2213,7 @@
                 <w:color w:val="10332F"/>
                 <w:sz w:val="17"/>
               </w:rPr>
-              <w:t>6 sayfada ikinci title etiketi var (%0.8). Tamamı set ve ürün şablonunda; ikinci başlık "Flormar Ürünleri" modül çıktısı. Missing title 0.</w:t>
+              <w:t>33 sayfada ikinci title etiketi var (%2.6) ve 33'ünün tamamında ikinci title &lt;head&gt; dışında, gövde içinde yer alıyor. Tamamı set ürün şablonunda; ikinci başlık ürün adının gövdedeki kırpılmış çıktısı. Missing title 0.</w:t>
             </w:r>
           </w:p>
         </w:tc>
@@ -2289,7 +2289,7 @@
                 <w:color w:val="10332F"/>
                 <w:sz w:val="17"/>
               </w:rPr>
-              <w:t>12 Ağu taramasındaki 734 sayfanın 22'sinde H1 yok (anasayfa, "çok satanlar" ve kampanya listeleme şablonları). Geniş kapsamlı taramada bu sayı 1.416 olarak raporlanıyor.</w:t>
+              <w:t>Site geneli taramada 47 sayfada H1 yok (%3.7) ve tamamı indekslenebilir. Kapsamda anasayfa, "çok satanlar" ve koleksiyon listelemeleri (/latte-koleksiyonu/, /hande-ercelin-favorileri/), /zodiac-burcuna-gore-oje/ ve pagination sayfaları bulunuyor.</w:t>
             </w:r>
           </w:p>
         </w:tc>
@@ -2308,7 +2308,7 @@
                 <w:color w:val="10332F"/>
                 <w:sz w:val="17"/>
               </w:rPr>
-              <w:t>Screaming Frog · Ahrefs</w:t>
+              <w:t>Screaming Frog</w:t>
             </w:r>
           </w:p>
         </w:tc>
@@ -2365,7 +2365,7 @@
                 <w:color w:val="10332F"/>
                 <w:sz w:val="17"/>
               </w:rPr>
-              <w:t>5 sayfada birden fazla H1 var (%0.7). Kurumsal ve ürün şablonlarında.</w:t>
+              <w:t>82 sayfada birden fazla H1 var (%6.4); 80'i ürün sayfası. İkinci H1 çoğunlukla aynı ürün adının marka önekli veya uzatılmış varyantı ("Flormar" önekiyle tekrar).</w:t>
             </w:r>
           </w:p>
         </w:tc>
@@ -2441,7 +2441,7 @@
                 <w:color w:val="10332F"/>
                 <w:sz w:val="17"/>
               </w:rPr>
-              <w:t>Duplicate title 420 sayfa (%57.2), duplicate H1 410 sayfa (%55.9). Ağırlıklı kaynak, aynı ürün ailesinin renk varyantlarının ortak başlık kullanması.</w:t>
+              <w:t>Site geneli taramada duplicate title 842 sayfa (%65.8), duplicate H1 831 sayfa (%65.0). Ağırlıklı kaynak, aynı ürün ailesinin renk varyantlarının ortak başlık kullanması.</w:t>
             </w:r>
           </w:p>
         </w:tc>
@@ -2499,7 +2499,7 @@
                 <w:color w:val="10332F"/>
                 <w:sz w:val="17"/>
               </w:rPr>
-              <w:t>Ele alınabilir</w:t>
+              <w:t>Sağlıklı</w:t>
             </w:r>
           </w:p>
         </w:tc>
@@ -2517,7 +2517,7 @@
                 <w:color w:val="10332F"/>
                 <w:sz w:val="17"/>
               </w:rPr>
-              <w:t>884 sayfada meta description bulunmuyor. 12 Ağu taramasındaki kategori kümesinde bu oran %1.1; eksik alan ağırlıkla ürün şablonunda.</w:t>
+              <w:t>JavaScript render'lı taramada meta description yalnızca 17 sayfada eksik (%1.3); tamamı kampanya, koleksiyon ve üyelik sayfası, ürün şablonunda eksik yok. Ahrefs'in render'sız taramasındaki 884 sayfalık eksik kaydı, açıklamanın render sonrası oluşmasından kaynaklanıyor.</w:t>
             </w:r>
           </w:p>
         </w:tc>
@@ -2536,7 +2536,7 @@
                 <w:color w:val="10332F"/>
                 <w:sz w:val="17"/>
               </w:rPr>
-              <w:t>Ahrefs · Screaming Frog</w:t>
+              <w:t>Screaming Frog · Ahrefs</w:t>
             </w:r>
           </w:p>
         </w:tc>
@@ -2593,7 +2593,7 @@
                 <w:color w:val="10332F"/>
                 <w:sz w:val="17"/>
               </w:rPr>
-              <w:t>3.331 görselde alt text bulunmuyor.</w:t>
+              <w:t>Site geneli taramada 4.722 görselde alt attribute hiç tanımlı değil (%21.7); ayrıca 10 görselde attribute var, içi boş.</w:t>
             </w:r>
           </w:p>
         </w:tc>
@@ -2612,7 +2612,159 @@
                 <w:color w:val="10332F"/>
                 <w:sz w:val="17"/>
               </w:rPr>
-              <w:t>Ahrefs</w:t>
+              <w:t>Screaming Frog</w:t>
+            </w:r>
+          </w:p>
+        </w:tc>
+      </w:tr>
+      <w:tr>
+        <w:tc>
+          <w:tcPr>
+            <w:tcW w:type="dxa" w:w="2211"/>
+          </w:tcPr>
+          <w:p>
+            <w:pPr>
+              <w:spacing w:after="20"/>
+            </w:pPr>
+            <w:r/>
+            <w:r>
+              <w:rPr>
+                <w:color w:val="10332F"/>
+                <w:sz w:val="17"/>
+              </w:rPr>
+              <w:t>Sayfa gövdesi boyutu</w:t>
+            </w:r>
+          </w:p>
+        </w:tc>
+        <w:tc>
+          <w:tcPr>
+            <w:tcW w:type="dxa" w:w="1304"/>
+          </w:tcPr>
+          <w:p>
+            <w:pPr>
+              <w:spacing w:after="20"/>
+              <w:jc w:val="center"/>
+            </w:pPr>
+            <w:r/>
+            <w:r>
+              <w:rPr>
+                <w:color w:val="10332F"/>
+                <w:sz w:val="17"/>
+              </w:rPr>
+              <w:t>Ele alınabilir</w:t>
+            </w:r>
+          </w:p>
+        </w:tc>
+        <w:tc>
+          <w:tcPr>
+            <w:tcW w:type="dxa" w:w="5329"/>
+          </w:tcPr>
+          <w:p>
+            <w:pPr>
+              <w:spacing w:after="20"/>
+            </w:pPr>
+            <w:r/>
+            <w:r>
+              <w:rPr>
+                <w:color w:val="10332F"/>
+                <w:sz w:val="17"/>
+              </w:rPr>
+              <w:t>21 sayfanın HTML belgesi 2 MB'ın üzerinde. Bu sayfalarda Googlebot'un indirme sınırını aşan bölüm taranmadan kalabilir.</w:t>
+            </w:r>
+          </w:p>
+        </w:tc>
+        <w:tc>
+          <w:tcPr>
+            <w:tcW w:type="dxa" w:w="1134"/>
+          </w:tcPr>
+          <w:p>
+            <w:pPr>
+              <w:spacing w:after="20"/>
+              <w:jc w:val="center"/>
+            </w:pPr>
+            <w:r/>
+            <w:r>
+              <w:rPr>
+                <w:color w:val="10332F"/>
+                <w:sz w:val="17"/>
+              </w:rPr>
+              <w:t>Screaming Frog</w:t>
+            </w:r>
+          </w:p>
+        </w:tc>
+      </w:tr>
+      <w:tr>
+        <w:tc>
+          <w:tcPr>
+            <w:tcW w:type="dxa" w:w="2211"/>
+          </w:tcPr>
+          <w:p>
+            <w:pPr>
+              <w:spacing w:after="20"/>
+            </w:pPr>
+            <w:r/>
+            <w:r>
+              <w:rPr>
+                <w:color w:val="10332F"/>
+                <w:sz w:val="17"/>
+              </w:rPr>
+              <w:t>Dış bağlantı güvenlik etiketi</w:t>
+            </w:r>
+          </w:p>
+        </w:tc>
+        <w:tc>
+          <w:tcPr>
+            <w:tcW w:type="dxa" w:w="1304"/>
+          </w:tcPr>
+          <w:p>
+            <w:pPr>
+              <w:spacing w:after="20"/>
+              <w:jc w:val="center"/>
+            </w:pPr>
+            <w:r/>
+            <w:r>
+              <w:rPr>
+                <w:color w:val="10332F"/>
+                <w:sz w:val="17"/>
+              </w:rPr>
+              <w:t>Ele alınabilir</w:t>
+            </w:r>
+          </w:p>
+        </w:tc>
+        <w:tc>
+          <w:tcPr>
+            <w:tcW w:type="dxa" w:w="5329"/>
+          </w:tcPr>
+          <w:p>
+            <w:pPr>
+              <w:spacing w:after="20"/>
+            </w:pPr>
+            <w:r/>
+            <w:r>
+              <w:rPr>
+                <w:color w:val="10332F"/>
+                <w:sz w:val="17"/>
+              </w:rPr>
+              <w:t>1.279 sayfada yeni sekmede açılan dış bağlantılarda rel="noopener" tanımı bulunmuyor (%56.1). Ayrıca 1.271 sayfada kaynak dosyaları protokolsüz (// ile başlayan) adresle çağrılıyor.</w:t>
+            </w:r>
+          </w:p>
+        </w:tc>
+        <w:tc>
+          <w:tcPr>
+            <w:tcW w:type="dxa" w:w="1134"/>
+          </w:tcPr>
+          <w:p>
+            <w:pPr>
+              <w:spacing w:after="20"/>
+              <w:jc w:val="center"/>
+            </w:pPr>
+            <w:r/>
+            <w:r>
+              <w:rPr>
+                <w:color w:val="10332F"/>
+                <w:sz w:val="17"/>
+              </w:rPr>
+              <w:t>Screaming Frog</w:t>
             </w:r>
           </w:p>
         </w:tc>
@@ -4953,7 +5105,7 @@
           <w:color w:val="7C8B88"/>
           <w:sz w:val="17"/>
         </w:rPr>
-        <w:t>Screaming Frog taraması 12 Ağu 2026 tarihinde anasayfadan başlatılmış, liste modunda ve JavaScript rendering kapalı çalışmış, sitemap dosyaları taramaya dahil edilmemiştir. 4.497 URL karşılanmış, bunların 1.425'i site içi, 3.072'si site dışı (2.731'i CDN üzerindeki görseller). Site içi 1.425 adresin 389'u robots.txt ile engelli, 1.036'sı HTML; HTML adreslerin 734'ü 200 yanıtı vermiş, 291'i yoğun paralel taramaya karşı uygulanan hız sınırı nedeniyle 405 dönmüştür. Yüzdeler 734 sayfalık küme üzerinden hesaplanmıştır. Ahrefs Site Audit taraması 3 Ağu 2026 tarihli olup 3.399 URL kapsar.</w:t>
+        <w:t>Screaming Frog taraması 12 Ağu 2026 tarihinde anasayfadan Spider modunda ve JavaScript rendering açık çalışmıştır. 33.173 adres karşılanmış, bunların 2.280'i site içi, 30.893'ü site dışıdır (ağırlıkla CDN üzerindeki görseller). Site içi adreslerin 636'sı robots.txt ile engelli, 1.639'u HTML; HTML adreslerin 1.279'u 200 yanıtı vermiş ve indekslenebilir olarak değerlendirilmiştir. 337 adres, yoğun paralel taramaya karşı uygulanan hız sınırı nedeniyle 405 dönmüştür; örneklenen 16 adres normal istekte 200 yanıtı vermiştir. Yüzdeler 1.279 sayfalık küme üzerinden hesaplanmıştır. Ahrefs Site Audit taraması 3 Ağu 2026 tarihli olup 3.399 URL kapsar.</w:t>
       </w:r>
     </w:p>
     <w:p>
@@ -24022,7 +24174,7 @@
           <w:color w:val="10332F"/>
           <w:sz w:val="19"/>
         </w:rPr>
-        <w:t xml:space="preserve"> Sitemap içinde 500 yanıtı veren 7 test sayfası, yüksek numaralı pagination sayfalarındaki 502 yanıtları, listeleme ve kampanya şablonlarında H1 tanımı, set sayfalarındaki ikinci title, iç bağlantı almayan 145 sayfa, sitemap dışında kalan 1.462 sayfa, alt text bulunmayan 3.331 görsel. AASA dosyasının application/json olarak sunulması zengin sonuç raporunu temizleyebilir.</w:t>
+        <w:t xml:space="preserve"> Set ürün şablonunda gövde içinde kalan 33 ikinci title, listeleme ve kampanya şablonlarındaki 47 eksik H1, ürün sayfalarındaki 82 çift H1, iç bağlantı almayan 145 sayfa, sitemap dışında kalan 1.462 sayfa ve alt attribute taşımayan 4.722 görsel aynı şablon katmanında toplanmaktadır. AASA dosyasının application/json olarak sunulması zengin sonuç raporunu temizleyebilir.</w:t>
       </w:r>
     </w:p>
     <w:p>
@@ -24184,7 +24336,7 @@
                 <w:color w:val="10332F"/>
                 <w:sz w:val="17"/>
               </w:rPr>
-              <w:t>Anasayfadan liste modunda başlatıldı; JavaScript rendering kapalı, sitemap dahil edilmedi. 4.497 URL karşılandı, 734 indekslenebilir HTML sayfa değerlendirildi.</w:t>
+              <w:t>Anasayfadan Spider modunda başlatıldı; JavaScript rendering açık. 33.173 adres karşılandı, 1.279 indekslenebilir HTML sayfa değerlendirildi.</w:t>
             </w:r>
           </w:p>
         </w:tc>

--- a/Flormar-SEO-Durum-Raporu-Agustos-2026.docx
+++ b/Flormar-SEO-Durum-Raporu-Agustos-2026.docx
@@ -200,7 +200,7 @@
                 <w:color w:val="10332F"/>
                 <w:sz w:val="17"/>
               </w:rPr>
-              <w:t>Organic Share of Voice</w:t>
+              <w:t>Visibility (tüm kelimeler)</w:t>
             </w:r>
           </w:p>
         </w:tc>
@@ -219,7 +219,7 @@
                 <w:color w:val="10332F"/>
                 <w:sz w:val="17"/>
               </w:rPr>
-              <w:t>%8.6</w:t>
+              <w:t>54.4</w:t>
             </w:r>
           </w:p>
         </w:tc>
@@ -237,7 +237,64 @@
                 <w:color w:val="10332F"/>
                 <w:sz w:val="17"/>
               </w:rPr>
-              <w:t>843 domain içinde 4. sıra · -0.3</w:t>
+              <w:t>599 takip kelimesi · mobil · -2.7</w:t>
+            </w:r>
+          </w:p>
+        </w:tc>
+      </w:tr>
+      <w:tr>
+        <w:tc>
+          <w:tcPr>
+            <w:tcW w:type="dxa" w:w="4082"/>
+          </w:tcPr>
+          <w:p>
+            <w:pPr>
+              <w:spacing w:after="20"/>
+            </w:pPr>
+            <w:r/>
+            <w:r>
+              <w:rPr>
+                <w:color w:val="10332F"/>
+                <w:sz w:val="17"/>
+              </w:rPr>
+              <w:t>Organic Share of Clicks</w:t>
+            </w:r>
+          </w:p>
+        </w:tc>
+        <w:tc>
+          <w:tcPr>
+            <w:tcW w:type="dxa" w:w="1814"/>
+          </w:tcPr>
+          <w:p>
+            <w:pPr>
+              <w:spacing w:after="20"/>
+              <w:jc w:val="center"/>
+            </w:pPr>
+            <w:r/>
+            <w:r>
+              <w:rPr>
+                <w:color w:val="10332F"/>
+                <w:sz w:val="17"/>
+              </w:rPr>
+              <w:t>%8.7</w:t>
+            </w:r>
+          </w:p>
+        </w:tc>
+        <w:tc>
+          <w:tcPr>
+            <w:tcW w:type="dxa" w:w="3969"/>
+          </w:tcPr>
+          <w:p>
+            <w:pPr>
+              <w:spacing w:after="20"/>
+            </w:pPr>
+            <w:r/>
+            <w:r>
+              <w:rPr>
+                <w:color w:val="10332F"/>
+                <w:sz w:val="17"/>
+              </w:rPr>
+              <w:t>843 domain içinde 4. sıra · -0.22</w:t>
             </w:r>
           </w:p>
         </w:tc>
@@ -619,7 +676,7 @@
           <w:color w:val="10332F"/>
           <w:sz w:val="19"/>
         </w:rPr>
-        <w:t xml:space="preserve"> gerilemiş, organik Share of Voice </w:t>
+        <w:t xml:space="preserve"> gerilemiş, organik Share of Clicks </w:t>
       </w:r>
       <w:r>
         <w:rPr>
@@ -627,7 +684,7 @@
           <w:color w:val="10332F"/>
           <w:sz w:val="19"/>
         </w:rPr>
-        <w:t>%8.6</w:t>
+        <w:t>%8.7</w:t>
       </w:r>
       <w:r>
         <w:rPr>
@@ -5773,806 +5830,6 @@
         <w:t>KPI grupları</w:t>
       </w:r>
     </w:p>
-    <w:tbl>
-      <w:tblPr>
-        <w:tblStyle w:val="TableGrid"/>
-        <w:tblW w:type="auto" w:w="0"/>
-        <w:jc w:val="center"/>
-        <w:tblLook w:firstColumn="1" w:firstRow="1" w:lastColumn="0" w:lastRow="0" w:noHBand="0" w:noVBand="1" w:val="04A0"/>
-      </w:tblPr>
-      <w:tblGrid>
-        <w:gridCol w:w="1275"/>
-        <w:gridCol w:w="1275"/>
-        <w:gridCol w:w="1275"/>
-        <w:gridCol w:w="1275"/>
-        <w:gridCol w:w="1275"/>
-        <w:gridCol w:w="1275"/>
-        <w:gridCol w:w="1275"/>
-        <w:gridCol w:w="1275"/>
-      </w:tblGrid>
-      <w:tr>
-        <w:tc>
-          <w:tcPr>
-            <w:tcW w:type="dxa" w:w="1474"/>
-            <w:shd w:val="clear" w:fill="434343"/>
-          </w:tcPr>
-          <w:p>
-            <w:pPr>
-              <w:jc w:val="center"/>
-            </w:pPr>
-            <w:r/>
-            <w:r>
-              <w:rPr>
-                <w:b/>
-                <w:color w:val="FFFFFF"/>
-                <w:sz w:val="16"/>
-              </w:rPr>
-              <w:t>Grup</w:t>
-            </w:r>
-          </w:p>
-        </w:tc>
-        <w:tc>
-          <w:tcPr>
-            <w:tcW w:type="dxa" w:w="964"/>
-            <w:shd w:val="clear" w:fill="434343"/>
-          </w:tcPr>
-          <w:p>
-            <w:pPr>
-              <w:jc w:val="center"/>
-            </w:pPr>
-            <w:r/>
-            <w:r>
-              <w:rPr>
-                <w:b/>
-                <w:color w:val="FFFFFF"/>
-                <w:sz w:val="16"/>
-              </w:rPr>
-              <w:t>Kelime</w:t>
-            </w:r>
-          </w:p>
-        </w:tc>
-        <w:tc>
-          <w:tcPr>
-            <w:tcW w:type="dxa" w:w="1474"/>
-            <w:shd w:val="clear" w:fill="434343"/>
-          </w:tcPr>
-          <w:p>
-            <w:pPr>
-              <w:jc w:val="center"/>
-            </w:pPr>
-            <w:r/>
-            <w:r>
-              <w:rPr>
-                <w:b/>
-                <w:color w:val="FFFFFF"/>
-                <w:sz w:val="16"/>
-              </w:rPr>
-              <w:t>Search Volume</w:t>
-            </w:r>
-          </w:p>
-        </w:tc>
-        <w:tc>
-          <w:tcPr>
-            <w:tcW w:type="dxa" w:w="1474"/>
-            <w:shd w:val="clear" w:fill="434343"/>
-          </w:tcPr>
-          <w:p>
-            <w:pPr>
-              <w:jc w:val="center"/>
-            </w:pPr>
-            <w:r/>
-            <w:r>
-              <w:rPr>
-                <w:b/>
-                <w:color w:val="FFFFFF"/>
-                <w:sz w:val="16"/>
-              </w:rPr>
-              <w:t>Visibility (mobile)</w:t>
-            </w:r>
-          </w:p>
-        </w:tc>
-        <w:tc>
-          <w:tcPr>
-            <w:tcW w:type="dxa" w:w="1020"/>
-            <w:shd w:val="clear" w:fill="434343"/>
-          </w:tcPr>
-          <w:p>
-            <w:pPr>
-              <w:jc w:val="center"/>
-            </w:pPr>
-            <w:r/>
-            <w:r>
-              <w:rPr>
-                <w:b/>
-                <w:color w:val="FFFFFF"/>
-                <w:sz w:val="16"/>
-              </w:rPr>
-              <w:t>30 gün</w:t>
-            </w:r>
-          </w:p>
-        </w:tc>
-        <w:tc>
-          <w:tcPr>
-            <w:tcW w:type="dxa" w:w="1474"/>
-            <w:shd w:val="clear" w:fill="434343"/>
-          </w:tcPr>
-          <w:p>
-            <w:pPr>
-              <w:jc w:val="center"/>
-            </w:pPr>
-            <w:r/>
-            <w:r>
-              <w:rPr>
-                <w:b/>
-                <w:color w:val="FFFFFF"/>
-                <w:sz w:val="16"/>
-              </w:rPr>
-              <w:t>Visibility (desktop)</w:t>
-            </w:r>
-          </w:p>
-        </w:tc>
-        <w:tc>
-          <w:tcPr>
-            <w:tcW w:type="dxa" w:w="1020"/>
-            <w:shd w:val="clear" w:fill="434343"/>
-          </w:tcPr>
-          <w:p>
-            <w:pPr>
-              <w:jc w:val="center"/>
-            </w:pPr>
-            <w:r/>
-            <w:r>
-              <w:rPr>
-                <w:b/>
-                <w:color w:val="FFFFFF"/>
-                <w:sz w:val="16"/>
-              </w:rPr>
-              <w:t>30 gün</w:t>
-            </w:r>
-          </w:p>
-        </w:tc>
-        <w:tc>
-          <w:tcPr>
-            <w:tcW w:type="dxa" w:w="1077"/>
-            <w:shd w:val="clear" w:fill="434343"/>
-          </w:tcPr>
-          <w:p>
-            <w:pPr>
-              <w:jc w:val="center"/>
-            </w:pPr>
-            <w:r/>
-            <w:r>
-              <w:rPr>
-                <w:b/>
-                <w:color w:val="FFFFFF"/>
-                <w:sz w:val="16"/>
-              </w:rPr>
-              <w:t>Ort. sıra</w:t>
-            </w:r>
-          </w:p>
-        </w:tc>
-      </w:tr>
-      <w:tr>
-        <w:tc>
-          <w:tcPr>
-            <w:tcW w:type="dxa" w:w="1474"/>
-          </w:tcPr>
-          <w:p>
-            <w:pPr>
-              <w:spacing w:after="20"/>
-            </w:pPr>
-            <w:r/>
-            <w:r>
-              <w:rPr>
-                <w:color w:val="10332F"/>
-                <w:sz w:val="17"/>
-              </w:rPr>
-              <w:t>KPI 1</w:t>
-            </w:r>
-          </w:p>
-        </w:tc>
-        <w:tc>
-          <w:tcPr>
-            <w:tcW w:type="dxa" w:w="964"/>
-          </w:tcPr>
-          <w:p>
-            <w:pPr>
-              <w:spacing w:after="20"/>
-              <w:jc w:val="center"/>
-            </w:pPr>
-            <w:r/>
-            <w:r>
-              <w:rPr>
-                <w:color w:val="10332F"/>
-                <w:sz w:val="17"/>
-              </w:rPr>
-              <w:t>27</w:t>
-            </w:r>
-          </w:p>
-        </w:tc>
-        <w:tc>
-          <w:tcPr>
-            <w:tcW w:type="dxa" w:w="1474"/>
-          </w:tcPr>
-          <w:p>
-            <w:pPr>
-              <w:spacing w:after="20"/>
-              <w:jc w:val="center"/>
-            </w:pPr>
-            <w:r/>
-            <w:r>
-              <w:rPr>
-                <w:color w:val="10332F"/>
-                <w:sz w:val="17"/>
-              </w:rPr>
-              <w:t>309.300</w:t>
-            </w:r>
-          </w:p>
-        </w:tc>
-        <w:tc>
-          <w:tcPr>
-            <w:tcW w:type="dxa" w:w="1474"/>
-          </w:tcPr>
-          <w:p>
-            <w:pPr>
-              <w:spacing w:after="20"/>
-              <w:jc w:val="center"/>
-            </w:pPr>
-            <w:r/>
-            <w:r>
-              <w:rPr>
-                <w:color w:val="10332F"/>
-                <w:sz w:val="17"/>
-              </w:rPr>
-              <w:t>65.0</w:t>
-            </w:r>
-          </w:p>
-        </w:tc>
-        <w:tc>
-          <w:tcPr>
-            <w:tcW w:type="dxa" w:w="1020"/>
-          </w:tcPr>
-          <w:p>
-            <w:pPr>
-              <w:spacing w:after="20"/>
-              <w:jc w:val="center"/>
-            </w:pPr>
-            <w:r/>
-            <w:r>
-              <w:rPr>
-                <w:b/>
-                <w:color w:val="D32F2F"/>
-                <w:sz w:val="17"/>
-              </w:rPr>
-              <w:t>-8.8</w:t>
-            </w:r>
-          </w:p>
-        </w:tc>
-        <w:tc>
-          <w:tcPr>
-            <w:tcW w:type="dxa" w:w="1474"/>
-          </w:tcPr>
-          <w:p>
-            <w:pPr>
-              <w:spacing w:after="20"/>
-              <w:jc w:val="center"/>
-            </w:pPr>
-            <w:r/>
-            <w:r>
-              <w:rPr>
-                <w:color w:val="10332F"/>
-                <w:sz w:val="17"/>
-              </w:rPr>
-              <w:t>67.0</w:t>
-            </w:r>
-          </w:p>
-        </w:tc>
-        <w:tc>
-          <w:tcPr>
-            <w:tcW w:type="dxa" w:w="1020"/>
-          </w:tcPr>
-          <w:p>
-            <w:pPr>
-              <w:spacing w:after="20"/>
-              <w:jc w:val="center"/>
-            </w:pPr>
-            <w:r/>
-            <w:r>
-              <w:rPr>
-                <w:b/>
-                <w:color w:val="D32F2F"/>
-                <w:sz w:val="17"/>
-              </w:rPr>
-              <w:t>-1.9</w:t>
-            </w:r>
-          </w:p>
-        </w:tc>
-        <w:tc>
-          <w:tcPr>
-            <w:tcW w:type="dxa" w:w="1077"/>
-          </w:tcPr>
-          <w:p>
-            <w:pPr>
-              <w:spacing w:after="20"/>
-              <w:jc w:val="center"/>
-            </w:pPr>
-            <w:r/>
-            <w:r>
-              <w:rPr>
-                <w:color w:val="10332F"/>
-                <w:sz w:val="17"/>
-              </w:rPr>
-              <w:t>12.1</w:t>
-            </w:r>
-          </w:p>
-        </w:tc>
-      </w:tr>
-      <w:tr>
-        <w:tc>
-          <w:tcPr>
-            <w:tcW w:type="dxa" w:w="1474"/>
-          </w:tcPr>
-          <w:p>
-            <w:pPr>
-              <w:spacing w:after="20"/>
-            </w:pPr>
-            <w:r/>
-            <w:r>
-              <w:rPr>
-                <w:color w:val="10332F"/>
-                <w:sz w:val="17"/>
-              </w:rPr>
-              <w:t>KPI 2</w:t>
-            </w:r>
-          </w:p>
-        </w:tc>
-        <w:tc>
-          <w:tcPr>
-            <w:tcW w:type="dxa" w:w="964"/>
-          </w:tcPr>
-          <w:p>
-            <w:pPr>
-              <w:spacing w:after="20"/>
-              <w:jc w:val="center"/>
-            </w:pPr>
-            <w:r/>
-            <w:r>
-              <w:rPr>
-                <w:color w:val="10332F"/>
-                <w:sz w:val="17"/>
-              </w:rPr>
-              <w:t>17</w:t>
-            </w:r>
-          </w:p>
-        </w:tc>
-        <w:tc>
-          <w:tcPr>
-            <w:tcW w:type="dxa" w:w="1474"/>
-          </w:tcPr>
-          <w:p>
-            <w:pPr>
-              <w:spacing w:after="20"/>
-              <w:jc w:val="center"/>
-            </w:pPr>
-            <w:r/>
-            <w:r>
-              <w:rPr>
-                <w:color w:val="10332F"/>
-                <w:sz w:val="17"/>
-              </w:rPr>
-              <w:t>65.580</w:t>
-            </w:r>
-          </w:p>
-        </w:tc>
-        <w:tc>
-          <w:tcPr>
-            <w:tcW w:type="dxa" w:w="1474"/>
-          </w:tcPr>
-          <w:p>
-            <w:pPr>
-              <w:spacing w:after="20"/>
-              <w:jc w:val="center"/>
-            </w:pPr>
-            <w:r/>
-            <w:r>
-              <w:rPr>
-                <w:color w:val="10332F"/>
-                <w:sz w:val="17"/>
-              </w:rPr>
-              <w:t>45.7</w:t>
-            </w:r>
-          </w:p>
-        </w:tc>
-        <w:tc>
-          <w:tcPr>
-            <w:tcW w:type="dxa" w:w="1020"/>
-          </w:tcPr>
-          <w:p>
-            <w:pPr>
-              <w:spacing w:after="20"/>
-              <w:jc w:val="center"/>
-            </w:pPr>
-            <w:r/>
-            <w:r>
-              <w:rPr>
-                <w:b/>
-                <w:color w:val="D32F2F"/>
-                <w:sz w:val="17"/>
-              </w:rPr>
-              <w:t>-0.8</w:t>
-            </w:r>
-          </w:p>
-        </w:tc>
-        <w:tc>
-          <w:tcPr>
-            <w:tcW w:type="dxa" w:w="1474"/>
-          </w:tcPr>
-          <w:p>
-            <w:pPr>
-              <w:spacing w:after="20"/>
-              <w:jc w:val="center"/>
-            </w:pPr>
-            <w:r/>
-            <w:r>
-              <w:rPr>
-                <w:color w:val="10332F"/>
-                <w:sz w:val="17"/>
-              </w:rPr>
-              <w:t>42.8</w:t>
-            </w:r>
-          </w:p>
-        </w:tc>
-        <w:tc>
-          <w:tcPr>
-            <w:tcW w:type="dxa" w:w="1020"/>
-          </w:tcPr>
-          <w:p>
-            <w:pPr>
-              <w:spacing w:after="20"/>
-              <w:jc w:val="center"/>
-            </w:pPr>
-            <w:r/>
-            <w:r>
-              <w:rPr>
-                <w:b/>
-                <w:color w:val="D32F2F"/>
-                <w:sz w:val="17"/>
-              </w:rPr>
-              <w:t>-1.4</w:t>
-            </w:r>
-          </w:p>
-        </w:tc>
-        <w:tc>
-          <w:tcPr>
-            <w:tcW w:type="dxa" w:w="1077"/>
-          </w:tcPr>
-          <w:p>
-            <w:pPr>
-              <w:spacing w:after="20"/>
-              <w:jc w:val="center"/>
-            </w:pPr>
-            <w:r/>
-            <w:r>
-              <w:rPr>
-                <w:color w:val="10332F"/>
-                <w:sz w:val="17"/>
-              </w:rPr>
-              <w:t>16.6</w:t>
-            </w:r>
-          </w:p>
-        </w:tc>
-      </w:tr>
-      <w:tr>
-        <w:tc>
-          <w:tcPr>
-            <w:tcW w:type="dxa" w:w="1474"/>
-          </w:tcPr>
-          <w:p>
-            <w:pPr>
-              <w:spacing w:after="20"/>
-            </w:pPr>
-            <w:r/>
-            <w:r>
-              <w:rPr>
-                <w:color w:val="10332F"/>
-                <w:sz w:val="17"/>
-              </w:rPr>
-              <w:t>Yeni KPI</w:t>
-            </w:r>
-          </w:p>
-        </w:tc>
-        <w:tc>
-          <w:tcPr>
-            <w:tcW w:type="dxa" w:w="964"/>
-          </w:tcPr>
-          <w:p>
-            <w:pPr>
-              <w:spacing w:after="20"/>
-              <w:jc w:val="center"/>
-            </w:pPr>
-            <w:r/>
-            <w:r>
-              <w:rPr>
-                <w:color w:val="10332F"/>
-                <w:sz w:val="17"/>
-              </w:rPr>
-              <w:t>7</w:t>
-            </w:r>
-          </w:p>
-        </w:tc>
-        <w:tc>
-          <w:tcPr>
-            <w:tcW w:type="dxa" w:w="1474"/>
-          </w:tcPr>
-          <w:p>
-            <w:pPr>
-              <w:spacing w:after="20"/>
-              <w:jc w:val="center"/>
-            </w:pPr>
-            <w:r/>
-            <w:r>
-              <w:rPr>
-                <w:color w:val="10332F"/>
-                <w:sz w:val="17"/>
-              </w:rPr>
-              <w:t>49.900</w:t>
-            </w:r>
-          </w:p>
-        </w:tc>
-        <w:tc>
-          <w:tcPr>
-            <w:tcW w:type="dxa" w:w="1474"/>
-          </w:tcPr>
-          <w:p>
-            <w:pPr>
-              <w:spacing w:after="20"/>
-              <w:jc w:val="center"/>
-            </w:pPr>
-            <w:r/>
-            <w:r>
-              <w:rPr>
-                <w:color w:val="10332F"/>
-                <w:sz w:val="17"/>
-              </w:rPr>
-              <w:t>41.8</w:t>
-            </w:r>
-          </w:p>
-        </w:tc>
-        <w:tc>
-          <w:tcPr>
-            <w:tcW w:type="dxa" w:w="1020"/>
-          </w:tcPr>
-          <w:p>
-            <w:pPr>
-              <w:spacing w:after="20"/>
-              <w:jc w:val="center"/>
-            </w:pPr>
-            <w:r/>
-            <w:r>
-              <w:rPr>
-                <w:b/>
-                <w:color w:val="D32F2F"/>
-                <w:sz w:val="17"/>
-              </w:rPr>
-              <w:t>-1.8</w:t>
-            </w:r>
-          </w:p>
-        </w:tc>
-        <w:tc>
-          <w:tcPr>
-            <w:tcW w:type="dxa" w:w="1474"/>
-          </w:tcPr>
-          <w:p>
-            <w:pPr>
-              <w:spacing w:after="20"/>
-              <w:jc w:val="center"/>
-            </w:pPr>
-            <w:r/>
-            <w:r>
-              <w:rPr>
-                <w:color w:val="10332F"/>
-                <w:sz w:val="17"/>
-              </w:rPr>
-              <w:t>39.9</w:t>
-            </w:r>
-          </w:p>
-        </w:tc>
-        <w:tc>
-          <w:tcPr>
-            <w:tcW w:type="dxa" w:w="1020"/>
-          </w:tcPr>
-          <w:p>
-            <w:pPr>
-              <w:spacing w:after="20"/>
-              <w:jc w:val="center"/>
-            </w:pPr>
-            <w:r/>
-            <w:r>
-              <w:rPr>
-                <w:b/>
-                <w:color w:val="D32F2F"/>
-                <w:sz w:val="17"/>
-              </w:rPr>
-              <w:t>-2.5</w:t>
-            </w:r>
-          </w:p>
-        </w:tc>
-        <w:tc>
-          <w:tcPr>
-            <w:tcW w:type="dxa" w:w="1077"/>
-          </w:tcPr>
-          <w:p>
-            <w:pPr>
-              <w:spacing w:after="20"/>
-              <w:jc w:val="center"/>
-            </w:pPr>
-            <w:r/>
-            <w:r>
-              <w:rPr>
-                <w:color w:val="10332F"/>
-                <w:sz w:val="17"/>
-              </w:rPr>
-              <w:t>19.5</w:t>
-            </w:r>
-          </w:p>
-        </w:tc>
-      </w:tr>
-      <w:tr>
-        <w:tc>
-          <w:tcPr>
-            <w:tcW w:type="dxa" w:w="1474"/>
-          </w:tcPr>
-          <w:p>
-            <w:pPr>
-              <w:spacing w:after="20"/>
-            </w:pPr>
-            <w:r/>
-            <w:r>
-              <w:rPr>
-                <w:color w:val="10332F"/>
-                <w:sz w:val="17"/>
-              </w:rPr>
-              <w:t>KPI ALL</w:t>
-            </w:r>
-          </w:p>
-        </w:tc>
-        <w:tc>
-          <w:tcPr>
-            <w:tcW w:type="dxa" w:w="964"/>
-          </w:tcPr>
-          <w:p>
-            <w:pPr>
-              <w:spacing w:after="20"/>
-              <w:jc w:val="center"/>
-            </w:pPr>
-            <w:r/>
-            <w:r>
-              <w:rPr>
-                <w:color w:val="10332F"/>
-                <w:sz w:val="17"/>
-              </w:rPr>
-              <w:t>46</w:t>
-            </w:r>
-          </w:p>
-        </w:tc>
-        <w:tc>
-          <w:tcPr>
-            <w:tcW w:type="dxa" w:w="1474"/>
-          </w:tcPr>
-          <w:p>
-            <w:pPr>
-              <w:spacing w:after="20"/>
-              <w:jc w:val="center"/>
-            </w:pPr>
-            <w:r/>
-            <w:r>
-              <w:rPr>
-                <w:color w:val="10332F"/>
-                <w:sz w:val="17"/>
-              </w:rPr>
-              <w:t>374.880</w:t>
-            </w:r>
-          </w:p>
-        </w:tc>
-        <w:tc>
-          <w:tcPr>
-            <w:tcW w:type="dxa" w:w="1474"/>
-          </w:tcPr>
-          <w:p>
-            <w:pPr>
-              <w:spacing w:after="20"/>
-              <w:jc w:val="center"/>
-            </w:pPr>
-            <w:r/>
-            <w:r>
-              <w:rPr>
-                <w:color w:val="10332F"/>
-                <w:sz w:val="17"/>
-              </w:rPr>
-              <w:t>61.6</w:t>
-            </w:r>
-          </w:p>
-        </w:tc>
-        <w:tc>
-          <w:tcPr>
-            <w:tcW w:type="dxa" w:w="1020"/>
-          </w:tcPr>
-          <w:p>
-            <w:pPr>
-              <w:spacing w:after="20"/>
-              <w:jc w:val="center"/>
-            </w:pPr>
-            <w:r/>
-            <w:r>
-              <w:rPr>
-                <w:b/>
-                <w:color w:val="D32F2F"/>
-                <w:sz w:val="17"/>
-              </w:rPr>
-              <w:t>-7.4</w:t>
-            </w:r>
-          </w:p>
-        </w:tc>
-        <w:tc>
-          <w:tcPr>
-            <w:tcW w:type="dxa" w:w="1474"/>
-          </w:tcPr>
-          <w:p>
-            <w:pPr>
-              <w:spacing w:after="20"/>
-              <w:jc w:val="center"/>
-            </w:pPr>
-            <w:r/>
-            <w:r>
-              <w:rPr>
-                <w:color w:val="10332F"/>
-                <w:sz w:val="17"/>
-              </w:rPr>
-              <w:t>62.7</w:t>
-            </w:r>
-          </w:p>
-        </w:tc>
-        <w:tc>
-          <w:tcPr>
-            <w:tcW w:type="dxa" w:w="1020"/>
-          </w:tcPr>
-          <w:p>
-            <w:pPr>
-              <w:spacing w:after="20"/>
-              <w:jc w:val="center"/>
-            </w:pPr>
-            <w:r/>
-            <w:r>
-              <w:rPr>
-                <w:b/>
-                <w:color w:val="D32F2F"/>
-                <w:sz w:val="17"/>
-              </w:rPr>
-              <w:t>-1.8</w:t>
-            </w:r>
-          </w:p>
-        </w:tc>
-        <w:tc>
-          <w:tcPr>
-            <w:tcW w:type="dxa" w:w="1077"/>
-          </w:tcPr>
-          <w:p>
-            <w:pPr>
-              <w:spacing w:after="20"/>
-              <w:jc w:val="center"/>
-            </w:pPr>
-            <w:r/>
-            <w:r>
-              <w:rPr>
-                <w:color w:val="10332F"/>
-                <w:sz w:val="17"/>
-              </w:rPr>
-              <w:t>12.9</w:t>
-            </w:r>
-          </w:p>
-        </w:tc>
-      </w:tr>
-    </w:tbl>
     <w:p>
       <w:pPr>
         <w:spacing w:before="0" w:after="180"/>
@@ -13378,16 +12635,17 @@
         <w:tblLook w:firstColumn="1" w:firstRow="1" w:lastColumn="0" w:lastRow="0" w:noHBand="0" w:noVBand="1" w:val="04A0"/>
       </w:tblPr>
       <w:tblGrid>
-        <w:gridCol w:w="2040"/>
-        <w:gridCol w:w="2040"/>
-        <w:gridCol w:w="2040"/>
-        <w:gridCol w:w="2040"/>
-        <w:gridCol w:w="2040"/>
+        <w:gridCol w:w="1700"/>
+        <w:gridCol w:w="1700"/>
+        <w:gridCol w:w="1700"/>
+        <w:gridCol w:w="1700"/>
+        <w:gridCol w:w="1700"/>
+        <w:gridCol w:w="1700"/>
       </w:tblGrid>
       <w:tr>
         <w:tc>
           <w:tcPr>
-            <w:tcW w:type="dxa" w:w="2608"/>
+            <w:tcW w:type="dxa" w:w="2381"/>
             <w:shd w:val="clear" w:fill="434343"/>
           </w:tcPr>
           <w:p>
@@ -13407,7 +12665,7 @@
         </w:tc>
         <w:tc>
           <w:tcPr>
-            <w:tcW w:type="dxa" w:w="1474"/>
+            <w:tcW w:type="dxa" w:w="1361"/>
             <w:shd w:val="clear" w:fill="434343"/>
           </w:tcPr>
           <w:p>
@@ -13427,7 +12685,7 @@
         </w:tc>
         <w:tc>
           <w:tcPr>
-            <w:tcW w:type="dxa" w:w="1814"/>
+            <w:tcW w:type="dxa" w:w="1644"/>
             <w:shd w:val="clear" w:fill="434343"/>
           </w:tcPr>
           <w:p>
@@ -13441,13 +12699,13 @@
                 <w:color w:val="FFFFFF"/>
                 <w:sz w:val="16"/>
               </w:rPr>
-              <w:t>Organic SoV 12 Tem</w:t>
-            </w:r>
-          </w:p>
-        </w:tc>
-        <w:tc>
-          <w:tcPr>
-            <w:tcW w:type="dxa" w:w="1814"/>
+              <w:t>Share of Clicks 12 Tem</w:t>
+            </w:r>
+          </w:p>
+        </w:tc>
+        <w:tc>
+          <w:tcPr>
+            <w:tcW w:type="dxa" w:w="1361"/>
             <w:shd w:val="clear" w:fill="434343"/>
           </w:tcPr>
           <w:p>
@@ -13461,13 +12719,13 @@
                 <w:color w:val="FFFFFF"/>
                 <w:sz w:val="16"/>
               </w:rPr>
-              <w:t>Organic SoV 11 Ağu</w:t>
-            </w:r>
-          </w:p>
-        </w:tc>
-        <w:tc>
-          <w:tcPr>
-            <w:tcW w:type="dxa" w:w="1361"/>
+              <w:t>11 Ağu</w:t>
+            </w:r>
+          </w:p>
+        </w:tc>
+        <w:tc>
+          <w:tcPr>
+            <w:tcW w:type="dxa" w:w="1247"/>
             <w:shd w:val="clear" w:fill="434343"/>
           </w:tcPr>
           <w:p>
@@ -13485,11 +12743,31 @@
             </w:r>
           </w:p>
         </w:tc>
+        <w:tc>
+          <w:tcPr>
+            <w:tcW w:type="dxa" w:w="1361"/>
+            <w:shd w:val="clear" w:fill="434343"/>
+          </w:tcPr>
+          <w:p>
+            <w:pPr>
+              <w:jc w:val="center"/>
+            </w:pPr>
+            <w:r/>
+            <w:r>
+              <w:rPr>
+                <w:b/>
+                <w:color w:val="FFFFFF"/>
+                <w:sz w:val="16"/>
+              </w:rPr>
+              <w:t>Visibility 11 Ağu</w:t>
+            </w:r>
+          </w:p>
+        </w:tc>
       </w:tr>
       <w:tr>
         <w:tc>
           <w:tcPr>
-            <w:tcW w:type="dxa" w:w="2608"/>
+            <w:tcW w:type="dxa" w:w="2381"/>
           </w:tcPr>
           <w:p>
             <w:pPr>
@@ -13507,7 +12785,7 @@
         </w:tc>
         <w:tc>
           <w:tcPr>
-            <w:tcW w:type="dxa" w:w="1474"/>
+            <w:tcW w:type="dxa" w:w="1361"/>
           </w:tcPr>
           <w:p>
             <w:pPr>
@@ -13525,7 +12803,7 @@
         </w:tc>
         <w:tc>
           <w:tcPr>
-            <w:tcW w:type="dxa" w:w="1814"/>
+            <w:tcW w:type="dxa" w:w="1644"/>
           </w:tcPr>
           <w:p>
             <w:pPr>
@@ -13544,26 +12822,141 @@
         </w:tc>
         <w:tc>
           <w:tcPr>
-            <w:tcW w:type="dxa" w:w="1814"/>
-          </w:tcPr>
-          <w:p>
-            <w:pPr>
-              <w:spacing w:after="20"/>
-              <w:jc w:val="center"/>
-            </w:pPr>
-            <w:r/>
-            <w:r>
-              <w:rPr>
-                <w:color w:val="10332F"/>
-                <w:sz w:val="17"/>
-              </w:rPr>
-              <w:t>%16.16</w:t>
-            </w:r>
-          </w:p>
-        </w:tc>
-        <w:tc>
-          <w:tcPr>
             <w:tcW w:type="dxa" w:w="1361"/>
+          </w:tcPr>
+          <w:p>
+            <w:pPr>
+              <w:spacing w:after="20"/>
+              <w:jc w:val="center"/>
+            </w:pPr>
+            <w:r/>
+            <w:r>
+              <w:rPr>
+                <w:color w:val="10332F"/>
+                <w:sz w:val="17"/>
+              </w:rPr>
+              <w:t>%15.88</w:t>
+            </w:r>
+          </w:p>
+        </w:tc>
+        <w:tc>
+          <w:tcPr>
+            <w:tcW w:type="dxa" w:w="1247"/>
+          </w:tcPr>
+          <w:p>
+            <w:pPr>
+              <w:spacing w:after="20"/>
+              <w:jc w:val="center"/>
+            </w:pPr>
+            <w:r/>
+            <w:r>
+              <w:rPr>
+                <w:b/>
+                <w:color w:val="D32F2F"/>
+                <w:sz w:val="17"/>
+              </w:rPr>
+              <w:t>-0.01</w:t>
+            </w:r>
+          </w:p>
+        </w:tc>
+        <w:tc>
+          <w:tcPr>
+            <w:tcW w:type="dxa" w:w="1361"/>
+          </w:tcPr>
+          <w:p>
+            <w:pPr>
+              <w:spacing w:after="20"/>
+              <w:jc w:val="center"/>
+            </w:pPr>
+            <w:r/>
+            <w:r>
+              <w:rPr>
+                <w:color w:val="10332F"/>
+                <w:sz w:val="17"/>
+              </w:rPr>
+              <w:t>65.7</w:t>
+            </w:r>
+          </w:p>
+        </w:tc>
+      </w:tr>
+      <w:tr>
+        <w:tc>
+          <w:tcPr>
+            <w:tcW w:type="dxa" w:w="2381"/>
+          </w:tcPr>
+          <w:p>
+            <w:pPr>
+              <w:spacing w:after="20"/>
+            </w:pPr>
+            <w:r/>
+            <w:r>
+              <w:rPr>
+                <w:color w:val="10332F"/>
+                <w:sz w:val="17"/>
+              </w:rPr>
+              <w:t>trendyol.com</w:t>
+            </w:r>
+          </w:p>
+        </w:tc>
+        <w:tc>
+          <w:tcPr>
+            <w:tcW w:type="dxa" w:w="1361"/>
+          </w:tcPr>
+          <w:p>
+            <w:pPr>
+              <w:spacing w:after="20"/>
+            </w:pPr>
+            <w:r/>
+            <w:r>
+              <w:rPr>
+                <w:color w:val="10332F"/>
+                <w:sz w:val="17"/>
+              </w:rPr>
+              <w:t>Pazaryeri</w:t>
+            </w:r>
+          </w:p>
+        </w:tc>
+        <w:tc>
+          <w:tcPr>
+            <w:tcW w:type="dxa" w:w="1644"/>
+          </w:tcPr>
+          <w:p>
+            <w:pPr>
+              <w:spacing w:after="20"/>
+              <w:jc w:val="center"/>
+            </w:pPr>
+            <w:r/>
+            <w:r>
+              <w:rPr>
+                <w:color w:val="10332F"/>
+                <w:sz w:val="17"/>
+              </w:rPr>
+              <w:t>%12.69</w:t>
+            </w:r>
+          </w:p>
+        </w:tc>
+        <w:tc>
+          <w:tcPr>
+            <w:tcW w:type="dxa" w:w="1361"/>
+          </w:tcPr>
+          <w:p>
+            <w:pPr>
+              <w:spacing w:after="20"/>
+              <w:jc w:val="center"/>
+            </w:pPr>
+            <w:r/>
+            <w:r>
+              <w:rPr>
+                <w:color w:val="10332F"/>
+                <w:sz w:val="17"/>
+              </w:rPr>
+              <w:t>%15.3</w:t>
+            </w:r>
+          </w:p>
+        </w:tc>
+        <w:tc>
+          <w:tcPr>
+            <w:tcW w:type="dxa" w:w="1247"/>
           </w:tcPr>
           <w:p>
             <w:pPr>
@@ -13577,7 +12970,26 @@
                 <w:color w:val="2E7D32"/>
                 <w:sz w:val="17"/>
               </w:rPr>
-              <w:t>+0.27</w:t>
+              <w:t>+2.61</w:t>
+            </w:r>
+          </w:p>
+        </w:tc>
+        <w:tc>
+          <w:tcPr>
+            <w:tcW w:type="dxa" w:w="1361"/>
+          </w:tcPr>
+          <w:p>
+            <w:pPr>
+              <w:spacing w:after="20"/>
+              <w:jc w:val="center"/>
+            </w:pPr>
+            <w:r/>
+            <w:r>
+              <w:rPr>
+                <w:color w:val="10332F"/>
+                <w:sz w:val="17"/>
+              </w:rPr>
+              <w:t>77.3</w:t>
             </w:r>
           </w:p>
         </w:tc>
@@ -13585,75 +12997,19 @@
       <w:tr>
         <w:tc>
           <w:tcPr>
-            <w:tcW w:type="dxa" w:w="2608"/>
-          </w:tcPr>
-          <w:p>
-            <w:pPr>
-              <w:spacing w:after="20"/>
-            </w:pPr>
-            <w:r/>
-            <w:r>
-              <w:rPr>
-                <w:color w:val="10332F"/>
-                <w:sz w:val="17"/>
-              </w:rPr>
-              <w:t>trendyol.com</w:t>
-            </w:r>
-          </w:p>
-        </w:tc>
-        <w:tc>
-          <w:tcPr>
-            <w:tcW w:type="dxa" w:w="1474"/>
-          </w:tcPr>
-          <w:p>
-            <w:pPr>
-              <w:spacing w:after="20"/>
-            </w:pPr>
-            <w:r/>
-            <w:r>
-              <w:rPr>
-                <w:color w:val="10332F"/>
-                <w:sz w:val="17"/>
-              </w:rPr>
-              <w:t>Pazaryeri</w:t>
-            </w:r>
-          </w:p>
-        </w:tc>
-        <w:tc>
-          <w:tcPr>
-            <w:tcW w:type="dxa" w:w="1814"/>
-          </w:tcPr>
-          <w:p>
-            <w:pPr>
-              <w:spacing w:after="20"/>
-              <w:jc w:val="center"/>
-            </w:pPr>
-            <w:r/>
-            <w:r>
-              <w:rPr>
-                <w:color w:val="10332F"/>
-                <w:sz w:val="17"/>
-              </w:rPr>
-              <w:t>%12.69</w:t>
-            </w:r>
-          </w:p>
-        </w:tc>
-        <w:tc>
-          <w:tcPr>
-            <w:tcW w:type="dxa" w:w="1814"/>
-          </w:tcPr>
-          <w:p>
-            <w:pPr>
-              <w:spacing w:after="20"/>
-              <w:jc w:val="center"/>
-            </w:pPr>
-            <w:r/>
-            <w:r>
-              <w:rPr>
-                <w:color w:val="10332F"/>
-                <w:sz w:val="17"/>
-              </w:rPr>
-              <w:t>%15.03</w:t>
+            <w:tcW w:type="dxa" w:w="2381"/>
+          </w:tcPr>
+          <w:p>
+            <w:pPr>
+              <w:spacing w:after="20"/>
+            </w:pPr>
+            <w:r/>
+            <w:r>
+              <w:rPr>
+                <w:color w:val="10332F"/>
+                <w:sz w:val="17"/>
+              </w:rPr>
+              <w:t>watsons.com.tr</w:t>
             </w:r>
           </w:p>
         </w:tc>
@@ -13664,16 +13020,91 @@
           <w:p>
             <w:pPr>
               <w:spacing w:after="20"/>
+            </w:pPr>
+            <w:r/>
+            <w:r>
+              <w:rPr>
+                <w:color w:val="10332F"/>
+                <w:sz w:val="17"/>
+              </w:rPr>
+              <w:t>Rakip</w:t>
+            </w:r>
+          </w:p>
+        </w:tc>
+        <w:tc>
+          <w:tcPr>
+            <w:tcW w:type="dxa" w:w="1644"/>
+          </w:tcPr>
+          <w:p>
+            <w:pPr>
+              <w:spacing w:after="20"/>
+              <w:jc w:val="center"/>
+            </w:pPr>
+            <w:r/>
+            <w:r>
+              <w:rPr>
+                <w:color w:val="10332F"/>
+                <w:sz w:val="17"/>
+              </w:rPr>
+              <w:t>%10.48</w:t>
+            </w:r>
+          </w:p>
+        </w:tc>
+        <w:tc>
+          <w:tcPr>
+            <w:tcW w:type="dxa" w:w="1361"/>
+          </w:tcPr>
+          <w:p>
+            <w:pPr>
+              <w:spacing w:after="20"/>
+              <w:jc w:val="center"/>
+            </w:pPr>
+            <w:r/>
+            <w:r>
+              <w:rPr>
+                <w:color w:val="10332F"/>
+                <w:sz w:val="17"/>
+              </w:rPr>
+              <w:t>%10.15</w:t>
+            </w:r>
+          </w:p>
+        </w:tc>
+        <w:tc>
+          <w:tcPr>
+            <w:tcW w:type="dxa" w:w="1247"/>
+          </w:tcPr>
+          <w:p>
+            <w:pPr>
+              <w:spacing w:after="20"/>
               <w:jc w:val="center"/>
             </w:pPr>
             <w:r/>
             <w:r>
               <w:rPr>
                 <w:b/>
-                <w:color w:val="2E7D32"/>
-                <w:sz w:val="17"/>
-              </w:rPr>
-              <w:t>+2.34</w:t>
+                <w:color w:val="D32F2F"/>
+                <w:sz w:val="17"/>
+              </w:rPr>
+              <w:t>-0.33</w:t>
+            </w:r>
+          </w:p>
+        </w:tc>
+        <w:tc>
+          <w:tcPr>
+            <w:tcW w:type="dxa" w:w="1361"/>
+          </w:tcPr>
+          <w:p>
+            <w:pPr>
+              <w:spacing w:after="20"/>
+              <w:jc w:val="center"/>
+            </w:pPr>
+            <w:r/>
+            <w:r>
+              <w:rPr>
+                <w:color w:val="10332F"/>
+                <w:sz w:val="17"/>
+              </w:rPr>
+              <w:t>66.4</w:t>
             </w:r>
           </w:p>
         </w:tc>
@@ -13681,81 +13112,81 @@
       <w:tr>
         <w:tc>
           <w:tcPr>
-            <w:tcW w:type="dxa" w:w="2608"/>
-          </w:tcPr>
-          <w:p>
-            <w:pPr>
-              <w:spacing w:after="20"/>
-            </w:pPr>
-            <w:r/>
-            <w:r>
-              <w:rPr>
-                <w:color w:val="10332F"/>
-                <w:sz w:val="17"/>
-              </w:rPr>
-              <w:t>watsons.com.tr</w:t>
-            </w:r>
-          </w:p>
-        </w:tc>
-        <w:tc>
-          <w:tcPr>
-            <w:tcW w:type="dxa" w:w="1474"/>
-          </w:tcPr>
-          <w:p>
-            <w:pPr>
-              <w:spacing w:after="20"/>
-            </w:pPr>
-            <w:r/>
-            <w:r>
-              <w:rPr>
-                <w:color w:val="10332F"/>
-                <w:sz w:val="17"/>
-              </w:rPr>
-              <w:t>Rakip</w:t>
-            </w:r>
-          </w:p>
-        </w:tc>
-        <w:tc>
-          <w:tcPr>
-            <w:tcW w:type="dxa" w:w="1814"/>
-          </w:tcPr>
-          <w:p>
-            <w:pPr>
-              <w:spacing w:after="20"/>
-              <w:jc w:val="center"/>
-            </w:pPr>
-            <w:r/>
-            <w:r>
-              <w:rPr>
-                <w:color w:val="10332F"/>
-                <w:sz w:val="17"/>
-              </w:rPr>
-              <w:t>%10.48</w:t>
-            </w:r>
-          </w:p>
-        </w:tc>
-        <w:tc>
-          <w:tcPr>
-            <w:tcW w:type="dxa" w:w="1814"/>
-          </w:tcPr>
-          <w:p>
-            <w:pPr>
-              <w:spacing w:after="20"/>
-              <w:jc w:val="center"/>
-            </w:pPr>
-            <w:r/>
-            <w:r>
-              <w:rPr>
-                <w:color w:val="10332F"/>
-                <w:sz w:val="17"/>
-              </w:rPr>
-              <w:t>%10.04</w:t>
+            <w:tcW w:type="dxa" w:w="2381"/>
+          </w:tcPr>
+          <w:p>
+            <w:pPr>
+              <w:spacing w:after="20"/>
+            </w:pPr>
+            <w:r/>
+            <w:r>
+              <w:rPr>
+                <w:color w:val="10332F"/>
+                <w:sz w:val="17"/>
+              </w:rPr>
+              <w:t>flormar.com.tr</w:t>
             </w:r>
           </w:p>
         </w:tc>
         <w:tc>
           <w:tcPr>
             <w:tcW w:type="dxa" w:w="1361"/>
+          </w:tcPr>
+          <w:p>
+            <w:pPr>
+              <w:spacing w:after="20"/>
+            </w:pPr>
+            <w:r/>
+            <w:r>
+              <w:rPr>
+                <w:color w:val="10332F"/>
+                <w:sz w:val="17"/>
+              </w:rPr>
+              <w:t>Flormar</w:t>
+            </w:r>
+          </w:p>
+        </w:tc>
+        <w:tc>
+          <w:tcPr>
+            <w:tcW w:type="dxa" w:w="1644"/>
+          </w:tcPr>
+          <w:p>
+            <w:pPr>
+              <w:spacing w:after="20"/>
+              <w:jc w:val="center"/>
+            </w:pPr>
+            <w:r/>
+            <w:r>
+              <w:rPr>
+                <w:color w:val="10332F"/>
+                <w:sz w:val="17"/>
+              </w:rPr>
+              <w:t>%8.93</w:t>
+            </w:r>
+          </w:p>
+        </w:tc>
+        <w:tc>
+          <w:tcPr>
+            <w:tcW w:type="dxa" w:w="1361"/>
+          </w:tcPr>
+          <w:p>
+            <w:pPr>
+              <w:spacing w:after="20"/>
+              <w:jc w:val="center"/>
+            </w:pPr>
+            <w:r/>
+            <w:r>
+              <w:rPr>
+                <w:color w:val="10332F"/>
+                <w:sz w:val="17"/>
+              </w:rPr>
+              <w:t>%8.71</w:t>
+            </w:r>
+          </w:p>
+        </w:tc>
+        <w:tc>
+          <w:tcPr>
+            <w:tcW w:type="dxa" w:w="1247"/>
           </w:tcPr>
           <w:p>
             <w:pPr>
@@ -13769,7 +13200,26 @@
                 <w:color w:val="D32F2F"/>
                 <w:sz w:val="17"/>
               </w:rPr>
-              <w:t>-0.44</w:t>
+              <w:t>-0.22</w:t>
+            </w:r>
+          </w:p>
+        </w:tc>
+        <w:tc>
+          <w:tcPr>
+            <w:tcW w:type="dxa" w:w="1361"/>
+          </w:tcPr>
+          <w:p>
+            <w:pPr>
+              <w:spacing w:after="20"/>
+              <w:jc w:val="center"/>
+            </w:pPr>
+            <w:r/>
+            <w:r>
+              <w:rPr>
+                <w:color w:val="10332F"/>
+                <w:sz w:val="17"/>
+              </w:rPr>
+              <w:t>54.4</w:t>
             </w:r>
           </w:p>
         </w:tc>
@@ -13777,81 +13227,81 @@
       <w:tr>
         <w:tc>
           <w:tcPr>
-            <w:tcW w:type="dxa" w:w="2608"/>
-          </w:tcPr>
-          <w:p>
-            <w:pPr>
-              <w:spacing w:after="20"/>
-            </w:pPr>
-            <w:r/>
-            <w:r>
-              <w:rPr>
-                <w:color w:val="10332F"/>
-                <w:sz w:val="17"/>
-              </w:rPr>
-              <w:t>flormar.com.tr</w:t>
-            </w:r>
-          </w:p>
-        </w:tc>
-        <w:tc>
-          <w:tcPr>
-            <w:tcW w:type="dxa" w:w="1474"/>
-          </w:tcPr>
-          <w:p>
-            <w:pPr>
-              <w:spacing w:after="20"/>
-            </w:pPr>
-            <w:r/>
-            <w:r>
-              <w:rPr>
-                <w:color w:val="10332F"/>
-                <w:sz w:val="17"/>
-              </w:rPr>
-              <w:t>Flormar</w:t>
-            </w:r>
-          </w:p>
-        </w:tc>
-        <w:tc>
-          <w:tcPr>
-            <w:tcW w:type="dxa" w:w="1814"/>
-          </w:tcPr>
-          <w:p>
-            <w:pPr>
-              <w:spacing w:after="20"/>
-              <w:jc w:val="center"/>
-            </w:pPr>
-            <w:r/>
-            <w:r>
-              <w:rPr>
-                <w:color w:val="10332F"/>
-                <w:sz w:val="17"/>
-              </w:rPr>
-              <w:t>%8.93</w:t>
-            </w:r>
-          </w:p>
-        </w:tc>
-        <w:tc>
-          <w:tcPr>
-            <w:tcW w:type="dxa" w:w="1814"/>
-          </w:tcPr>
-          <w:p>
-            <w:pPr>
-              <w:spacing w:after="20"/>
-              <w:jc w:val="center"/>
-            </w:pPr>
-            <w:r/>
-            <w:r>
-              <w:rPr>
-                <w:color w:val="10332F"/>
-                <w:sz w:val="17"/>
-              </w:rPr>
-              <w:t>%8.63</w:t>
+            <w:tcW w:type="dxa" w:w="2381"/>
+          </w:tcPr>
+          <w:p>
+            <w:pPr>
+              <w:spacing w:after="20"/>
+            </w:pPr>
+            <w:r/>
+            <w:r>
+              <w:rPr>
+                <w:color w:val="10332F"/>
+                <w:sz w:val="17"/>
+              </w:rPr>
+              <w:t>sephora.com.tr</w:t>
             </w:r>
           </w:p>
         </w:tc>
         <w:tc>
           <w:tcPr>
             <w:tcW w:type="dxa" w:w="1361"/>
+          </w:tcPr>
+          <w:p>
+            <w:pPr>
+              <w:spacing w:after="20"/>
+            </w:pPr>
+            <w:r/>
+            <w:r>
+              <w:rPr>
+                <w:color w:val="10332F"/>
+                <w:sz w:val="17"/>
+              </w:rPr>
+              <w:t>Rakip</w:t>
+            </w:r>
+          </w:p>
+        </w:tc>
+        <w:tc>
+          <w:tcPr>
+            <w:tcW w:type="dxa" w:w="1644"/>
+          </w:tcPr>
+          <w:p>
+            <w:pPr>
+              <w:spacing w:after="20"/>
+              <w:jc w:val="center"/>
+            </w:pPr>
+            <w:r/>
+            <w:r>
+              <w:rPr>
+                <w:color w:val="10332F"/>
+                <w:sz w:val="17"/>
+              </w:rPr>
+              <w:t>%6.77</w:t>
+            </w:r>
+          </w:p>
+        </w:tc>
+        <w:tc>
+          <w:tcPr>
+            <w:tcW w:type="dxa" w:w="1361"/>
+          </w:tcPr>
+          <w:p>
+            <w:pPr>
+              <w:spacing w:after="20"/>
+              <w:jc w:val="center"/>
+            </w:pPr>
+            <w:r/>
+            <w:r>
+              <w:rPr>
+                <w:color w:val="10332F"/>
+                <w:sz w:val="17"/>
+              </w:rPr>
+              <w:t>%5.87</w:t>
+            </w:r>
+          </w:p>
+        </w:tc>
+        <w:tc>
+          <w:tcPr>
+            <w:tcW w:type="dxa" w:w="1247"/>
           </w:tcPr>
           <w:p>
             <w:pPr>
@@ -13865,7 +13315,26 @@
                 <w:color w:val="D32F2F"/>
                 <w:sz w:val="17"/>
               </w:rPr>
-              <w:t>-0.3</w:t>
+              <w:t>-0.9</w:t>
+            </w:r>
+          </w:p>
+        </w:tc>
+        <w:tc>
+          <w:tcPr>
+            <w:tcW w:type="dxa" w:w="1361"/>
+          </w:tcPr>
+          <w:p>
+            <w:pPr>
+              <w:spacing w:after="20"/>
+              <w:jc w:val="center"/>
+            </w:pPr>
+            <w:r/>
+            <w:r>
+              <w:rPr>
+                <w:color w:val="10332F"/>
+                <w:sz w:val="17"/>
+              </w:rPr>
+              <w:t>38.3</w:t>
             </w:r>
           </w:p>
         </w:tc>
@@ -13873,25 +13342,25 @@
       <w:tr>
         <w:tc>
           <w:tcPr>
-            <w:tcW w:type="dxa" w:w="2608"/>
-          </w:tcPr>
-          <w:p>
-            <w:pPr>
-              <w:spacing w:after="20"/>
-            </w:pPr>
-            <w:r/>
-            <w:r>
-              <w:rPr>
-                <w:color w:val="10332F"/>
-                <w:sz w:val="17"/>
-              </w:rPr>
-              <w:t>sephora.com.tr</w:t>
-            </w:r>
-          </w:p>
-        </w:tc>
-        <w:tc>
-          <w:tcPr>
-            <w:tcW w:type="dxa" w:w="1474"/>
+            <w:tcW w:type="dxa" w:w="2381"/>
+          </w:tcPr>
+          <w:p>
+            <w:pPr>
+              <w:spacing w:after="20"/>
+            </w:pPr>
+            <w:r/>
+            <w:r>
+              <w:rPr>
+                <w:color w:val="10332F"/>
+                <w:sz w:val="17"/>
+              </w:rPr>
+              <w:t>shop.goldenrose.com.tr</w:t>
+            </w:r>
+          </w:p>
+        </w:tc>
+        <w:tc>
+          <w:tcPr>
+            <w:tcW w:type="dxa" w:w="1361"/>
           </w:tcPr>
           <w:p>
             <w:pPr>
@@ -13909,45 +13378,159 @@
         </w:tc>
         <w:tc>
           <w:tcPr>
-            <w:tcW w:type="dxa" w:w="1814"/>
-          </w:tcPr>
-          <w:p>
-            <w:pPr>
-              <w:spacing w:after="20"/>
-              <w:jc w:val="center"/>
-            </w:pPr>
-            <w:r/>
-            <w:r>
-              <w:rPr>
-                <w:color w:val="10332F"/>
-                <w:sz w:val="17"/>
-              </w:rPr>
-              <w:t>%6.77</w:t>
-            </w:r>
-          </w:p>
-        </w:tc>
-        <w:tc>
-          <w:tcPr>
-            <w:tcW w:type="dxa" w:w="1814"/>
-          </w:tcPr>
-          <w:p>
-            <w:pPr>
-              <w:spacing w:after="20"/>
-              <w:jc w:val="center"/>
-            </w:pPr>
-            <w:r/>
-            <w:r>
-              <w:rPr>
-                <w:color w:val="10332F"/>
-                <w:sz w:val="17"/>
-              </w:rPr>
-              <w:t>%5.9</w:t>
+            <w:tcW w:type="dxa" w:w="1644"/>
+          </w:tcPr>
+          <w:p>
+            <w:pPr>
+              <w:spacing w:after="20"/>
+              <w:jc w:val="center"/>
+            </w:pPr>
+            <w:r/>
+            <w:r>
+              <w:rPr>
+                <w:color w:val="10332F"/>
+                <w:sz w:val="17"/>
+              </w:rPr>
+              <w:t>-</w:t>
             </w:r>
           </w:p>
         </w:tc>
         <w:tc>
           <w:tcPr>
             <w:tcW w:type="dxa" w:w="1361"/>
+          </w:tcPr>
+          <w:p>
+            <w:pPr>
+              <w:spacing w:after="20"/>
+              <w:jc w:val="center"/>
+            </w:pPr>
+            <w:r/>
+            <w:r>
+              <w:rPr>
+                <w:color w:val="10332F"/>
+                <w:sz w:val="17"/>
+              </w:rPr>
+              <w:t>%1.32</w:t>
+            </w:r>
+          </w:p>
+        </w:tc>
+        <w:tc>
+          <w:tcPr>
+            <w:tcW w:type="dxa" w:w="1247"/>
+          </w:tcPr>
+          <w:p>
+            <w:pPr>
+              <w:spacing w:after="20"/>
+              <w:jc w:val="center"/>
+            </w:pPr>
+            <w:r/>
+            <w:r>
+              <w:rPr>
+                <w:color w:val="10332F"/>
+                <w:sz w:val="17"/>
+              </w:rPr>
+              <w:t>-</w:t>
+            </w:r>
+          </w:p>
+        </w:tc>
+        <w:tc>
+          <w:tcPr>
+            <w:tcW w:type="dxa" w:w="1361"/>
+          </w:tcPr>
+          <w:p>
+            <w:pPr>
+              <w:spacing w:after="20"/>
+              <w:jc w:val="center"/>
+            </w:pPr>
+            <w:r/>
+            <w:r>
+              <w:rPr>
+                <w:color w:val="10332F"/>
+                <w:sz w:val="17"/>
+              </w:rPr>
+              <w:t>24.2</w:t>
+            </w:r>
+          </w:p>
+        </w:tc>
+      </w:tr>
+      <w:tr>
+        <w:tc>
+          <w:tcPr>
+            <w:tcW w:type="dxa" w:w="2381"/>
+          </w:tcPr>
+          <w:p>
+            <w:pPr>
+              <w:spacing w:after="20"/>
+            </w:pPr>
+            <w:r/>
+            <w:r>
+              <w:rPr>
+                <w:color w:val="10332F"/>
+                <w:sz w:val="17"/>
+              </w:rPr>
+              <w:t>kikomilano.com.tr</w:t>
+            </w:r>
+          </w:p>
+        </w:tc>
+        <w:tc>
+          <w:tcPr>
+            <w:tcW w:type="dxa" w:w="1361"/>
+          </w:tcPr>
+          <w:p>
+            <w:pPr>
+              <w:spacing w:after="20"/>
+            </w:pPr>
+            <w:r/>
+            <w:r>
+              <w:rPr>
+                <w:color w:val="10332F"/>
+                <w:sz w:val="17"/>
+              </w:rPr>
+              <w:t>Rakip</w:t>
+            </w:r>
+          </w:p>
+        </w:tc>
+        <w:tc>
+          <w:tcPr>
+            <w:tcW w:type="dxa" w:w="1644"/>
+          </w:tcPr>
+          <w:p>
+            <w:pPr>
+              <w:spacing w:after="20"/>
+              <w:jc w:val="center"/>
+            </w:pPr>
+            <w:r/>
+            <w:r>
+              <w:rPr>
+                <w:color w:val="10332F"/>
+                <w:sz w:val="17"/>
+              </w:rPr>
+              <w:t>%1.85</w:t>
+            </w:r>
+          </w:p>
+        </w:tc>
+        <w:tc>
+          <w:tcPr>
+            <w:tcW w:type="dxa" w:w="1361"/>
+          </w:tcPr>
+          <w:p>
+            <w:pPr>
+              <w:spacing w:after="20"/>
+              <w:jc w:val="center"/>
+            </w:pPr>
+            <w:r/>
+            <w:r>
+              <w:rPr>
+                <w:color w:val="10332F"/>
+                <w:sz w:val="17"/>
+              </w:rPr>
+              <w:t>%1.54</w:t>
+            </w:r>
+          </w:p>
+        </w:tc>
+        <w:tc>
+          <w:tcPr>
+            <w:tcW w:type="dxa" w:w="1247"/>
           </w:tcPr>
           <w:p>
             <w:pPr>
@@ -13961,7 +13544,26 @@
                 <w:color w:val="D32F2F"/>
                 <w:sz w:val="17"/>
               </w:rPr>
-              <w:t>-0.87</w:t>
+              <w:t>-0.31</w:t>
+            </w:r>
+          </w:p>
+        </w:tc>
+        <w:tc>
+          <w:tcPr>
+            <w:tcW w:type="dxa" w:w="1361"/>
+          </w:tcPr>
+          <w:p>
+            <w:pPr>
+              <w:spacing w:after="20"/>
+              <w:jc w:val="center"/>
+            </w:pPr>
+            <w:r/>
+            <w:r>
+              <w:rPr>
+                <w:color w:val="10332F"/>
+                <w:sz w:val="17"/>
+              </w:rPr>
+              <w:t>22.3</w:t>
             </w:r>
           </w:p>
         </w:tc>
@@ -13969,7 +13571,7 @@
       <w:tr>
         <w:tc>
           <w:tcPr>
-            <w:tcW w:type="dxa" w:w="2608"/>
+            <w:tcW w:type="dxa" w:w="2381"/>
           </w:tcPr>
           <w:p>
             <w:pPr>
@@ -13987,7 +13589,7 @@
         </w:tc>
         <w:tc>
           <w:tcPr>
-            <w:tcW w:type="dxa" w:w="1474"/>
+            <w:tcW w:type="dxa" w:w="1361"/>
           </w:tcPr>
           <w:p>
             <w:pPr>
@@ -14005,7 +13607,7 @@
         </w:tc>
         <w:tc>
           <w:tcPr>
-            <w:tcW w:type="dxa" w:w="1814"/>
+            <w:tcW w:type="dxa" w:w="1644"/>
           </w:tcPr>
           <w:p>
             <w:pPr>
@@ -14024,26 +13626,26 @@
         </w:tc>
         <w:tc>
           <w:tcPr>
-            <w:tcW w:type="dxa" w:w="1814"/>
-          </w:tcPr>
-          <w:p>
-            <w:pPr>
-              <w:spacing w:after="20"/>
-              <w:jc w:val="center"/>
-            </w:pPr>
-            <w:r/>
-            <w:r>
-              <w:rPr>
-                <w:color w:val="10332F"/>
-                <w:sz w:val="17"/>
-              </w:rPr>
-              <w:t>%2.08</w:t>
-            </w:r>
-          </w:p>
-        </w:tc>
-        <w:tc>
-          <w:tcPr>
             <w:tcW w:type="dxa" w:w="1361"/>
+          </w:tcPr>
+          <w:p>
+            <w:pPr>
+              <w:spacing w:after="20"/>
+              <w:jc w:val="center"/>
+            </w:pPr>
+            <w:r/>
+            <w:r>
+              <w:rPr>
+                <w:color w:val="10332F"/>
+                <w:sz w:val="17"/>
+              </w:rPr>
+              <w:t>%1.98</w:t>
+            </w:r>
+          </w:p>
+        </w:tc>
+        <w:tc>
+          <w:tcPr>
+            <w:tcW w:type="dxa" w:w="1247"/>
           </w:tcPr>
           <w:p>
             <w:pPr>
@@ -14057,7 +13659,26 @@
                 <w:color w:val="D32F2F"/>
                 <w:sz w:val="17"/>
               </w:rPr>
-              <w:t>-0.27</w:t>
+              <w:t>-0.37</w:t>
+            </w:r>
+          </w:p>
+        </w:tc>
+        <w:tc>
+          <w:tcPr>
+            <w:tcW w:type="dxa" w:w="1361"/>
+          </w:tcPr>
+          <w:p>
+            <w:pPr>
+              <w:spacing w:after="20"/>
+              <w:jc w:val="center"/>
+            </w:pPr>
+            <w:r/>
+            <w:r>
+              <w:rPr>
+                <w:color w:val="10332F"/>
+                <w:sz w:val="17"/>
+              </w:rPr>
+              <w:t>20.3</w:t>
             </w:r>
           </w:p>
         </w:tc>
@@ -14065,25 +13686,25 @@
       <w:tr>
         <w:tc>
           <w:tcPr>
-            <w:tcW w:type="dxa" w:w="2608"/>
-          </w:tcPr>
-          <w:p>
-            <w:pPr>
-              <w:spacing w:after="20"/>
-            </w:pPr>
-            <w:r/>
-            <w:r>
-              <w:rPr>
-                <w:color w:val="10332F"/>
-                <w:sz w:val="17"/>
-              </w:rPr>
-              <w:t>kikomilano.com.tr</w:t>
-            </w:r>
-          </w:p>
-        </w:tc>
-        <w:tc>
-          <w:tcPr>
-            <w:tcW w:type="dxa" w:w="1474"/>
+            <w:tcW w:type="dxa" w:w="2381"/>
+          </w:tcPr>
+          <w:p>
+            <w:pPr>
+              <w:spacing w:after="20"/>
+            </w:pPr>
+            <w:r/>
+            <w:r>
+              <w:rPr>
+                <w:color w:val="10332F"/>
+                <w:sz w:val="17"/>
+              </w:rPr>
+              <w:t>yvesrocher.com.tr</w:t>
+            </w:r>
+          </w:p>
+        </w:tc>
+        <w:tc>
+          <w:tcPr>
+            <w:tcW w:type="dxa" w:w="1361"/>
           </w:tcPr>
           <w:p>
             <w:pPr>
@@ -14101,45 +13722,45 @@
         </w:tc>
         <w:tc>
           <w:tcPr>
-            <w:tcW w:type="dxa" w:w="1814"/>
-          </w:tcPr>
-          <w:p>
-            <w:pPr>
-              <w:spacing w:after="20"/>
-              <w:jc w:val="center"/>
-            </w:pPr>
-            <w:r/>
-            <w:r>
-              <w:rPr>
-                <w:color w:val="10332F"/>
-                <w:sz w:val="17"/>
-              </w:rPr>
-              <w:t>%1.85</w:t>
-            </w:r>
-          </w:p>
-        </w:tc>
-        <w:tc>
-          <w:tcPr>
-            <w:tcW w:type="dxa" w:w="1814"/>
-          </w:tcPr>
-          <w:p>
-            <w:pPr>
-              <w:spacing w:after="20"/>
-              <w:jc w:val="center"/>
-            </w:pPr>
-            <w:r/>
-            <w:r>
-              <w:rPr>
-                <w:color w:val="10332F"/>
-                <w:sz w:val="17"/>
-              </w:rPr>
-              <w:t>%1.55</w:t>
+            <w:tcW w:type="dxa" w:w="1644"/>
+          </w:tcPr>
+          <w:p>
+            <w:pPr>
+              <w:spacing w:after="20"/>
+              <w:jc w:val="center"/>
+            </w:pPr>
+            <w:r/>
+            <w:r>
+              <w:rPr>
+                <w:color w:val="10332F"/>
+                <w:sz w:val="17"/>
+              </w:rPr>
+              <w:t>%1.89</w:t>
             </w:r>
           </w:p>
         </w:tc>
         <w:tc>
           <w:tcPr>
             <w:tcW w:type="dxa" w:w="1361"/>
+          </w:tcPr>
+          <w:p>
+            <w:pPr>
+              <w:spacing w:after="20"/>
+              <w:jc w:val="center"/>
+            </w:pPr>
+            <w:r/>
+            <w:r>
+              <w:rPr>
+                <w:color w:val="10332F"/>
+                <w:sz w:val="17"/>
+              </w:rPr>
+              <w:t>%1.41</w:t>
+            </w:r>
+          </w:p>
+        </w:tc>
+        <w:tc>
+          <w:tcPr>
+            <w:tcW w:type="dxa" w:w="1247"/>
           </w:tcPr>
           <w:p>
             <w:pPr>
@@ -14153,83 +13774,7 @@
                 <w:color w:val="D32F2F"/>
                 <w:sz w:val="17"/>
               </w:rPr>
-              <w:t>-0.3</w:t>
-            </w:r>
-          </w:p>
-        </w:tc>
-      </w:tr>
-      <w:tr>
-        <w:tc>
-          <w:tcPr>
-            <w:tcW w:type="dxa" w:w="2608"/>
-          </w:tcPr>
-          <w:p>
-            <w:pPr>
-              <w:spacing w:after="20"/>
-            </w:pPr>
-            <w:r/>
-            <w:r>
-              <w:rPr>
-                <w:color w:val="10332F"/>
-                <w:sz w:val="17"/>
-              </w:rPr>
-              <w:t>yvesrocher.com.tr</w:t>
-            </w:r>
-          </w:p>
-        </w:tc>
-        <w:tc>
-          <w:tcPr>
-            <w:tcW w:type="dxa" w:w="1474"/>
-          </w:tcPr>
-          <w:p>
-            <w:pPr>
-              <w:spacing w:after="20"/>
-            </w:pPr>
-            <w:r/>
-            <w:r>
-              <w:rPr>
-                <w:color w:val="10332F"/>
-                <w:sz w:val="17"/>
-              </w:rPr>
-              <w:t>Rakip</w:t>
-            </w:r>
-          </w:p>
-        </w:tc>
-        <w:tc>
-          <w:tcPr>
-            <w:tcW w:type="dxa" w:w="1814"/>
-          </w:tcPr>
-          <w:p>
-            <w:pPr>
-              <w:spacing w:after="20"/>
-              <w:jc w:val="center"/>
-            </w:pPr>
-            <w:r/>
-            <w:r>
-              <w:rPr>
-                <w:color w:val="10332F"/>
-                <w:sz w:val="17"/>
-              </w:rPr>
-              <w:t>%1.89</w:t>
-            </w:r>
-          </w:p>
-        </w:tc>
-        <w:tc>
-          <w:tcPr>
-            <w:tcW w:type="dxa" w:w="1814"/>
-          </w:tcPr>
-          <w:p>
-            <w:pPr>
-              <w:spacing w:after="20"/>
-              <w:jc w:val="center"/>
-            </w:pPr>
-            <w:r/>
-            <w:r>
-              <w:rPr>
-                <w:color w:val="10332F"/>
-                <w:sz w:val="17"/>
-              </w:rPr>
-              <w:t>%1.4</w:t>
+              <w:t>-0.48</w:t>
             </w:r>
           </w:p>
         </w:tc>
@@ -14245,106 +13790,10 @@
             <w:r/>
             <w:r>
               <w:rPr>
-                <w:b/>
-                <w:color w:val="D32F2F"/>
-                <w:sz w:val="17"/>
-              </w:rPr>
-              <w:t>-0.49</w:t>
-            </w:r>
-          </w:p>
-        </w:tc>
-      </w:tr>
-      <w:tr>
-        <w:tc>
-          <w:tcPr>
-            <w:tcW w:type="dxa" w:w="2608"/>
-          </w:tcPr>
-          <w:p>
-            <w:pPr>
-              <w:spacing w:after="20"/>
-            </w:pPr>
-            <w:r/>
-            <w:r>
-              <w:rPr>
-                <w:color w:val="10332F"/>
-                <w:sz w:val="17"/>
-              </w:rPr>
-              <w:t>shop.goldenrose.com.tr</w:t>
-            </w:r>
-          </w:p>
-        </w:tc>
-        <w:tc>
-          <w:tcPr>
-            <w:tcW w:type="dxa" w:w="1474"/>
-          </w:tcPr>
-          <w:p>
-            <w:pPr>
-              <w:spacing w:after="20"/>
-            </w:pPr>
-            <w:r/>
-            <w:r>
-              <w:rPr>
-                <w:color w:val="10332F"/>
-                <w:sz w:val="17"/>
-              </w:rPr>
-              <w:t>Rakip</w:t>
-            </w:r>
-          </w:p>
-        </w:tc>
-        <w:tc>
-          <w:tcPr>
-            <w:tcW w:type="dxa" w:w="1814"/>
-          </w:tcPr>
-          <w:p>
-            <w:pPr>
-              <w:spacing w:after="20"/>
-              <w:jc w:val="center"/>
-            </w:pPr>
-            <w:r/>
-            <w:r>
-              <w:rPr>
-                <w:color w:val="10332F"/>
-                <w:sz w:val="17"/>
-              </w:rPr>
-              <w:t>-</w:t>
-            </w:r>
-          </w:p>
-        </w:tc>
-        <w:tc>
-          <w:tcPr>
-            <w:tcW w:type="dxa" w:w="1814"/>
-          </w:tcPr>
-          <w:p>
-            <w:pPr>
-              <w:spacing w:after="20"/>
-              <w:jc w:val="center"/>
-            </w:pPr>
-            <w:r/>
-            <w:r>
-              <w:rPr>
-                <w:color w:val="10332F"/>
-                <w:sz w:val="17"/>
-              </w:rPr>
-              <w:t>%1.37</w:t>
-            </w:r>
-          </w:p>
-        </w:tc>
-        <w:tc>
-          <w:tcPr>
-            <w:tcW w:type="dxa" w:w="1361"/>
-          </w:tcPr>
-          <w:p>
-            <w:pPr>
-              <w:spacing w:after="20"/>
-              <w:jc w:val="center"/>
-            </w:pPr>
-            <w:r/>
-            <w:r>
-              <w:rPr>
-                <w:color w:val="10332F"/>
-                <w:sz w:val="17"/>
-              </w:rPr>
-              <w:t>-</w:t>
+                <w:color w:val="10332F"/>
+                <w:sz w:val="17"/>
+              </w:rPr>
+              <w:t>17.4</w:t>
             </w:r>
           </w:p>
         </w:tc>
@@ -14360,7 +13809,7 @@
           <w:color w:val="7C8B88"/>
           <w:sz w:val="16"/>
         </w:rPr>
-        <w:t>Kaynak: SEOmonitor Share of Voice · mobil · 599 takip kelimesi</w:t>
+        <w:t>Kaynak: SEOmonitor · mobil · 599 takip kelimesi · Share of Clicks tahmini organik tıklama payıdır, Visibility domainin kendi görünürlük skorudur</w:t>
       </w:r>
     </w:p>
     <w:p>
@@ -14398,7 +13847,7 @@
           <w:color w:val="10332F"/>
           <w:sz w:val="19"/>
         </w:rPr>
-        <w:t xml:space="preserve"> +2.34 ile dönemin en belirgin kazananı olurken </w:t>
+        <w:t xml:space="preserve"> +2.61 ile dönemin en belirgin kazananı olurken </w:t>
       </w:r>
       <w:r>
         <w:rPr>
@@ -22445,7 +21894,7 @@
           <w:color w:val="10332F"/>
           <w:sz w:val="23"/>
         </w:rPr>
-        <w:t>AI Overview Share of Voice: 30 günlük değişim</w:t>
+        <w:t>AI Overview Share of Voice ve görünüm metrikleri</w:t>
       </w:r>
     </w:p>
     <w:tbl>
@@ -22456,15 +21905,18 @@
         <w:tblLook w:firstColumn="1" w:firstRow="1" w:lastColumn="0" w:lastRow="0" w:noHBand="0" w:noVBand="1" w:val="04A0"/>
       </w:tblPr>
       <w:tblGrid>
-        <w:gridCol w:w="2550"/>
-        <w:gridCol w:w="2550"/>
-        <w:gridCol w:w="2550"/>
-        <w:gridCol w:w="2550"/>
+        <w:gridCol w:w="1457"/>
+        <w:gridCol w:w="1457"/>
+        <w:gridCol w:w="1457"/>
+        <w:gridCol w:w="1457"/>
+        <w:gridCol w:w="1457"/>
+        <w:gridCol w:w="1457"/>
+        <w:gridCol w:w="1457"/>
       </w:tblGrid>
       <w:tr>
         <w:tc>
           <w:tcPr>
-            <w:tcW w:type="dxa" w:w="3061"/>
+            <w:tcW w:type="dxa" w:w="2268"/>
             <w:shd w:val="clear" w:fill="434343"/>
           </w:tcPr>
           <w:p>
@@ -22484,7 +21936,7 @@
         </w:tc>
         <w:tc>
           <w:tcPr>
-            <w:tcW w:type="dxa" w:w="1928"/>
+            <w:tcW w:type="dxa" w:w="1304"/>
             <w:shd w:val="clear" w:fill="434343"/>
           </w:tcPr>
           <w:p>
@@ -22498,13 +21950,13 @@
                 <w:color w:val="FFFFFF"/>
                 <w:sz w:val="16"/>
               </w:rPr>
-              <w:t>12 Tem 2026</w:t>
-            </w:r>
-          </w:p>
-        </w:tc>
-        <w:tc>
-          <w:tcPr>
-            <w:tcW w:type="dxa" w:w="1928"/>
+              <w:t>SoV 12 Tem</w:t>
+            </w:r>
+          </w:p>
+        </w:tc>
+        <w:tc>
+          <w:tcPr>
+            <w:tcW w:type="dxa" w:w="1304"/>
             <w:shd w:val="clear" w:fill="434343"/>
           </w:tcPr>
           <w:p>
@@ -22518,13 +21970,13 @@
                 <w:color w:val="FFFFFF"/>
                 <w:sz w:val="16"/>
               </w:rPr>
-              <w:t>11 Ağu 2026</w:t>
-            </w:r>
-          </w:p>
-        </w:tc>
-        <w:tc>
-          <w:tcPr>
-            <w:tcW w:type="dxa" w:w="1701"/>
+              <w:t>SoV 11 Ağu</w:t>
+            </w:r>
+          </w:p>
+        </w:tc>
+        <w:tc>
+          <w:tcPr>
+            <w:tcW w:type="dxa" w:w="1247"/>
             <w:shd w:val="clear" w:fill="434343"/>
           </w:tcPr>
           <w:p>
@@ -22542,11 +21994,71 @@
             </w:r>
           </w:p>
         </w:tc>
+        <w:tc>
+          <w:tcPr>
+            <w:tcW w:type="dxa" w:w="1474"/>
+            <w:shd w:val="clear" w:fill="434343"/>
+          </w:tcPr>
+          <w:p>
+            <w:pPr>
+              <w:jc w:val="center"/>
+            </w:pPr>
+            <w:r/>
+            <w:r>
+              <w:rPr>
+                <w:b/>
+                <w:color w:val="FFFFFF"/>
+                <w:sz w:val="16"/>
+              </w:rPr>
+              <w:t>Marka anılması</w:t>
+            </w:r>
+          </w:p>
+        </w:tc>
+        <w:tc>
+          <w:tcPr>
+            <w:tcW w:type="dxa" w:w="1247"/>
+            <w:shd w:val="clear" w:fill="434343"/>
+          </w:tcPr>
+          <w:p>
+            <w:pPr>
+              <w:jc w:val="center"/>
+            </w:pPr>
+            <w:r/>
+            <w:r>
+              <w:rPr>
+                <w:b/>
+                <w:color w:val="FFFFFF"/>
+                <w:sz w:val="16"/>
+              </w:rPr>
+              <w:t>Marka atfı</w:t>
+            </w:r>
+          </w:p>
+        </w:tc>
+        <w:tc>
+          <w:tcPr>
+            <w:tcW w:type="dxa" w:w="1077"/>
+            <w:shd w:val="clear" w:fill="434343"/>
+          </w:tcPr>
+          <w:p>
+            <w:pPr>
+              <w:jc w:val="center"/>
+            </w:pPr>
+            <w:r/>
+            <w:r>
+              <w:rPr>
+                <w:b/>
+                <w:color w:val="FFFFFF"/>
+                <w:sz w:val="16"/>
+              </w:rPr>
+              <w:t>Site atfı</w:t>
+            </w:r>
+          </w:p>
+        </w:tc>
       </w:tr>
       <w:tr>
         <w:tc>
           <w:tcPr>
-            <w:tcW w:type="dxa" w:w="3061"/>
+            <w:tcW w:type="dxa" w:w="2268"/>
           </w:tcPr>
           <w:p>
             <w:pPr>
@@ -22564,7 +22076,7 @@
         </w:tc>
         <w:tc>
           <w:tcPr>
-            <w:tcW w:type="dxa" w:w="1928"/>
+            <w:tcW w:type="dxa" w:w="1304"/>
           </w:tcPr>
           <w:p>
             <w:pPr>
@@ -22583,7 +22095,7 @@
         </w:tc>
         <w:tc>
           <w:tcPr>
-            <w:tcW w:type="dxa" w:w="1928"/>
+            <w:tcW w:type="dxa" w:w="1304"/>
           </w:tcPr>
           <w:p>
             <w:pPr>
@@ -22602,7 +22114,7 @@
         </w:tc>
         <w:tc>
           <w:tcPr>
-            <w:tcW w:type="dxa" w:w="1701"/>
+            <w:tcW w:type="dxa" w:w="1247"/>
           </w:tcPr>
           <w:p>
             <w:pPr>
@@ -22620,11 +22132,68 @@
             </w:r>
           </w:p>
         </w:tc>
+        <w:tc>
+          <w:tcPr>
+            <w:tcW w:type="dxa" w:w="1474"/>
+          </w:tcPr>
+          <w:p>
+            <w:pPr>
+              <w:spacing w:after="20"/>
+              <w:jc w:val="center"/>
+            </w:pPr>
+            <w:r/>
+            <w:r>
+              <w:rPr>
+                <w:color w:val="10332F"/>
+                <w:sz w:val="17"/>
+              </w:rPr>
+              <w:t>15</w:t>
+            </w:r>
+          </w:p>
+        </w:tc>
+        <w:tc>
+          <w:tcPr>
+            <w:tcW w:type="dxa" w:w="1247"/>
+          </w:tcPr>
+          <w:p>
+            <w:pPr>
+              <w:spacing w:after="20"/>
+              <w:jc w:val="center"/>
+            </w:pPr>
+            <w:r/>
+            <w:r>
+              <w:rPr>
+                <w:color w:val="10332F"/>
+                <w:sz w:val="17"/>
+              </w:rPr>
+              <w:t>59</w:t>
+            </w:r>
+          </w:p>
+        </w:tc>
+        <w:tc>
+          <w:tcPr>
+            <w:tcW w:type="dxa" w:w="1077"/>
+          </w:tcPr>
+          <w:p>
+            <w:pPr>
+              <w:spacing w:after="20"/>
+              <w:jc w:val="center"/>
+            </w:pPr>
+            <w:r/>
+            <w:r>
+              <w:rPr>
+                <w:color w:val="10332F"/>
+                <w:sz w:val="17"/>
+              </w:rPr>
+              <w:t>33</w:t>
+            </w:r>
+          </w:p>
+        </w:tc>
       </w:tr>
       <w:tr>
         <w:tc>
           <w:tcPr>
-            <w:tcW w:type="dxa" w:w="3061"/>
+            <w:tcW w:type="dxa" w:w="2268"/>
           </w:tcPr>
           <w:p>
             <w:pPr>
@@ -22642,7 +22211,7 @@
         </w:tc>
         <w:tc>
           <w:tcPr>
-            <w:tcW w:type="dxa" w:w="1928"/>
+            <w:tcW w:type="dxa" w:w="1304"/>
           </w:tcPr>
           <w:p>
             <w:pPr>
@@ -22661,7 +22230,7 @@
         </w:tc>
         <w:tc>
           <w:tcPr>
-            <w:tcW w:type="dxa" w:w="1928"/>
+            <w:tcW w:type="dxa" w:w="1304"/>
           </w:tcPr>
           <w:p>
             <w:pPr>
@@ -22680,7 +22249,7 @@
         </w:tc>
         <w:tc>
           <w:tcPr>
-            <w:tcW w:type="dxa" w:w="1701"/>
+            <w:tcW w:type="dxa" w:w="1247"/>
           </w:tcPr>
           <w:p>
             <w:pPr>
@@ -22698,11 +22267,68 @@
             </w:r>
           </w:p>
         </w:tc>
+        <w:tc>
+          <w:tcPr>
+            <w:tcW w:type="dxa" w:w="1474"/>
+          </w:tcPr>
+          <w:p>
+            <w:pPr>
+              <w:spacing w:after="20"/>
+              <w:jc w:val="center"/>
+            </w:pPr>
+            <w:r/>
+            <w:r>
+              <w:rPr>
+                <w:color w:val="10332F"/>
+                <w:sz w:val="17"/>
+              </w:rPr>
+              <w:t>22</w:t>
+            </w:r>
+          </w:p>
+        </w:tc>
+        <w:tc>
+          <w:tcPr>
+            <w:tcW w:type="dxa" w:w="1247"/>
+          </w:tcPr>
+          <w:p>
+            <w:pPr>
+              <w:spacing w:after="20"/>
+              <w:jc w:val="center"/>
+            </w:pPr>
+            <w:r/>
+            <w:r>
+              <w:rPr>
+                <w:color w:val="10332F"/>
+                <w:sz w:val="17"/>
+              </w:rPr>
+              <w:t>29</w:t>
+            </w:r>
+          </w:p>
+        </w:tc>
+        <w:tc>
+          <w:tcPr>
+            <w:tcW w:type="dxa" w:w="1077"/>
+          </w:tcPr>
+          <w:p>
+            <w:pPr>
+              <w:spacing w:after="20"/>
+              <w:jc w:val="center"/>
+            </w:pPr>
+            <w:r/>
+            <w:r>
+              <w:rPr>
+                <w:color w:val="10332F"/>
+                <w:sz w:val="17"/>
+              </w:rPr>
+              <w:t>18</w:t>
+            </w:r>
+          </w:p>
+        </w:tc>
       </w:tr>
       <w:tr>
         <w:tc>
           <w:tcPr>
-            <w:tcW w:type="dxa" w:w="3061"/>
+            <w:tcW w:type="dxa" w:w="2268"/>
           </w:tcPr>
           <w:p>
             <w:pPr>
@@ -22720,7 +22346,7 @@
         </w:tc>
         <w:tc>
           <w:tcPr>
-            <w:tcW w:type="dxa" w:w="1928"/>
+            <w:tcW w:type="dxa" w:w="1304"/>
           </w:tcPr>
           <w:p>
             <w:pPr>
@@ -22739,7 +22365,7 @@
         </w:tc>
         <w:tc>
           <w:tcPr>
-            <w:tcW w:type="dxa" w:w="1928"/>
+            <w:tcW w:type="dxa" w:w="1304"/>
           </w:tcPr>
           <w:p>
             <w:pPr>
@@ -22758,7 +22384,7 @@
         </w:tc>
         <w:tc>
           <w:tcPr>
-            <w:tcW w:type="dxa" w:w="1701"/>
+            <w:tcW w:type="dxa" w:w="1247"/>
           </w:tcPr>
           <w:p>
             <w:pPr>
@@ -22776,11 +22402,68 @@
             </w:r>
           </w:p>
         </w:tc>
+        <w:tc>
+          <w:tcPr>
+            <w:tcW w:type="dxa" w:w="1474"/>
+          </w:tcPr>
+          <w:p>
+            <w:pPr>
+              <w:spacing w:after="20"/>
+              <w:jc w:val="center"/>
+            </w:pPr>
+            <w:r/>
+            <w:r>
+              <w:rPr>
+                <w:color w:val="10332F"/>
+                <w:sz w:val="17"/>
+              </w:rPr>
+              <w:t>12</w:t>
+            </w:r>
+          </w:p>
+        </w:tc>
+        <w:tc>
+          <w:tcPr>
+            <w:tcW w:type="dxa" w:w="1247"/>
+          </w:tcPr>
+          <w:p>
+            <w:pPr>
+              <w:spacing w:after="20"/>
+              <w:jc w:val="center"/>
+            </w:pPr>
+            <w:r/>
+            <w:r>
+              <w:rPr>
+                <w:color w:val="10332F"/>
+                <w:sz w:val="17"/>
+              </w:rPr>
+              <w:t>17</w:t>
+            </w:r>
+          </w:p>
+        </w:tc>
+        <w:tc>
+          <w:tcPr>
+            <w:tcW w:type="dxa" w:w="1077"/>
+          </w:tcPr>
+          <w:p>
+            <w:pPr>
+              <w:spacing w:after="20"/>
+              <w:jc w:val="center"/>
+            </w:pPr>
+            <w:r/>
+            <w:r>
+              <w:rPr>
+                <w:color w:val="10332F"/>
+                <w:sz w:val="17"/>
+              </w:rPr>
+              <w:t>6</w:t>
+            </w:r>
+          </w:p>
+        </w:tc>
       </w:tr>
       <w:tr>
         <w:tc>
           <w:tcPr>
-            <w:tcW w:type="dxa" w:w="3061"/>
+            <w:tcW w:type="dxa" w:w="2268"/>
           </w:tcPr>
           <w:p>
             <w:pPr>
@@ -22798,7 +22481,7 @@
         </w:tc>
         <w:tc>
           <w:tcPr>
-            <w:tcW w:type="dxa" w:w="1928"/>
+            <w:tcW w:type="dxa" w:w="1304"/>
           </w:tcPr>
           <w:p>
             <w:pPr>
@@ -22817,7 +22500,7 @@
         </w:tc>
         <w:tc>
           <w:tcPr>
-            <w:tcW w:type="dxa" w:w="1928"/>
+            <w:tcW w:type="dxa" w:w="1304"/>
           </w:tcPr>
           <w:p>
             <w:pPr>
@@ -22836,7 +22519,7 @@
         </w:tc>
         <w:tc>
           <w:tcPr>
-            <w:tcW w:type="dxa" w:w="1701"/>
+            <w:tcW w:type="dxa" w:w="1247"/>
           </w:tcPr>
           <w:p>
             <w:pPr>
@@ -22854,11 +22537,68 @@
             </w:r>
           </w:p>
         </w:tc>
+        <w:tc>
+          <w:tcPr>
+            <w:tcW w:type="dxa" w:w="1474"/>
+          </w:tcPr>
+          <w:p>
+            <w:pPr>
+              <w:spacing w:after="20"/>
+              <w:jc w:val="center"/>
+            </w:pPr>
+            <w:r/>
+            <w:r>
+              <w:rPr>
+                <w:color w:val="10332F"/>
+                <w:sz w:val="17"/>
+              </w:rPr>
+              <w:t>0</w:t>
+            </w:r>
+          </w:p>
+        </w:tc>
+        <w:tc>
+          <w:tcPr>
+            <w:tcW w:type="dxa" w:w="1247"/>
+          </w:tcPr>
+          <w:p>
+            <w:pPr>
+              <w:spacing w:after="20"/>
+              <w:jc w:val="center"/>
+            </w:pPr>
+            <w:r/>
+            <w:r>
+              <w:rPr>
+                <w:color w:val="10332F"/>
+                <w:sz w:val="17"/>
+              </w:rPr>
+              <w:t>8</w:t>
+            </w:r>
+          </w:p>
+        </w:tc>
+        <w:tc>
+          <w:tcPr>
+            <w:tcW w:type="dxa" w:w="1077"/>
+          </w:tcPr>
+          <w:p>
+            <w:pPr>
+              <w:spacing w:after="20"/>
+              <w:jc w:val="center"/>
+            </w:pPr>
+            <w:r/>
+            <w:r>
+              <w:rPr>
+                <w:color w:val="10332F"/>
+                <w:sz w:val="17"/>
+              </w:rPr>
+              <w:t>3</w:t>
+            </w:r>
+          </w:p>
+        </w:tc>
       </w:tr>
       <w:tr>
         <w:tc>
           <w:tcPr>
-            <w:tcW w:type="dxa" w:w="3061"/>
+            <w:tcW w:type="dxa" w:w="2268"/>
           </w:tcPr>
           <w:p>
             <w:pPr>
@@ -22876,7 +22616,7 @@
         </w:tc>
         <w:tc>
           <w:tcPr>
-            <w:tcW w:type="dxa" w:w="1928"/>
+            <w:tcW w:type="dxa" w:w="1304"/>
           </w:tcPr>
           <w:p>
             <w:pPr>
@@ -22895,26 +22635,26 @@
         </w:tc>
         <w:tc>
           <w:tcPr>
-            <w:tcW w:type="dxa" w:w="1928"/>
-          </w:tcPr>
-          <w:p>
-            <w:pPr>
-              <w:spacing w:after="20"/>
-              <w:jc w:val="center"/>
-            </w:pPr>
-            <w:r/>
-            <w:r>
-              <w:rPr>
-                <w:color w:val="10332F"/>
-                <w:sz w:val="17"/>
-              </w:rPr>
-              <w:t>%9.72</w:t>
-            </w:r>
-          </w:p>
-        </w:tc>
-        <w:tc>
-          <w:tcPr>
-            <w:tcW w:type="dxa" w:w="1701"/>
+            <w:tcW w:type="dxa" w:w="1304"/>
+          </w:tcPr>
+          <w:p>
+            <w:pPr>
+              <w:spacing w:after="20"/>
+              <w:jc w:val="center"/>
+            </w:pPr>
+            <w:r/>
+            <w:r>
+              <w:rPr>
+                <w:color w:val="10332F"/>
+                <w:sz w:val="17"/>
+              </w:rPr>
+              <w:t>%9.75</w:t>
+            </w:r>
+          </w:p>
+        </w:tc>
+        <w:tc>
+          <w:tcPr>
+            <w:tcW w:type="dxa" w:w="1247"/>
           </w:tcPr>
           <w:p>
             <w:pPr>
@@ -22928,7 +22668,64 @@
                 <w:color w:val="D32F2F"/>
                 <w:sz w:val="17"/>
               </w:rPr>
-              <w:t>-1.65</w:t>
+              <w:t>-1.62</w:t>
+            </w:r>
+          </w:p>
+        </w:tc>
+        <w:tc>
+          <w:tcPr>
+            <w:tcW w:type="dxa" w:w="1474"/>
+          </w:tcPr>
+          <w:p>
+            <w:pPr>
+              <w:spacing w:after="20"/>
+              <w:jc w:val="center"/>
+            </w:pPr>
+            <w:r/>
+            <w:r>
+              <w:rPr>
+                <w:color w:val="10332F"/>
+                <w:sz w:val="17"/>
+              </w:rPr>
+              <w:t>124</w:t>
+            </w:r>
+          </w:p>
+        </w:tc>
+        <w:tc>
+          <w:tcPr>
+            <w:tcW w:type="dxa" w:w="1247"/>
+          </w:tcPr>
+          <w:p>
+            <w:pPr>
+              <w:spacing w:after="20"/>
+              <w:jc w:val="center"/>
+            </w:pPr>
+            <w:r/>
+            <w:r>
+              <w:rPr>
+                <w:color w:val="10332F"/>
+                <w:sz w:val="17"/>
+              </w:rPr>
+              <w:t>42</w:t>
+            </w:r>
+          </w:p>
+        </w:tc>
+        <w:tc>
+          <w:tcPr>
+            <w:tcW w:type="dxa" w:w="1077"/>
+          </w:tcPr>
+          <w:p>
+            <w:pPr>
+              <w:spacing w:after="20"/>
+              <w:jc w:val="center"/>
+            </w:pPr>
+            <w:r/>
+            <w:r>
+              <w:rPr>
+                <w:color w:val="10332F"/>
+                <w:sz w:val="17"/>
+              </w:rPr>
+              <w:t>17</w:t>
             </w:r>
           </w:p>
         </w:tc>
@@ -22936,7 +22733,7 @@
       <w:tr>
         <w:tc>
           <w:tcPr>
-            <w:tcW w:type="dxa" w:w="3061"/>
+            <w:tcW w:type="dxa" w:w="2268"/>
           </w:tcPr>
           <w:p>
             <w:pPr>
@@ -22954,7 +22751,7 @@
         </w:tc>
         <w:tc>
           <w:tcPr>
-            <w:tcW w:type="dxa" w:w="1928"/>
+            <w:tcW w:type="dxa" w:w="1304"/>
           </w:tcPr>
           <w:p>
             <w:pPr>
@@ -22973,26 +22770,26 @@
         </w:tc>
         <w:tc>
           <w:tcPr>
-            <w:tcW w:type="dxa" w:w="1928"/>
-          </w:tcPr>
-          <w:p>
-            <w:pPr>
-              <w:spacing w:after="20"/>
-              <w:jc w:val="center"/>
-            </w:pPr>
-            <w:r/>
-            <w:r>
-              <w:rPr>
-                <w:color w:val="10332F"/>
-                <w:sz w:val="17"/>
-              </w:rPr>
-              <w:t>%9.62</w:t>
-            </w:r>
-          </w:p>
-        </w:tc>
-        <w:tc>
-          <w:tcPr>
-            <w:tcW w:type="dxa" w:w="1701"/>
+            <w:tcW w:type="dxa" w:w="1304"/>
+          </w:tcPr>
+          <w:p>
+            <w:pPr>
+              <w:spacing w:after="20"/>
+              <w:jc w:val="center"/>
+            </w:pPr>
+            <w:r/>
+            <w:r>
+              <w:rPr>
+                <w:color w:val="10332F"/>
+                <w:sz w:val="17"/>
+              </w:rPr>
+              <w:t>%9.6</w:t>
+            </w:r>
+          </w:p>
+        </w:tc>
+        <w:tc>
+          <w:tcPr>
+            <w:tcW w:type="dxa" w:w="1247"/>
           </w:tcPr>
           <w:p>
             <w:pPr>
@@ -23006,7 +22803,64 @@
                 <w:color w:val="D32F2F"/>
                 <w:sz w:val="17"/>
               </w:rPr>
-              <w:t>-10.87</w:t>
+              <w:t>-10.89</w:t>
+            </w:r>
+          </w:p>
+        </w:tc>
+        <w:tc>
+          <w:tcPr>
+            <w:tcW w:type="dxa" w:w="1474"/>
+          </w:tcPr>
+          <w:p>
+            <w:pPr>
+              <w:spacing w:after="20"/>
+              <w:jc w:val="center"/>
+            </w:pPr>
+            <w:r/>
+            <w:r>
+              <w:rPr>
+                <w:color w:val="10332F"/>
+                <w:sz w:val="17"/>
+              </w:rPr>
+              <w:t>0</w:t>
+            </w:r>
+          </w:p>
+        </w:tc>
+        <w:tc>
+          <w:tcPr>
+            <w:tcW w:type="dxa" w:w="1247"/>
+          </w:tcPr>
+          <w:p>
+            <w:pPr>
+              <w:spacing w:after="20"/>
+              <w:jc w:val="center"/>
+            </w:pPr>
+            <w:r/>
+            <w:r>
+              <w:rPr>
+                <w:color w:val="10332F"/>
+                <w:sz w:val="17"/>
+              </w:rPr>
+              <w:t>33</w:t>
+            </w:r>
+          </w:p>
+        </w:tc>
+        <w:tc>
+          <w:tcPr>
+            <w:tcW w:type="dxa" w:w="1077"/>
+          </w:tcPr>
+          <w:p>
+            <w:pPr>
+              <w:spacing w:after="20"/>
+              <w:jc w:val="center"/>
+            </w:pPr>
+            <w:r/>
+            <w:r>
+              <w:rPr>
+                <w:color w:val="10332F"/>
+                <w:sz w:val="17"/>
+              </w:rPr>
+              <w:t>19</w:t>
             </w:r>
           </w:p>
         </w:tc>
@@ -23014,7 +22868,7 @@
       <w:tr>
         <w:tc>
           <w:tcPr>
-            <w:tcW w:type="dxa" w:w="3061"/>
+            <w:tcW w:type="dxa" w:w="2268"/>
           </w:tcPr>
           <w:p>
             <w:pPr>
@@ -23032,7 +22886,7 @@
         </w:tc>
         <w:tc>
           <w:tcPr>
-            <w:tcW w:type="dxa" w:w="1928"/>
+            <w:tcW w:type="dxa" w:w="1304"/>
           </w:tcPr>
           <w:p>
             <w:pPr>
@@ -23051,26 +22905,26 @@
         </w:tc>
         <w:tc>
           <w:tcPr>
-            <w:tcW w:type="dxa" w:w="1928"/>
-          </w:tcPr>
-          <w:p>
-            <w:pPr>
-              <w:spacing w:after="20"/>
-              <w:jc w:val="center"/>
-            </w:pPr>
-            <w:r/>
-            <w:r>
-              <w:rPr>
-                <w:color w:val="10332F"/>
-                <w:sz w:val="17"/>
-              </w:rPr>
-              <w:t>%2.18</w:t>
-            </w:r>
-          </w:p>
-        </w:tc>
-        <w:tc>
-          <w:tcPr>
-            <w:tcW w:type="dxa" w:w="1701"/>
+            <w:tcW w:type="dxa" w:w="1304"/>
+          </w:tcPr>
+          <w:p>
+            <w:pPr>
+              <w:spacing w:after="20"/>
+              <w:jc w:val="center"/>
+            </w:pPr>
+            <w:r/>
+            <w:r>
+              <w:rPr>
+                <w:color w:val="10332F"/>
+                <w:sz w:val="17"/>
+              </w:rPr>
+              <w:t>%2.19</w:t>
+            </w:r>
+          </w:p>
+        </w:tc>
+        <w:tc>
+          <w:tcPr>
+            <w:tcW w:type="dxa" w:w="1247"/>
           </w:tcPr>
           <w:p>
             <w:pPr>
@@ -23084,7 +22938,64 @@
                 <w:color w:val="D32F2F"/>
                 <w:sz w:val="17"/>
               </w:rPr>
-              <w:t>-0.26</w:t>
+              <w:t>-0.25</w:t>
+            </w:r>
+          </w:p>
+        </w:tc>
+        <w:tc>
+          <w:tcPr>
+            <w:tcW w:type="dxa" w:w="1474"/>
+          </w:tcPr>
+          <w:p>
+            <w:pPr>
+              <w:spacing w:after="20"/>
+              <w:jc w:val="center"/>
+            </w:pPr>
+            <w:r/>
+            <w:r>
+              <w:rPr>
+                <w:color w:val="10332F"/>
+                <w:sz w:val="17"/>
+              </w:rPr>
+              <w:t>3</w:t>
+            </w:r>
+          </w:p>
+        </w:tc>
+        <w:tc>
+          <w:tcPr>
+            <w:tcW w:type="dxa" w:w="1247"/>
+          </w:tcPr>
+          <w:p>
+            <w:pPr>
+              <w:spacing w:after="20"/>
+              <w:jc w:val="center"/>
+            </w:pPr>
+            <w:r/>
+            <w:r>
+              <w:rPr>
+                <w:color w:val="10332F"/>
+                <w:sz w:val="17"/>
+              </w:rPr>
+              <w:t>7</w:t>
+            </w:r>
+          </w:p>
+        </w:tc>
+        <w:tc>
+          <w:tcPr>
+            <w:tcW w:type="dxa" w:w="1077"/>
+          </w:tcPr>
+          <w:p>
+            <w:pPr>
+              <w:spacing w:after="20"/>
+              <w:jc w:val="center"/>
+            </w:pPr>
+            <w:r/>
+            <w:r>
+              <w:rPr>
+                <w:color w:val="10332F"/>
+                <w:sz w:val="17"/>
+              </w:rPr>
+              <w:t>4</w:t>
             </w:r>
           </w:p>
         </w:tc>
@@ -24936,7 +24847,7 @@
                 <w:color w:val="10332F"/>
                 <w:sz w:val="17"/>
               </w:rPr>
-              <w:t>Share of Voice (SoV)</w:t>
+              <w:t>Share of Clicks</w:t>
             </w:r>
           </w:p>
         </w:tc>
@@ -24954,7 +24865,45 @@
                 <w:color w:val="10332F"/>
                 <w:sz w:val="17"/>
               </w:rPr>
-              <w:t>Takip edilen kelime setinde tahmini trafiğin domainler arasındaki dağılım payı.</w:t>
+              <w:t>Takip edilen kelime setinde tahmini organik tıklamanın domainler arasındaki dağılım payı.</w:t>
+            </w:r>
+          </w:p>
+        </w:tc>
+      </w:tr>
+      <w:tr>
+        <w:tc>
+          <w:tcPr>
+            <w:tcW w:type="dxa" w:w="2268"/>
+          </w:tcPr>
+          <w:p>
+            <w:pPr>
+              <w:spacing w:after="20"/>
+            </w:pPr>
+            <w:r/>
+            <w:r>
+              <w:rPr>
+                <w:color w:val="10332F"/>
+                <w:sz w:val="17"/>
+              </w:rPr>
+              <w:t>Visibility</w:t>
+            </w:r>
+          </w:p>
+        </w:tc>
+        <w:tc>
+          <w:tcPr>
+            <w:tcW w:type="dxa" w:w="6690"/>
+          </w:tcPr>
+          <w:p>
+            <w:pPr>
+              <w:spacing w:after="20"/>
+            </w:pPr>
+            <w:r/>
+            <w:r>
+              <w:rPr>
+                <w:color w:val="10332F"/>
+                <w:sz w:val="17"/>
+              </w:rPr>
+              <w:t>Domainin takip edilen kelime setindeki görünürlük skoru; 0-100 aralığında.</w:t>
             </w:r>
           </w:p>
         </w:tc>

--- a/Flormar-SEO-Durum-Raporu-Agustos-2026.docx
+++ b/Flormar-SEO-Durum-Raporu-Agustos-2026.docx
@@ -5201,7 +5201,7 @@
           <w:color w:val="7C8B88"/>
           <w:sz w:val="17"/>
         </w:rPr>
-        <w:t>Flormar ekibinin ilettiği "Eskiye Dönen Statik Kategori URL'leri - Olması Gerekenler" listesindeki 76 adresin 12 Ağu 2026 tarihindeki canlı durumu. Her adres tek tek çağrılmış; HTTP yanıtı, yönlendirme hedefi, canonical etiketi ve breadcrumb yapısı kaydedilmiştir.</w:t>
+        <w:t>Flormar ekibinin 13 Ağu 2026 tarihinde ilettiği güncel kategori URL listesindeki 113 adresin canlı durumu. Her adres tek tek çağrılmış; HTTP yanıtı, yönlendirme hedefi ve canonical etiketi kaydedilmiştir. Ayrıca sitemap dosyaları ve site navigasyonuyla karşılaştırılmıştır.</w:t>
       </w:r>
     </w:p>
     <w:tbl>
@@ -5291,7 +5291,7 @@
                 <w:color w:val="10332F"/>
                 <w:sz w:val="17"/>
               </w:rPr>
-              <w:t>76</w:t>
+              <w:t>113</w:t>
             </w:r>
           </w:p>
         </w:tc>
@@ -5311,7 +5311,7 @@
                 <w:color w:val="10332F"/>
                 <w:sz w:val="17"/>
               </w:rPr>
-              <w:t>200 yanıtı veren</w:t>
+              <w:t>Yönlendirmesiz 200 yanıtı veren</w:t>
             </w:r>
           </w:p>
         </w:tc>
@@ -5330,7 +5330,7 @@
                 <w:color w:val="10332F"/>
                 <w:sz w:val="17"/>
               </w:rPr>
-              <w:t>74</w:t>
+              <w:t>113</w:t>
             </w:r>
           </w:p>
         </w:tc>
@@ -5369,7 +5369,7 @@
                 <w:color w:val="10332F"/>
                 <w:sz w:val="17"/>
               </w:rPr>
-              <w:t>74</w:t>
+              <w:t>113</w:t>
             </w:r>
           </w:p>
         </w:tc>
@@ -5408,7 +5408,7 @@
                 <w:color w:val="10332F"/>
                 <w:sz w:val="17"/>
               </w:rPr>
-              <w:t>2</w:t>
+              <w:t>0</w:t>
             </w:r>
           </w:p>
         </w:tc>
@@ -5452,248 +5452,41 @@
           </w:p>
         </w:tc>
       </w:tr>
-    </w:tbl>
-    <w:tbl>
-      <w:tblPr>
-        <w:tblStyle w:val="TableGrid"/>
-        <w:tblW w:type="auto" w:w="0"/>
-        <w:jc w:val="center"/>
-        <w:tblLook w:firstColumn="1" w:firstRow="1" w:lastColumn="0" w:lastRow="0" w:noHBand="0" w:noVBand="1" w:val="04A0"/>
-      </w:tblPr>
-      <w:tblGrid>
-        <w:gridCol w:w="2550"/>
-        <w:gridCol w:w="2550"/>
-        <w:gridCol w:w="2550"/>
-        <w:gridCol w:w="2550"/>
-      </w:tblGrid>
       <w:tr>
         <w:tc>
           <w:tcPr>
-            <w:tcW w:type="dxa" w:w="3969"/>
-            <w:shd w:val="clear" w:fill="434343"/>
-          </w:tcPr>
-          <w:p>
-            <w:pPr>
-              <w:jc w:val="center"/>
-            </w:pPr>
-            <w:r/>
-            <w:r>
-              <w:rPr>
-                <w:b/>
-                <w:color w:val="FFFFFF"/>
-                <w:sz w:val="16"/>
-              </w:rPr>
-              <w:t>Listedeki adres</w:t>
-            </w:r>
-          </w:p>
-        </w:tc>
-        <w:tc>
-          <w:tcPr>
-            <w:tcW w:type="dxa" w:w="1134"/>
-            <w:shd w:val="clear" w:fill="434343"/>
-          </w:tcPr>
-          <w:p>
-            <w:pPr>
-              <w:jc w:val="center"/>
-            </w:pPr>
-            <w:r/>
-            <w:r>
-              <w:rPr>
-                <w:b/>
-                <w:color w:val="FFFFFF"/>
-                <w:sz w:val="16"/>
-              </w:rPr>
-              <w:t>HTTP</w:t>
-            </w:r>
-          </w:p>
-        </w:tc>
-        <w:tc>
-          <w:tcPr>
-            <w:tcW w:type="dxa" w:w="1928"/>
-            <w:shd w:val="clear" w:fill="434343"/>
-          </w:tcPr>
-          <w:p>
-            <w:pPr>
-              <w:jc w:val="center"/>
-            </w:pPr>
-            <w:r/>
-            <w:r>
-              <w:rPr>
-                <w:b/>
-                <w:color w:val="FFFFFF"/>
-                <w:sz w:val="16"/>
-              </w:rPr>
-              <w:t>Yönlendirme hedefi</w:t>
-            </w:r>
-          </w:p>
-        </w:tc>
-        <w:tc>
-          <w:tcPr>
-            <w:tcW w:type="dxa" w:w="2835"/>
-            <w:shd w:val="clear" w:fill="434343"/>
-          </w:tcPr>
-          <w:p>
-            <w:pPr>
-              <w:jc w:val="center"/>
-            </w:pPr>
-            <w:r/>
-            <w:r>
-              <w:rPr>
-                <w:b/>
-                <w:color w:val="FFFFFF"/>
-                <w:sz w:val="16"/>
-              </w:rPr>
-              <w:t>Bulgu</w:t>
-            </w:r>
-          </w:p>
-        </w:tc>
-      </w:tr>
-      <w:tr>
-        <w:tc>
-          <w:tcPr>
-            <w:tcW w:type="dxa" w:w="3969"/>
-          </w:tcPr>
-          <w:p>
-            <w:pPr>
-              <w:spacing w:after="20"/>
-            </w:pPr>
-            <w:r/>
-            <w:r>
-              <w:rPr>
-                <w:color w:val="10332F"/>
-                <w:sz w:val="17"/>
-              </w:rPr>
-              <w:t>/vegan-temiz-icerikli-makyaj-malzemeleri/</w:t>
-            </w:r>
-          </w:p>
-        </w:tc>
-        <w:tc>
-          <w:tcPr>
-            <w:tcW w:type="dxa" w:w="1134"/>
-          </w:tcPr>
-          <w:p>
-            <w:pPr>
-              <w:spacing w:after="20"/>
-              <w:jc w:val="center"/>
-            </w:pPr>
-            <w:r/>
-            <w:r>
-              <w:rPr>
-                <w:color w:val="10332F"/>
-                <w:sz w:val="17"/>
-              </w:rPr>
-              <w:t>301</w:t>
-            </w:r>
-          </w:p>
-        </w:tc>
-        <w:tc>
-          <w:tcPr>
-            <w:tcW w:type="dxa" w:w="1928"/>
-          </w:tcPr>
-          <w:p>
-            <w:pPr>
-              <w:spacing w:after="20"/>
-            </w:pPr>
-            <w:r/>
-            <w:r>
-              <w:rPr>
-                <w:color w:val="10332F"/>
-                <w:sz w:val="17"/>
-              </w:rPr>
-              <w:t>/kampanyalar/</w:t>
-            </w:r>
-          </w:p>
-        </w:tc>
-        <w:tc>
-          <w:tcPr>
-            <w:tcW w:type="dxa" w:w="2835"/>
-          </w:tcPr>
-          <w:p>
-            <w:pPr>
-              <w:spacing w:after="20"/>
-            </w:pPr>
-            <w:r/>
-            <w:r>
-              <w:rPr>
-                <w:color w:val="10332F"/>
-                <w:sz w:val="17"/>
-              </w:rPr>
-              <w:t>Liste dışı bir adrese yönlendiriliyor</w:t>
-            </w:r>
-          </w:p>
-        </w:tc>
-      </w:tr>
-      <w:tr>
-        <w:tc>
-          <w:tcPr>
-            <w:tcW w:type="dxa" w:w="3969"/>
-          </w:tcPr>
-          <w:p>
-            <w:pPr>
-              <w:spacing w:after="20"/>
-            </w:pPr>
-            <w:r/>
-            <w:r>
-              <w:rPr>
-                <w:color w:val="10332F"/>
-                <w:sz w:val="17"/>
-              </w:rPr>
-              <w:t>/jel-kolonya/</w:t>
-            </w:r>
-          </w:p>
-        </w:tc>
-        <w:tc>
-          <w:tcPr>
-            <w:tcW w:type="dxa" w:w="1134"/>
-          </w:tcPr>
-          <w:p>
-            <w:pPr>
-              <w:spacing w:after="20"/>
-              <w:jc w:val="center"/>
-            </w:pPr>
-            <w:r/>
-            <w:r>
-              <w:rPr>
-                <w:color w:val="10332F"/>
-                <w:sz w:val="17"/>
-              </w:rPr>
-              <w:t>301</w:t>
-            </w:r>
-          </w:p>
-        </w:tc>
-        <w:tc>
-          <w:tcPr>
-            <w:tcW w:type="dxa" w:w="1928"/>
-          </w:tcPr>
-          <w:p>
-            <w:pPr>
-              <w:spacing w:after="20"/>
-            </w:pPr>
-            <w:r/>
-            <w:r>
-              <w:rPr>
-                <w:color w:val="10332F"/>
-                <w:sz w:val="17"/>
-              </w:rPr>
-              <w:t>/kolonya/</w:t>
-            </w:r>
-          </w:p>
-        </w:tc>
-        <w:tc>
-          <w:tcPr>
-            <w:tcW w:type="dxa" w:w="2835"/>
-          </w:tcPr>
-          <w:p>
-            <w:pPr>
-              <w:spacing w:after="20"/>
-            </w:pPr>
-            <w:r/>
-            <w:r>
-              <w:rPr>
-                <w:color w:val="10332F"/>
-                <w:sz w:val="17"/>
-              </w:rPr>
-              <w:t>Liste dışı bir adrese yönlendiriliyor</w:t>
+            <w:tcW w:type="dxa" w:w="4535"/>
+          </w:tcPr>
+          <w:p>
+            <w:pPr>
+              <w:spacing w:after="20"/>
+            </w:pPr>
+            <w:r/>
+            <w:r>
+              <w:rPr>
+                <w:color w:val="10332F"/>
+                <w:sz w:val="17"/>
+              </w:rPr>
+              <w:t>Sitemap kapsamı dışında kalan</w:t>
+            </w:r>
+          </w:p>
+        </w:tc>
+        <w:tc>
+          <w:tcPr>
+            <w:tcW w:type="dxa" w:w="2268"/>
+          </w:tcPr>
+          <w:p>
+            <w:pPr>
+              <w:spacing w:after="20"/>
+              <w:jc w:val="center"/>
+            </w:pPr>
+            <w:r/>
+            <w:r>
+              <w:rPr>
+                <w:color w:val="10332F"/>
+                <w:sz w:val="17"/>
+              </w:rPr>
+              <w:t>0</w:t>
             </w:r>
           </w:p>
         </w:tc>
@@ -5726,7 +5519,7 @@
           <w:color w:val="10332F"/>
           <w:sz w:val="19"/>
         </w:rPr>
-        <w:t>76</w:t>
+        <w:t>113</w:t>
       </w:r>
       <w:r>
         <w:rPr>
@@ -5734,23 +5527,7 @@
           <w:color w:val="10332F"/>
           <w:sz w:val="19"/>
         </w:rPr>
-        <w:t xml:space="preserve"> adresin </w:t>
-      </w:r>
-      <w:r>
-        <w:rPr>
-          <w:b/>
-          <w:color w:val="10332F"/>
-          <w:sz w:val="19"/>
-        </w:rPr>
-        <w:t>74</w:t>
-      </w:r>
-      <w:r>
-        <w:rPr>
-          <w:b w:val="0"/>
-          <w:color w:val="10332F"/>
-          <w:sz w:val="19"/>
-        </w:rPr>
-        <w:t xml:space="preserve">'ü </w:t>
+        <w:t xml:space="preserve"> adresin tamamı yönlendirmesiz </w:t>
       </w:r>
       <w:r>
         <w:rPr>
@@ -5766,7 +5543,61 @@
           <w:color w:val="10332F"/>
           <w:sz w:val="19"/>
         </w:rPr>
-        <w:t xml:space="preserve"> yanıtı veriyor ve tamamında canonical etiketi kendi adresini işaret ediyor. Hiçbir adres eski bir sürüme yönlenmiyor. Ayrışan iki kayıt var: /vegan-temiz-icerikli-makyaj-malzemeleri/ adresi /kampanyalar/ adresine, /jel-kolonya/ adresi /kolonya/ adresine 301 ile yönlendiriliyor. Her ikisi de kalıcı yönlendirme olduğundan teknik olarak hatalı değil; ancak listede hedeflenen yapıdan sapma oluşturuyor.</w:t>
+        <w:t xml:space="preserve"> yanıtı vermekte ve tamamında canonical etiketi kendi adresini işaret etmektedir. </w:t>
+      </w:r>
+      <w:r>
+        <w:rPr>
+          <w:b/>
+          <w:color w:val="10332F"/>
+          <w:sz w:val="19"/>
+        </w:rPr>
+        <w:t>Eski bir sürüme dönen adres bulunmamaktadır.</w:t>
+      </w:r>
+      <w:r>
+        <w:rPr>
+          <w:b w:val="0"/>
+          <w:color w:val="10332F"/>
+          <w:sz w:val="19"/>
+        </w:rPr>
+        <w:t xml:space="preserve"> Adreslerin tamamı kategori sitemap'inde yer almakta; sitemap listeden yalnızca bir adres fazla taşımaktadır (/1000-tl-alti-makyaj-setleri/).</w:t>
+      </w:r>
+    </w:p>
+    <w:p>
+      <w:pPr>
+        <w:spacing w:before="120" w:after="160"/>
+        <w:ind w:left="198"/>
+      </w:pPr>
+      <w:r>
+        <w:rPr>
+          <w:b/>
+          <w:color w:val="E85F36"/>
+          <w:sz w:val="20"/>
+        </w:rPr>
+        <w:t xml:space="preserve">➔  </w:t>
+      </w:r>
+      <w:r>
+        <w:rPr>
+          <w:b w:val="0"/>
+          <w:color w:val="10332F"/>
+          <w:sz w:val="19"/>
+        </w:rPr>
+        <w:t xml:space="preserve">Site navigasyonundan erişilen </w:t>
+      </w:r>
+      <w:r>
+        <w:rPr>
+          <w:b/>
+          <w:color w:val="10332F"/>
+          <w:sz w:val="19"/>
+        </w:rPr>
+        <w:t>121</w:t>
+      </w:r>
+      <w:r>
+        <w:rPr>
+          <w:b w:val="0"/>
+          <w:color w:val="10332F"/>
+          <w:sz w:val="19"/>
+        </w:rPr>
+        <w:t xml:space="preserve"> adresin tamamı dört sitemap dosyasından birinde bulunmaktadır (kategoriler, flatpages, ürünler, özel sayfalar; toplam 1.688 adres). Navigasyonda olup sitemap dışında kalan sayfa bulunmamaktadır.</w:t>
       </w:r>
     </w:p>
     <w:p>

--- a/Flormar-SEO-Durum-Raporu-Agustos-2026.docx
+++ b/Flormar-SEO-Durum-Raporu-Agustos-2026.docx
@@ -504,7 +504,7 @@
                 <w:color w:val="10332F"/>
                 <w:sz w:val="17"/>
               </w:rPr>
-              <w:t>%16.1</w:t>
+              <w:t>%26.9</w:t>
             </w:r>
           </w:p>
         </w:tc>
@@ -522,7 +522,7 @@
                 <w:color w:val="10332F"/>
                 <w:sz w:val="17"/>
               </w:rPr>
-              <w:t>Kategoride 3. sıra</w:t>
+              <w:t>Kategoride 1. sıra · 159 anılma</w:t>
             </w:r>
           </w:p>
         </w:tc>
@@ -21380,6 +21380,98 @@
                 <w:sz w:val="17"/>
               </w:rPr>
               <w:t>1-12 Ağu 2026 · 100 aktif prompt · 505 taranan yanıt</w:t>
+            </w:r>
+          </w:p>
+        </w:tc>
+      </w:tr>
+      <w:tr>
+        <w:tc>
+          <w:tcPr>
+            <w:tcW w:type="dxa" w:w="1814"/>
+          </w:tcPr>
+          <w:p>
+            <w:pPr>
+              <w:spacing w:after="20"/>
+            </w:pPr>
+            <w:r/>
+            <w:r>
+              <w:rPr>
+                <w:color w:val="10332F"/>
+                <w:sz w:val="17"/>
+              </w:rPr>
+              <w:t>AI Search Share of Voice</w:t>
+            </w:r>
+          </w:p>
+        </w:tc>
+        <w:tc>
+          <w:tcPr>
+            <w:tcW w:type="dxa" w:w="1474"/>
+          </w:tcPr>
+          <w:p>
+            <w:pPr>
+              <w:spacing w:after="20"/>
+            </w:pPr>
+            <w:r/>
+            <w:r>
+              <w:rPr>
+                <w:color w:val="10332F"/>
+                <w:sz w:val="17"/>
+              </w:rPr>
+              <w:t>%26.9 · 1. sıra</w:t>
+            </w:r>
+          </w:p>
+        </w:tc>
+        <w:tc>
+          <w:tcPr>
+            <w:tcW w:type="dxa" w:w="2835"/>
+          </w:tcPr>
+          <w:p>
+            <w:pPr>
+              <w:spacing w:after="20"/>
+            </w:pPr>
+            <w:r/>
+            <w:r>
+              <w:rPr>
+                <w:color w:val="10332F"/>
+                <w:sz w:val="17"/>
+              </w:rPr>
+              <w:t>Maybelline %21.7 · Golden Rose %18.1 · NYX %13.7 · Watsons %10.3</w:t>
+            </w:r>
+          </w:p>
+        </w:tc>
+        <w:tc>
+          <w:tcPr>
+            <w:tcW w:type="dxa" w:w="1587"/>
+          </w:tcPr>
+          <w:p>
+            <w:pPr>
+              <w:spacing w:after="20"/>
+            </w:pPr>
+            <w:r/>
+            <w:r>
+              <w:rPr>
+                <w:color w:val="10332F"/>
+                <w:sz w:val="17"/>
+              </w:rPr>
+              <w:t>Inbound AI görünürlük izleme</w:t>
+            </w:r>
+          </w:p>
+        </w:tc>
+        <w:tc>
+          <w:tcPr>
+            <w:tcW w:type="dxa" w:w="2154"/>
+          </w:tcPr>
+          <w:p>
+            <w:pPr>
+              <w:spacing w:after="20"/>
+            </w:pPr>
+            <w:r/>
+            <w:r>
+              <w:rPr>
+                <w:color w:val="10332F"/>
+                <w:sz w:val="17"/>
+              </w:rPr>
+              <w:t>1-12 Ağu 2026 · ChatGPT ve Gemini · 100 aktif prompt</w:t>
             </w:r>
           </w:p>
         </w:tc>

--- a/Flormar-SEO-Durum-Raporu-Agustos-2026.docx
+++ b/Flormar-SEO-Durum-Raporu-Agustos-2026.docx
@@ -947,7 +947,7 @@
                 <w:color w:val="10332F"/>
                 <w:sz w:val="17"/>
               </w:rPr>
-              <w:t>Sunucu hataları (5XX)</w:t>
+              <w:t>4XX ve kırık bağlantı</w:t>
             </w:r>
           </w:p>
         </w:tc>
@@ -966,7 +966,7 @@
                 <w:color w:val="10332F"/>
                 <w:sz w:val="17"/>
               </w:rPr>
-              <w:t>Geliştirme alanı</w:t>
+              <w:t>Sağlıklı</w:t>
             </w:r>
           </w:p>
         </w:tc>
@@ -984,7 +984,7 @@
                 <w:color w:val="10332F"/>
                 <w:sz w:val="17"/>
               </w:rPr>
-              <w:t>3 Ağu Ahrefs taramasında 13 sayfa 5XX yanıtı vermişti. 12 Ağu JavaScript render'lı taramada 5XX yanıtı görülmedi; 1.639 iç HTML adresinin tamamı 2XX, 3XX veya hız sınırlaması yanıtı taşıyor.</w:t>
+              <w:t>12 Ağu taramasında bir adet 404 bulunuyor: bağlantı adresine boşluk karakteri ve ikinci bir adres yapışmış (/makyaj-firca-seti/). Taramadaki 337 adet 405 yanıtı site hatası değil, hız sınırlamasıdır; örneklenen 16 adres normal istekte 200 döndü.</w:t>
             </w:r>
           </w:p>
         </w:tc>
@@ -1003,7 +1003,7 @@
                 <w:color w:val="10332F"/>
                 <w:sz w:val="17"/>
               </w:rPr>
-              <w:t>Ahrefs · Screaming Frog</w:t>
+              <w:t>Screaming Frog · Doğrudan kontrol</w:t>
             </w:r>
           </w:p>
         </w:tc>
@@ -1023,7 +1023,7 @@
                 <w:color w:val="10332F"/>
                 <w:sz w:val="17"/>
               </w:rPr>
-              <w:t>4XX ve kırık bağlantı</w:t>
+              <w:t>noindex direktifi</w:t>
             </w:r>
           </w:p>
         </w:tc>
@@ -1060,7 +1060,7 @@
                 <w:color w:val="10332F"/>
                 <w:sz w:val="17"/>
               </w:rPr>
-              <w:t>12 Ağu taramasında tek gerçek 404 bulunuyor: bağlantı adresine boşluk karakteri ve ikinci bir adres yapışmış (/makyaj-firca-seti/). Taramadaki 337 adet 405 yanıtı site hatası değil, hız sınırlamasıdır; örneklenen 16 adres normal istekte 200 döndü.</w:t>
+              <w:t>JavaScript render'lı taramada değerlendirilen 1.279 indekslenebilir sayfanın hiçbirinde noindex direktifi bulunmuyor.</w:t>
             </w:r>
           </w:p>
         </w:tc>
@@ -1079,7 +1079,7 @@
                 <w:color w:val="10332F"/>
                 <w:sz w:val="17"/>
               </w:rPr>
-              <w:t>Screaming Frog · Doğrudan kontrol</w:t>
+              <w:t>Screaming Frog</w:t>
             </w:r>
           </w:p>
         </w:tc>
@@ -1099,7 +1099,7 @@
                 <w:color w:val="10332F"/>
                 <w:sz w:val="17"/>
               </w:rPr>
-              <w:t>noindex direktifi</w:t>
+              <w:t>Canonical yapısı</w:t>
             </w:r>
           </w:p>
         </w:tc>
@@ -1136,7 +1136,7 @@
                 <w:color w:val="10332F"/>
                 <w:sz w:val="17"/>
               </w:rPr>
-              <w:t>JavaScript render'lı taramada değerlendirilen 1.279 indekslenebilir sayfanın hiçbirinde noindex direktifi bulunmuyor.</w:t>
+              <w:t>1.279 / 1.279 sayfada self-referencing canonical mevcut (%100). Multiple, conflicting, missing ve non-indexable canonical kaydı yok.</w:t>
             </w:r>
           </w:p>
         </w:tc>
@@ -1175,7 +1175,7 @@
                 <w:color w:val="10332F"/>
                 <w:sz w:val="17"/>
               </w:rPr>
-              <w:t>Canonical yapısı</w:t>
+              <w:t>Statik kategori URL'lerinde eskiye dönme</w:t>
             </w:r>
           </w:p>
         </w:tc>
@@ -1212,7 +1212,7 @@
                 <w:color w:val="10332F"/>
                 <w:sz w:val="17"/>
               </w:rPr>
-              <w:t>1.279 / 1.279 sayfada self-referencing canonical mevcut (%100). Multiple, conflicting, missing ve non-indexable canonical kaydı yok.</w:t>
+              <w:t>12 Ağu site geneli taramasında kategori URL'lerinin tamamı 200 yanıtı veriyor ve canonical'lar güncel adresi işaret ediyor. Site içindeki 22 yönlendirmenin tamamı beklenen türden: www ve sonda eğik çizgi normalizasyonu, kategori birleştirmeleri (/far-paleti-ve-goz-fari/ → /goz-fari/, /kadin-parfum/ → /parfum/, /nemlendiricili-fondoten/ → /fondoten/) ve ürün adresi güncellemeleri. Eski adrese dönen kayıt görülmedi.</w:t>
             </w:r>
           </w:p>
         </w:tc>
@@ -1251,7 +1251,7 @@
                 <w:color w:val="10332F"/>
                 <w:sz w:val="17"/>
               </w:rPr>
-              <w:t>Statik kategori URL'lerinde eskiye dönme</w:t>
+              <w:t>Sitemap kapsamı</w:t>
             </w:r>
           </w:p>
         </w:tc>
@@ -1270,7 +1270,7 @@
                 <w:color w:val="10332F"/>
                 <w:sz w:val="17"/>
               </w:rPr>
-              <w:t>Sağlıklı</w:t>
+              <w:t>Ele alınabilir</w:t>
             </w:r>
           </w:p>
         </w:tc>
@@ -1288,7 +1288,7 @@
                 <w:color w:val="10332F"/>
                 <w:sz w:val="17"/>
               </w:rPr>
-              <w:t>12 Ağu site geneli taramasında kategori URL'lerinin tamamı 200 yanıtı veriyor ve canonical'lar güncel adresi işaret ediyor. Site içindeki 22 yönlendirmenin tamamı beklenen türden: www ve sonda eğik çizgi normalizasyonu, kategori birleştirmeleri (/far-paleti-ve-goz-fari/ → /goz-fari/, /kadin-parfum/ → /parfum/, /nemlendiricili-fondoten/ → /fondoten/) ve ürün adresi güncellemeleri. Eski adrese dönen kayıt görülmedi.</w:t>
+              <w:t>Sitemap index 1.687 URL, 4 alt sitemap. Flatpages sitemap'inde 2 hata ve 3 uyarı var. Ayrıca 1.462 indekslenebilir sayfa sitemap dışında.</w:t>
             </w:r>
           </w:p>
         </w:tc>
@@ -1307,7 +1307,7 @@
                 <w:color w:val="10332F"/>
                 <w:sz w:val="17"/>
               </w:rPr>
-              <w:t>Screaming Frog</w:t>
+              <w:t>Ahrefs · GSC</w:t>
             </w:r>
           </w:p>
         </w:tc>
@@ -1327,7 +1327,7 @@
                 <w:color w:val="10332F"/>
                 <w:sz w:val="17"/>
               </w:rPr>
-              <w:t>Sitemap kapsamı</w:t>
+              <w:t>URL parametreleri (filtre ve sıralama)</w:t>
             </w:r>
           </w:p>
         </w:tc>
@@ -1346,7 +1346,7 @@
                 <w:color w:val="10332F"/>
                 <w:sz w:val="17"/>
               </w:rPr>
-              <w:t>Ele alınabilir</w:t>
+              <w:t>Sağlıklı</w:t>
             </w:r>
           </w:p>
         </w:tc>
@@ -1364,7 +1364,7 @@
                 <w:color w:val="10332F"/>
                 <w:sz w:val="17"/>
               </w:rPr>
-              <w:t>Sitemap index 1.687 URL, 4 alt sitemap. Flatpages sitemap'inde 2 hata ve 3 uyarı var. Ayrıca 1.462 indekslenebilir sayfa sitemap dışında.</w:t>
+              <w:t>robots.txt'te 30'un üzerinde filtre, sıralama ve kampanya parametresi Disallow kapsamında. Site geneli taramada 178 parametreli adres bulundu (%7.8); tamamı pagination (?page=) adresi, filtre veya sıralama parametresi oluşmuyor.</w:t>
             </w:r>
           </w:p>
         </w:tc>
@@ -1383,7 +1383,7 @@
                 <w:color w:val="10332F"/>
                 <w:sz w:val="17"/>
               </w:rPr>
-              <w:t>Ahrefs · GSC</w:t>
+              <w:t>Screaming Frog</w:t>
             </w:r>
           </w:p>
         </w:tc>
@@ -1403,7 +1403,7 @@
                 <w:color w:val="10332F"/>
                 <w:sz w:val="17"/>
               </w:rPr>
-              <w:t>URL parametreleri (filtre ve sıralama)</w:t>
+              <w:t>Pagination yapısı</w:t>
             </w:r>
           </w:p>
         </w:tc>
@@ -1422,7 +1422,7 @@
                 <w:color w:val="10332F"/>
                 <w:sz w:val="17"/>
               </w:rPr>
-              <w:t>Sağlıklı</w:t>
+              <w:t>Ele alınabilir</w:t>
             </w:r>
           </w:p>
         </w:tc>
@@ -1440,7 +1440,7 @@
                 <w:color w:val="10332F"/>
                 <w:sz w:val="17"/>
               </w:rPr>
-              <w:t>robots.txt'te 30'un üzerinde filtre, sıralama ve kampanya parametresi Disallow kapsamında. Site geneli taramada 178 parametreli adres bulundu (%7.8); tamamı pagination (?page=) adresi, filtre veya sıralama parametresi oluşmuyor.</w:t>
+              <w:t>Pagination taşıyan 192 listeleme sayfasının tamamında sonraki sayfa adresi anchor etiketi içinde değil. JavaScript render'lı taramada bu adreslere yine de ulaşıldı: 54 pagination sayfası 200 yanıtıyla tarandı, ?page=11'e kadar erişildi.</w:t>
             </w:r>
           </w:p>
         </w:tc>
@@ -1479,7 +1479,7 @@
                 <w:color w:val="10332F"/>
                 <w:sz w:val="17"/>
               </w:rPr>
-              <w:t>Pagination yapısı</w:t>
+              <w:t>Orphan sayfalar</w:t>
             </w:r>
           </w:p>
         </w:tc>
@@ -1498,7 +1498,7 @@
                 <w:color w:val="10332F"/>
                 <w:sz w:val="17"/>
               </w:rPr>
-              <w:t>Ele alınabilir</w:t>
+              <w:t>Geliştirme alanı</w:t>
             </w:r>
           </w:p>
         </w:tc>
@@ -1516,7 +1516,7 @@
                 <w:color w:val="10332F"/>
                 <w:sz w:val="17"/>
               </w:rPr>
-              <w:t>Pagination taşıyan 192 listeleme sayfasının tamamında sonraki sayfa adresi anchor etiketi içinde değil. JavaScript render'lı taramada bu adreslere yine de ulaşıldı: 54 pagination sayfası 200 yanıtıyla tarandı, ?page=11'e kadar erişildi.</w:t>
+              <w:t>145 sayfa 200 yanıtı verdiği ve sitemap'te olduğu halde site içinden bağlantı almıyor. Ağırlıkla sezonluk kampanya ve kurumsal sayfalar.</w:t>
             </w:r>
           </w:p>
         </w:tc>
@@ -1535,7 +1535,7 @@
                 <w:color w:val="10332F"/>
                 <w:sz w:val="17"/>
               </w:rPr>
-              <w:t>Screaming Frog</w:t>
+              <w:t>Ahrefs</w:t>
             </w:r>
           </w:p>
         </w:tc>
@@ -1555,7 +1555,7 @@
                 <w:color w:val="10332F"/>
                 <w:sz w:val="17"/>
               </w:rPr>
-              <w:t>Orphan sayfalar</w:t>
+              <w:t>Bot erişimi</w:t>
             </w:r>
           </w:p>
         </w:tc>
@@ -1574,7 +1574,7 @@
                 <w:color w:val="10332F"/>
                 <w:sz w:val="17"/>
               </w:rPr>
-              <w:t>Geliştirme alanı</w:t>
+              <w:t>Sağlıklı</w:t>
             </w:r>
           </w:p>
         </w:tc>
@@ -1592,7 +1592,7 @@
                 <w:color w:val="10332F"/>
                 <w:sz w:val="17"/>
               </w:rPr>
-              <w:t>145 sayfa 200 yanıtı verdiği ve sitemap'te olduğu halde site içinden bağlantı almıyor. Ağırlıkla sezonluk kampanya ve kurumsal sayfalar.</w:t>
+              <w:t>Googlebot, GPTBot, OAI-SearchBot, PerplexityBot ve ClaudeBot ajanlarının tamamı 200 yanıtı alıyor. Sistematik erişim engeli yok.</w:t>
             </w:r>
           </w:p>
         </w:tc>
@@ -1611,7 +1611,7 @@
                 <w:color w:val="10332F"/>
                 <w:sz w:val="17"/>
               </w:rPr>
-              <w:t>Ahrefs</w:t>
+              <w:t>Doğrudan kontrol</w:t>
             </w:r>
           </w:p>
         </w:tc>
@@ -1631,7 +1631,7 @@
                 <w:color w:val="10332F"/>
                 <w:sz w:val="17"/>
               </w:rPr>
-              <w:t>Bot erişimi</w:t>
+              <w:t>SAYFA HIZI</w:t>
             </w:r>
           </w:p>
         </w:tc>
@@ -1650,7 +1650,6 @@
                 <w:color w:val="10332F"/>
                 <w:sz w:val="17"/>
               </w:rPr>
-              <w:t>Sağlıklı</w:t>
             </w:r>
           </w:p>
         </w:tc>
@@ -1668,7 +1667,6 @@
                 <w:color w:val="10332F"/>
                 <w:sz w:val="17"/>
               </w:rPr>
-              <w:t>Googlebot, GPTBot, OAI-SearchBot, PerplexityBot ve ClaudeBot ajanlarının tamamı 200 yanıtı alıyor. Sistematik erişim engeli yok.</w:t>
             </w:r>
           </w:p>
         </w:tc>
@@ -1687,7 +1685,6 @@
                 <w:color w:val="10332F"/>
                 <w:sz w:val="17"/>
               </w:rPr>
-              <w:t>Doğrudan kontrol</w:t>
             </w:r>
           </w:p>
         </w:tc>
@@ -1707,7 +1704,7 @@
                 <w:color w:val="10332F"/>
                 <w:sz w:val="17"/>
               </w:rPr>
-              <w:t>SAYFA HIZI</w:t>
+              <w:t>Core Web Vitals genel durumu</w:t>
             </w:r>
           </w:p>
         </w:tc>
@@ -1726,6 +1723,7 @@
                 <w:color w:val="10332F"/>
                 <w:sz w:val="17"/>
               </w:rPr>
+              <w:t>Geliştirme alanı</w:t>
             </w:r>
           </w:p>
         </w:tc>
@@ -1743,6 +1741,7 @@
                 <w:color w:val="10332F"/>
                 <w:sz w:val="17"/>
               </w:rPr>
+              <w:t>Saha verisinde FCP, LCP ve INP İyi eşiğinin içinde. Değerlendirmeyi eşik dışında tutan tek metrik CLS: mobil 0.36, masaüstü 0.43 (İyi eşiği 0.10).</w:t>
             </w:r>
           </w:p>
         </w:tc>
@@ -1761,6 +1760,7 @@
                 <w:color w:val="10332F"/>
                 <w:sz w:val="17"/>
               </w:rPr>
+              <w:t>CrUX</w:t>
             </w:r>
           </w:p>
         </w:tc>
@@ -1780,7 +1780,7 @@
                 <w:color w:val="10332F"/>
                 <w:sz w:val="17"/>
               </w:rPr>
-              <w:t>Core Web Vitals genel durumu</w:t>
+              <w:t>CLS eşiğini karşılamayan sayfalar</w:t>
             </w:r>
           </w:p>
         </w:tc>
@@ -1817,83 +1817,7 @@
                 <w:color w:val="10332F"/>
                 <w:sz w:val="17"/>
               </w:rPr>
-              <w:t>Saha verisinde FCP, LCP ve INP İyi eşiğinin içinde. Değerlendirmeyi eşik dışında tutan tek metrik CLS: mobil 0.36, masaüstü 0.43 (İyi eşiği 0.10).</w:t>
-            </w:r>
-          </w:p>
-        </w:tc>
-        <w:tc>
-          <w:tcPr>
-            <w:tcW w:type="dxa" w:w="1134"/>
-          </w:tcPr>
-          <w:p>
-            <w:pPr>
-              <w:spacing w:after="20"/>
-              <w:jc w:val="center"/>
-            </w:pPr>
-            <w:r/>
-            <w:r>
-              <w:rPr>
-                <w:color w:val="10332F"/>
-                <w:sz w:val="17"/>
-              </w:rPr>
-              <w:t>CrUX</w:t>
-            </w:r>
-          </w:p>
-        </w:tc>
-      </w:tr>
-      <w:tr>
-        <w:tc>
-          <w:tcPr>
-            <w:tcW w:type="dxa" w:w="2211"/>
-          </w:tcPr>
-          <w:p>
-            <w:pPr>
-              <w:spacing w:after="20"/>
-            </w:pPr>
-            <w:r/>
-            <w:r>
-              <w:rPr>
-                <w:color w:val="10332F"/>
-                <w:sz w:val="17"/>
-              </w:rPr>
-              <w:t>CLS eşiğini karşılamayan sayfalar</w:t>
-            </w:r>
-          </w:p>
-        </w:tc>
-        <w:tc>
-          <w:tcPr>
-            <w:tcW w:type="dxa" w:w="1304"/>
-          </w:tcPr>
-          <w:p>
-            <w:pPr>
-              <w:spacing w:after="20"/>
-              <w:jc w:val="center"/>
-            </w:pPr>
-            <w:r/>
-            <w:r>
-              <w:rPr>
-                <w:color w:val="10332F"/>
-                <w:sz w:val="17"/>
-              </w:rPr>
-              <w:t>Geliştirme alanı</w:t>
-            </w:r>
-          </w:p>
-        </w:tc>
-        <w:tc>
-          <w:tcPr>
-            <w:tcW w:type="dxa" w:w="5329"/>
-          </w:tcPr>
-          <w:p>
-            <w:pPr>
-              <w:spacing w:after="20"/>
-            </w:pPr>
-            <w:r/>
-            <w:r>
-              <w:rPr>
-                <w:color w:val="10332F"/>
-                <w:sz w:val="17"/>
-              </w:rPr>
-              <w:t>95 sayfa CLS eşiğinin üzerinde. En yüksek trafikli sayfa aynı zamanda en yüksek değere sahip: /ruj/ saha CLS 0.97, laboratuvar 1.33.</w:t>
+              <w:t>İncelenen sayfalar arasında 95 sayfa CLS eşiğinin üzerindedir. En yüksek trafikli sayfa aynı zamanda en yüksek değere sahip: /ruj/ saha CLS 0.97, laboratuvar 1.33.</w:t>
             </w:r>
           </w:p>
         </w:tc>
@@ -21472,98 +21396,6 @@
                 <w:sz w:val="17"/>
               </w:rPr>
               <w:t>1-12 Ağu 2026 · ChatGPT ve Gemini · 100 aktif prompt</w:t>
-            </w:r>
-          </w:p>
-        </w:tc>
-      </w:tr>
-      <w:tr>
-        <w:tc>
-          <w:tcPr>
-            <w:tcW w:type="dxa" w:w="1814"/>
-          </w:tcPr>
-          <w:p>
-            <w:pPr>
-              <w:spacing w:after="20"/>
-            </w:pPr>
-            <w:r/>
-            <w:r>
-              <w:rPr>
-                <w:color w:val="10332F"/>
-                <w:sz w:val="17"/>
-              </w:rPr>
-              <w:t>AI Search Share of Voice</w:t>
-            </w:r>
-          </w:p>
-        </w:tc>
-        <w:tc>
-          <w:tcPr>
-            <w:tcW w:type="dxa" w:w="1474"/>
-          </w:tcPr>
-          <w:p>
-            <w:pPr>
-              <w:spacing w:after="20"/>
-            </w:pPr>
-            <w:r/>
-            <w:r>
-              <w:rPr>
-                <w:color w:val="10332F"/>
-                <w:sz w:val="17"/>
-              </w:rPr>
-              <w:t>%16.1 · 3. sıra</w:t>
-            </w:r>
-          </w:p>
-        </w:tc>
-        <w:tc>
-          <w:tcPr>
-            <w:tcW w:type="dxa" w:w="2835"/>
-          </w:tcPr>
-          <w:p>
-            <w:pPr>
-              <w:spacing w:after="20"/>
-            </w:pPr>
-            <w:r/>
-            <w:r>
-              <w:rPr>
-                <w:color w:val="10332F"/>
-                <w:sz w:val="17"/>
-              </w:rPr>
-              <w:t>watsons.com.tr %19.5 · trendyol.com %17.4 · sephora.com.tr %15.0 · rossmann.com.tr %11.6</w:t>
-            </w:r>
-          </w:p>
-        </w:tc>
-        <w:tc>
-          <w:tcPr>
-            <w:tcW w:type="dxa" w:w="1587"/>
-          </w:tcPr>
-          <w:p>
-            <w:pPr>
-              <w:spacing w:after="20"/>
-            </w:pPr>
-            <w:r/>
-            <w:r>
-              <w:rPr>
-                <w:color w:val="10332F"/>
-                <w:sz w:val="17"/>
-              </w:rPr>
-              <w:t>SEOmonitor AI Search</w:t>
-            </w:r>
-          </w:p>
-        </w:tc>
-        <w:tc>
-          <w:tcPr>
-            <w:tcW w:type="dxa" w:w="2154"/>
-          </w:tcPr>
-          <w:p>
-            <w:pPr>
-              <w:spacing w:after="20"/>
-            </w:pPr>
-            <w:r/>
-            <w:r>
-              <w:rPr>
-                <w:color w:val="10332F"/>
-                <w:sz w:val="17"/>
-              </w:rPr>
-              <w:t>11 Ağu 2026 · sağlayıcı: OpenAI · 599 takip kelimesi</w:t>
             </w:r>
           </w:p>
         </w:tc>

--- a/Flormar-SEO-Durum-Raporu-Agustos-2026.docx
+++ b/Flormar-SEO-Durum-Raporu-Agustos-2026.docx
@@ -21108,16 +21108,15 @@
         <w:tblLook w:firstColumn="1" w:firstRow="1" w:lastColumn="0" w:lastRow="0" w:noHBand="0" w:noVBand="1" w:val="04A0"/>
       </w:tblPr>
       <w:tblGrid>
-        <w:gridCol w:w="2040"/>
-        <w:gridCol w:w="2040"/>
-        <w:gridCol w:w="2040"/>
-        <w:gridCol w:w="2040"/>
-        <w:gridCol w:w="2040"/>
+        <w:gridCol w:w="2550"/>
+        <w:gridCol w:w="2550"/>
+        <w:gridCol w:w="2550"/>
+        <w:gridCol w:w="2550"/>
       </w:tblGrid>
       <w:tr>
         <w:tc>
           <w:tcPr>
-            <w:tcW w:type="dxa" w:w="1814"/>
+            <w:tcW w:type="dxa" w:w="1928"/>
             <w:shd w:val="clear" w:fill="434343"/>
           </w:tcPr>
           <w:p>
@@ -21137,7 +21136,7 @@
         </w:tc>
         <w:tc>
           <w:tcPr>
-            <w:tcW w:type="dxa" w:w="1474"/>
+            <w:tcW w:type="dxa" w:w="1701"/>
             <w:shd w:val="clear" w:fill="434343"/>
           </w:tcPr>
           <w:p>
@@ -21157,7 +21156,7 @@
         </w:tc>
         <w:tc>
           <w:tcPr>
-            <w:tcW w:type="dxa" w:w="2835"/>
+            <w:tcW w:type="dxa" w:w="4082"/>
             <w:shd w:val="clear" w:fill="434343"/>
           </w:tcPr>
           <w:p>
@@ -21171,13 +21170,13 @@
                 <w:color w:val="FFFFFF"/>
                 <w:sz w:val="16"/>
               </w:rPr>
-              <w:t>Kategori tablosu</w:t>
-            </w:r>
-          </w:p>
-        </w:tc>
-        <w:tc>
-          <w:tcPr>
-            <w:tcW w:type="dxa" w:w="1587"/>
+              <w:t>Rakip sıralaması</w:t>
+            </w:r>
+          </w:p>
+        </w:tc>
+        <w:tc>
+          <w:tcPr>
+            <w:tcW w:type="dxa" w:w="2154"/>
             <w:shd w:val="clear" w:fill="434343"/>
           </w:tcPr>
           <w:p>
@@ -21195,85 +21194,65 @@
             </w:r>
           </w:p>
         </w:tc>
-        <w:tc>
-          <w:tcPr>
-            <w:tcW w:type="dxa" w:w="2154"/>
-            <w:shd w:val="clear" w:fill="434343"/>
-          </w:tcPr>
-          <w:p>
-            <w:pPr>
-              <w:jc w:val="center"/>
-            </w:pPr>
-            <w:r/>
-            <w:r>
-              <w:rPr>
-                <w:b/>
-                <w:color w:val="FFFFFF"/>
-                <w:sz w:val="16"/>
-              </w:rPr>
-              <w:t>Dönem ve kapsam</w:t>
-            </w:r>
-          </w:p>
-        </w:tc>
       </w:tr>
       <w:tr>
         <w:tc>
           <w:tcPr>
-            <w:tcW w:type="dxa" w:w="1814"/>
-          </w:tcPr>
-          <w:p>
-            <w:pPr>
-              <w:spacing w:after="20"/>
-            </w:pPr>
-            <w:r/>
-            <w:r>
-              <w:rPr>
-                <w:color w:val="10332F"/>
-                <w:sz w:val="17"/>
-              </w:rPr>
-              <w:t>AI yanıtlarında marka değinmesi</w:t>
-            </w:r>
-          </w:p>
-        </w:tc>
-        <w:tc>
-          <w:tcPr>
-            <w:tcW w:type="dxa" w:w="1474"/>
-          </w:tcPr>
-          <w:p>
-            <w:pPr>
-              <w:spacing w:after="20"/>
-            </w:pPr>
-            <w:r/>
-            <w:r>
-              <w:rPr>
-                <w:color w:val="10332F"/>
-                <w:sz w:val="17"/>
-              </w:rPr>
-              <w:t>211 değinme · 1. sıra</w:t>
-            </w:r>
-          </w:p>
-        </w:tc>
-        <w:tc>
-          <w:tcPr>
-            <w:tcW w:type="dxa" w:w="2835"/>
-          </w:tcPr>
-          <w:p>
-            <w:pPr>
-              <w:spacing w:after="20"/>
-            </w:pPr>
-            <w:r/>
-            <w:r>
-              <w:rPr>
-                <w:color w:val="10332F"/>
-                <w:sz w:val="17"/>
-              </w:rPr>
-              <w:t>Maybelline 187 · Golden Rose 124 · Watsons 108 · Trendyol 94 · NYX 80</w:t>
-            </w:r>
-          </w:p>
-        </w:tc>
-        <w:tc>
-          <w:tcPr>
-            <w:tcW w:type="dxa" w:w="1587"/>
+            <w:tcW w:type="dxa" w:w="1928"/>
+          </w:tcPr>
+          <w:p>
+            <w:pPr>
+              <w:spacing w:after="20"/>
+            </w:pPr>
+            <w:r/>
+            <w:r>
+              <w:rPr>
+                <w:color w:val="10332F"/>
+                <w:sz w:val="17"/>
+              </w:rPr>
+              <w:t>AI yanıtlarında marka mention</w:t>
+            </w:r>
+          </w:p>
+        </w:tc>
+        <w:tc>
+          <w:tcPr>
+            <w:tcW w:type="dxa" w:w="1701"/>
+          </w:tcPr>
+          <w:p>
+            <w:pPr>
+              <w:spacing w:after="20"/>
+            </w:pPr>
+            <w:r/>
+            <w:r>
+              <w:rPr>
+                <w:color w:val="10332F"/>
+                <w:sz w:val="17"/>
+              </w:rPr>
+              <w:t>211 / 505 yanıt · 1. sıra</w:t>
+            </w:r>
+          </w:p>
+        </w:tc>
+        <w:tc>
+          <w:tcPr>
+            <w:tcW w:type="dxa" w:w="4082"/>
+          </w:tcPr>
+          <w:p>
+            <w:pPr>
+              <w:spacing w:after="20"/>
+            </w:pPr>
+            <w:r/>
+            <w:r>
+              <w:rPr>
+                <w:color w:val="10332F"/>
+                <w:sz w:val="17"/>
+              </w:rPr>
+              <w:t>1. Maybelline 187 · 2. Golden Rose 124 · 3. Watsons 108 · 4. Trendyol 94 · 5. NYX Cosmetics 80</w:t>
+            </w:r>
+          </w:p>
+        </w:tc>
+        <w:tc>
+          <w:tcPr>
+            <w:tcW w:type="dxa" w:w="2154"/>
           </w:tcPr>
           <w:p>
             <w:pPr>
@@ -21286,24 +21265,6 @@
                 <w:sz w:val="17"/>
               </w:rPr>
               <w:t>Inbound AI görünürlük izleme</w:t>
-            </w:r>
-          </w:p>
-        </w:tc>
-        <w:tc>
-          <w:tcPr>
-            <w:tcW w:type="dxa" w:w="2154"/>
-          </w:tcPr>
-          <w:p>
-            <w:pPr>
-              <w:spacing w:after="20"/>
-            </w:pPr>
-            <w:r/>
-            <w:r>
-              <w:rPr>
-                <w:color w:val="10332F"/>
-                <w:sz w:val="17"/>
-              </w:rPr>
-              <w:t>1-12 Ağu 2026 · 100 aktif prompt · 505 taranan yanıt</w:t>
             </w:r>
           </w:p>
         </w:tc>
@@ -21311,7 +21272,7 @@
       <w:tr>
         <w:tc>
           <w:tcPr>
-            <w:tcW w:type="dxa" w:w="1814"/>
+            <w:tcW w:type="dxa" w:w="1928"/>
           </w:tcPr>
           <w:p>
             <w:pPr>
@@ -21329,7 +21290,7 @@
         </w:tc>
         <w:tc>
           <w:tcPr>
-            <w:tcW w:type="dxa" w:w="1474"/>
+            <w:tcW w:type="dxa" w:w="1701"/>
           </w:tcPr>
           <w:p>
             <w:pPr>
@@ -21347,25 +21308,25 @@
         </w:tc>
         <w:tc>
           <w:tcPr>
-            <w:tcW w:type="dxa" w:w="2835"/>
-          </w:tcPr>
-          <w:p>
-            <w:pPr>
-              <w:spacing w:after="20"/>
-            </w:pPr>
-            <w:r/>
-            <w:r>
-              <w:rPr>
-                <w:color w:val="10332F"/>
-                <w:sz w:val="17"/>
-              </w:rPr>
-              <w:t>Maybelline %21.7 · Golden Rose %18.1 · NYX %13.7 · Watsons %10.3</w:t>
-            </w:r>
-          </w:p>
-        </w:tc>
-        <w:tc>
-          <w:tcPr>
-            <w:tcW w:type="dxa" w:w="1587"/>
+            <w:tcW w:type="dxa" w:w="4082"/>
+          </w:tcPr>
+          <w:p>
+            <w:pPr>
+              <w:spacing w:after="20"/>
+            </w:pPr>
+            <w:r/>
+            <w:r>
+              <w:rPr>
+                <w:color w:val="10332F"/>
+                <w:sz w:val="17"/>
+              </w:rPr>
+              <w:t>1. Maybelline %21.7 · 2. Golden Rose %18.1 · 3. NYX Cosmetics %13.7 · 4. Watsons %10.3</w:t>
+            </w:r>
+          </w:p>
+        </w:tc>
+        <w:tc>
+          <w:tcPr>
+            <w:tcW w:type="dxa" w:w="2154"/>
           </w:tcPr>
           <w:p>
             <w:pPr>
@@ -21378,24 +21339,6 @@
                 <w:sz w:val="17"/>
               </w:rPr>
               <w:t>Inbound AI görünürlük izleme</w:t>
-            </w:r>
-          </w:p>
-        </w:tc>
-        <w:tc>
-          <w:tcPr>
-            <w:tcW w:type="dxa" w:w="2154"/>
-          </w:tcPr>
-          <w:p>
-            <w:pPr>
-              <w:spacing w:after="20"/>
-            </w:pPr>
-            <w:r/>
-            <w:r>
-              <w:rPr>
-                <w:color w:val="10332F"/>
-                <w:sz w:val="17"/>
-              </w:rPr>
-              <w:t>1-12 Ağu 2026 · ChatGPT ve Gemini · 100 aktif prompt</w:t>
             </w:r>
           </w:p>
         </w:tc>
@@ -21403,73 +21346,55 @@
       <w:tr>
         <w:tc>
           <w:tcPr>
-            <w:tcW w:type="dxa" w:w="1814"/>
-          </w:tcPr>
-          <w:p>
-            <w:pPr>
-              <w:spacing w:after="20"/>
-            </w:pPr>
-            <w:r/>
-            <w:r>
-              <w:rPr>
-                <w:color w:val="10332F"/>
-                <w:sz w:val="17"/>
-              </w:rPr>
-              <w:t>AI Overview Share of Voice</w:t>
-            </w:r>
-          </w:p>
-        </w:tc>
-        <w:tc>
-          <w:tcPr>
-            <w:tcW w:type="dxa" w:w="1474"/>
-          </w:tcPr>
-          <w:p>
-            <w:pPr>
-              <w:spacing w:after="20"/>
-            </w:pPr>
-            <w:r/>
-            <w:r>
-              <w:rPr>
-                <w:color w:val="10332F"/>
-                <w:sz w:val="17"/>
-              </w:rPr>
-              <w:t>%9.7 · 5. sıra</w:t>
-            </w:r>
-          </w:p>
-        </w:tc>
-        <w:tc>
-          <w:tcPr>
-            <w:tcW w:type="dxa" w:w="2835"/>
-          </w:tcPr>
-          <w:p>
-            <w:pPr>
-              <w:spacing w:after="20"/>
-            </w:pPr>
-            <w:r/>
-            <w:r>
-              <w:rPr>
-                <w:color w:val="10332F"/>
-                <w:sz w:val="17"/>
-              </w:rPr>
-              <w:t>trendyol.com %27.0 · watsons.com.tr %21.6 · sephora.com.tr %18.5 · eveshop.com.tr %11.0</w:t>
-            </w:r>
-          </w:p>
-        </w:tc>
-        <w:tc>
-          <w:tcPr>
-            <w:tcW w:type="dxa" w:w="1587"/>
-          </w:tcPr>
-          <w:p>
-            <w:pPr>
-              <w:spacing w:after="20"/>
-            </w:pPr>
-            <w:r/>
-            <w:r>
-              <w:rPr>
-                <w:color w:val="10332F"/>
-                <w:sz w:val="17"/>
-              </w:rPr>
-              <w:t>SEOmonitor AI Overview</w:t>
+            <w:tcW w:type="dxa" w:w="1928"/>
+          </w:tcPr>
+          <w:p>
+            <w:pPr>
+              <w:spacing w:after="20"/>
+            </w:pPr>
+            <w:r/>
+            <w:r>
+              <w:rPr>
+                <w:color w:val="10332F"/>
+                <w:sz w:val="17"/>
+              </w:rPr>
+              <w:t>Kaynak olarak citation</w:t>
+            </w:r>
+          </w:p>
+        </w:tc>
+        <w:tc>
+          <w:tcPr>
+            <w:tcW w:type="dxa" w:w="1701"/>
+          </w:tcPr>
+          <w:p>
+            <w:pPr>
+              <w:spacing w:after="20"/>
+            </w:pPr>
+            <w:r/>
+            <w:r>
+              <w:rPr>
+                <w:color w:val="10332F"/>
+                <w:sz w:val="17"/>
+              </w:rPr>
+              <w:t>114 atıf · 6. sıra</w:t>
+            </w:r>
+          </w:p>
+        </w:tc>
+        <w:tc>
+          <w:tcPr>
+            <w:tcW w:type="dxa" w:w="4082"/>
+          </w:tcPr>
+          <w:p>
+            <w:pPr>
+              <w:spacing w:after="20"/>
+            </w:pPr>
+            <w:r/>
+            <w:r>
+              <w:rPr>
+                <w:color w:val="10332F"/>
+                <w:sz w:val="17"/>
+              </w:rPr>
+              <w:t>1. Trendyol 359 · 2. makyajtrendi.com 197 · 3. Watsons 180 · 4. instagram.com 178 · 5. Sephora 117</w:t>
             </w:r>
           </w:p>
         </w:tc>
@@ -21487,7 +21412,7 @@
                 <w:color w:val="10332F"/>
                 <w:sz w:val="17"/>
               </w:rPr>
-              <w:t>11 Ağu 2026 · 599 takip kelimesi</w:t>
+              <w:t>Inbound AI görünürlük izleme</w:t>
             </w:r>
           </w:p>
         </w:tc>
@@ -21495,73 +21420,55 @@
       <w:tr>
         <w:tc>
           <w:tcPr>
-            <w:tcW w:type="dxa" w:w="1814"/>
-          </w:tcPr>
-          <w:p>
-            <w:pPr>
-              <w:spacing w:after="20"/>
-            </w:pPr>
-            <w:r/>
-            <w:r>
-              <w:rPr>
-                <w:color w:val="10332F"/>
-                <w:sz w:val="17"/>
-              </w:rPr>
-              <w:t>Kaynak olarak atıf (citation)</w:t>
-            </w:r>
-          </w:p>
-        </w:tc>
-        <w:tc>
-          <w:tcPr>
-            <w:tcW w:type="dxa" w:w="1474"/>
-          </w:tcPr>
-          <w:p>
-            <w:pPr>
-              <w:spacing w:after="20"/>
-            </w:pPr>
-            <w:r/>
-            <w:r>
-              <w:rPr>
-                <w:color w:val="10332F"/>
-                <w:sz w:val="17"/>
-              </w:rPr>
-              <w:t>114 atıf · 6. sıra</w:t>
-            </w:r>
-          </w:p>
-        </w:tc>
-        <w:tc>
-          <w:tcPr>
-            <w:tcW w:type="dxa" w:w="2835"/>
-          </w:tcPr>
-          <w:p>
-            <w:pPr>
-              <w:spacing w:after="20"/>
-            </w:pPr>
-            <w:r/>
-            <w:r>
-              <w:rPr>
-                <w:color w:val="10332F"/>
-                <w:sz w:val="17"/>
-              </w:rPr>
-              <w:t>trendyol.com 359 · makyajtrendi.com 197 · watsons.com.tr 180 · instagram.com 178 · sephora.com.tr 117</w:t>
-            </w:r>
-          </w:p>
-        </w:tc>
-        <w:tc>
-          <w:tcPr>
-            <w:tcW w:type="dxa" w:w="1587"/>
-          </w:tcPr>
-          <w:p>
-            <w:pPr>
-              <w:spacing w:after="20"/>
-            </w:pPr>
-            <w:r/>
-            <w:r>
-              <w:rPr>
-                <w:color w:val="10332F"/>
-                <w:sz w:val="17"/>
-              </w:rPr>
-              <w:t>Inbound AI görünürlük izleme</w:t>
+            <w:tcW w:type="dxa" w:w="1928"/>
+          </w:tcPr>
+          <w:p>
+            <w:pPr>
+              <w:spacing w:after="20"/>
+            </w:pPr>
+            <w:r/>
+            <w:r>
+              <w:rPr>
+                <w:color w:val="10332F"/>
+                <w:sz w:val="17"/>
+              </w:rPr>
+              <w:t>AI Overview Share of Voice</w:t>
+            </w:r>
+          </w:p>
+        </w:tc>
+        <w:tc>
+          <w:tcPr>
+            <w:tcW w:type="dxa" w:w="1701"/>
+          </w:tcPr>
+          <w:p>
+            <w:pPr>
+              <w:spacing w:after="20"/>
+            </w:pPr>
+            <w:r/>
+            <w:r>
+              <w:rPr>
+                <w:color w:val="10332F"/>
+                <w:sz w:val="17"/>
+              </w:rPr>
+              <w:t>%9.7 · 5. sıra</w:t>
+            </w:r>
+          </w:p>
+        </w:tc>
+        <w:tc>
+          <w:tcPr>
+            <w:tcW w:type="dxa" w:w="4082"/>
+          </w:tcPr>
+          <w:p>
+            <w:pPr>
+              <w:spacing w:after="20"/>
+            </w:pPr>
+            <w:r/>
+            <w:r>
+              <w:rPr>
+                <w:color w:val="10332F"/>
+                <w:sz w:val="17"/>
+              </w:rPr>
+              <w:t>1. Trendyol %27.0 · 2. Watsons %21.6 · 3. Sephora %18.5 · 4. eveshop.com.tr %11.0</w:t>
             </w:r>
           </w:p>
         </w:tc>
@@ -21579,12 +21486,25 @@
                 <w:color w:val="10332F"/>
                 <w:sz w:val="17"/>
               </w:rPr>
-              <w:t>1-12 Ağu 2026 · atıf verilen kaynak domainleri</w:t>
+              <w:t>SEOmonitor</w:t>
             </w:r>
           </w:p>
         </w:tc>
       </w:tr>
     </w:tbl>
+    <w:p>
+      <w:pPr>
+        <w:spacing w:before="0" w:after="180"/>
+      </w:pPr>
+      <w:r>
+        <w:rPr>
+          <w:b w:val="0"/>
+          <w:color w:val="7C8B88"/>
+          <w:sz w:val="16"/>
+        </w:rPr>
+        <w:t>Dönem: 1-12 Ağu 2026 (Inbound izleme) · 11 Ağu 2026 (SEOmonitor AI Overview)</w:t>
+      </w:r>
+    </w:p>
     <w:p>
       <w:pPr>
         <w:spacing w:before="120" w:after="160"/>
@@ -21612,7 +21532,7 @@
           <w:color w:val="10332F"/>
           <w:sz w:val="19"/>
         </w:rPr>
-        <w:t>anılma</w:t>
+        <w:t>mention</w:t>
       </w:r>
       <w:r>
         <w:rPr>
@@ -21620,7 +21540,7 @@
           <w:color w:val="10332F"/>
           <w:sz w:val="19"/>
         </w:rPr>
-        <w:t xml:space="preserve"> tarafında kategoride önde yer alınmaktadır: AI yanıtlarında 211 değinme ile en yakın rakibin (Maybelline, 187) üzerindedir. </w:t>
+        <w:t xml:space="preserve"> tarafında kategoride önde yer alınmaktadır: AI yanıtlarında 211 / 505 mention ile en yakın rakibin (Maybelline, 187) üzerindedir. </w:t>
       </w:r>
       <w:r>
         <w:rPr>
@@ -21628,7 +21548,7 @@
           <w:color w:val="10332F"/>
           <w:sz w:val="19"/>
         </w:rPr>
-        <w:t>Kaynak gösterilme</w:t>
+        <w:t>Citation</w:t>
       </w:r>
       <w:r>
         <w:rPr>
@@ -21765,7 +21685,7 @@
                 <w:color w:val="FFFFFF"/>
                 <w:sz w:val="16"/>
               </w:rPr>
-              <w:t>Marka anılması</w:t>
+              <w:t>Mention</w:t>
             </w:r>
           </w:p>
         </w:tc>
@@ -21785,7 +21705,7 @@
                 <w:color w:val="FFFFFF"/>
                 <w:sz w:val="16"/>
               </w:rPr>
-              <w:t>Marka atfı</w:t>
+              <w:t>Brand citation</w:t>
             </w:r>
           </w:p>
         </w:tc>
@@ -21805,7 +21725,7 @@
                 <w:color w:val="FFFFFF"/>
                 <w:sz w:val="16"/>
               </w:rPr>
-              <w:t>Site atfı</w:t>
+              <w:t>Site citation</w:t>
             </w:r>
           </w:p>
         </w:tc>
@@ -22790,12 +22710,11 @@
         <w:tblLook w:firstColumn="1" w:firstRow="1" w:lastColumn="0" w:lastRow="0" w:noHBand="0" w:noVBand="1" w:val="04A0"/>
       </w:tblPr>
       <w:tblGrid>
-        <w:gridCol w:w="1700"/>
-        <w:gridCol w:w="1700"/>
-        <w:gridCol w:w="1700"/>
-        <w:gridCol w:w="1700"/>
-        <w:gridCol w:w="1700"/>
-        <w:gridCol w:w="1700"/>
+        <w:gridCol w:w="2040"/>
+        <w:gridCol w:w="2040"/>
+        <w:gridCol w:w="2040"/>
+        <w:gridCol w:w="2040"/>
+        <w:gridCol w:w="2040"/>
       </w:tblGrid>
       <w:tr>
         <w:tc>
@@ -22820,7 +22739,7 @@
         </w:tc>
         <w:tc>
           <w:tcPr>
-            <w:tcW w:type="dxa" w:w="1531"/>
+            <w:tcW w:type="dxa" w:w="1928"/>
             <w:shd w:val="clear" w:fill="434343"/>
           </w:tcPr>
           <w:p>
@@ -22834,13 +22753,13 @@
                 <w:color w:val="FFFFFF"/>
                 <w:sz w:val="16"/>
               </w:rPr>
-              <w:t>AIO çıkan kelime</w:t>
-            </w:r>
-          </w:p>
-        </w:tc>
-        <w:tc>
-          <w:tcPr>
-            <w:tcW w:type="dxa" w:w="1644"/>
+              <w:t>AIO çıkan / takip edilen kelime</w:t>
+            </w:r>
+          </w:p>
+        </w:tc>
+        <w:tc>
+          <w:tcPr>
+            <w:tcW w:type="dxa" w:w="1701"/>
             <w:shd w:val="clear" w:fill="434343"/>
           </w:tcPr>
           <w:p>
@@ -22860,7 +22779,7 @@
         </w:tc>
         <w:tc>
           <w:tcPr>
-            <w:tcW w:type="dxa" w:w="1531"/>
+            <w:tcW w:type="dxa" w:w="1587"/>
             <w:shd w:val="clear" w:fill="434343"/>
           </w:tcPr>
           <w:p>
@@ -22880,7 +22799,7 @@
         </w:tc>
         <w:tc>
           <w:tcPr>
-            <w:tcW w:type="dxa" w:w="1531"/>
+            <w:tcW w:type="dxa" w:w="1587"/>
             <w:shd w:val="clear" w:fill="434343"/>
           </w:tcPr>
           <w:p>
@@ -22898,26 +22817,6 @@
             </w:r>
           </w:p>
         </w:tc>
-        <w:tc>
-          <w:tcPr>
-            <w:tcW w:type="dxa" w:w="1077"/>
-            <w:shd w:val="clear" w:fill="434343"/>
-          </w:tcPr>
-          <w:p>
-            <w:pPr>
-              <w:jc w:val="center"/>
-            </w:pPr>
-            <w:r/>
-            <w:r>
-              <w:rPr>
-                <w:b/>
-                <w:color w:val="FFFFFF"/>
-                <w:sz w:val="16"/>
-              </w:rPr>
-              <w:t>Ort. sıra</w:t>
-            </w:r>
-          </w:p>
-        </w:tc>
       </w:tr>
       <w:tr>
         <w:tc>
@@ -22940,45 +22839,45 @@
         </w:tc>
         <w:tc>
           <w:tcPr>
-            <w:tcW w:type="dxa" w:w="1531"/>
-          </w:tcPr>
-          <w:p>
-            <w:pPr>
-              <w:spacing w:after="20"/>
-              <w:jc w:val="center"/>
-            </w:pPr>
-            <w:r/>
-            <w:r>
-              <w:rPr>
-                <w:color w:val="10332F"/>
-                <w:sz w:val="17"/>
-              </w:rPr>
-              <w:t>23</w:t>
-            </w:r>
-          </w:p>
-        </w:tc>
-        <w:tc>
-          <w:tcPr>
-            <w:tcW w:type="dxa" w:w="1644"/>
-          </w:tcPr>
-          <w:p>
-            <w:pPr>
-              <w:spacing w:after="20"/>
-              <w:jc w:val="center"/>
-            </w:pPr>
-            <w:r/>
-            <w:r>
-              <w:rPr>
-                <w:color w:val="10332F"/>
-                <w:sz w:val="17"/>
-              </w:rPr>
-              <w:t>9</w:t>
-            </w:r>
-          </w:p>
-        </w:tc>
-        <w:tc>
-          <w:tcPr>
-            <w:tcW w:type="dxa" w:w="1531"/>
+            <w:tcW w:type="dxa" w:w="1928"/>
+          </w:tcPr>
+          <w:p>
+            <w:pPr>
+              <w:spacing w:after="20"/>
+              <w:jc w:val="center"/>
+            </w:pPr>
+            <w:r/>
+            <w:r>
+              <w:rPr>
+                <w:color w:val="10332F"/>
+                <w:sz w:val="17"/>
+              </w:rPr>
+              <w:t>23 / 131</w:t>
+            </w:r>
+          </w:p>
+        </w:tc>
+        <w:tc>
+          <w:tcPr>
+            <w:tcW w:type="dxa" w:w="1701"/>
+          </w:tcPr>
+          <w:p>
+            <w:pPr>
+              <w:spacing w:after="20"/>
+              <w:jc w:val="center"/>
+            </w:pPr>
+            <w:r/>
+            <w:r>
+              <w:rPr>
+                <w:color w:val="10332F"/>
+                <w:sz w:val="17"/>
+              </w:rPr>
+              <w:t>9 / 23</w:t>
+            </w:r>
+          </w:p>
+        </w:tc>
+        <w:tc>
+          <w:tcPr>
+            <w:tcW w:type="dxa" w:w="1587"/>
           </w:tcPr>
           <w:p>
             <w:pPr>
@@ -22997,7 +22896,7 @@
         </w:tc>
         <w:tc>
           <w:tcPr>
-            <w:tcW w:type="dxa" w:w="1531"/>
+            <w:tcW w:type="dxa" w:w="1587"/>
           </w:tcPr>
           <w:p>
             <w:pPr>
@@ -23011,25 +22910,6 @@
                 <w:sz w:val="17"/>
               </w:rPr>
               <w:t>%86.7</w:t>
-            </w:r>
-          </w:p>
-        </w:tc>
-        <w:tc>
-          <w:tcPr>
-            <w:tcW w:type="dxa" w:w="1077"/>
-          </w:tcPr>
-          <w:p>
-            <w:pPr>
-              <w:spacing w:after="20"/>
-              <w:jc w:val="center"/>
-            </w:pPr>
-            <w:r/>
-            <w:r>
-              <w:rPr>
-                <w:color w:val="10332F"/>
-                <w:sz w:val="17"/>
-              </w:rPr>
-              <w:t>2.5</w:t>
             </w:r>
           </w:p>
         </w:tc>
@@ -23055,45 +22935,45 @@
         </w:tc>
         <w:tc>
           <w:tcPr>
-            <w:tcW w:type="dxa" w:w="1531"/>
-          </w:tcPr>
-          <w:p>
-            <w:pPr>
-              <w:spacing w:after="20"/>
-              <w:jc w:val="center"/>
-            </w:pPr>
-            <w:r/>
-            <w:r>
-              <w:rPr>
-                <w:color w:val="10332F"/>
-                <w:sz w:val="17"/>
-              </w:rPr>
-              <w:t>25</w:t>
-            </w:r>
-          </w:p>
-        </w:tc>
-        <w:tc>
-          <w:tcPr>
-            <w:tcW w:type="dxa" w:w="1644"/>
-          </w:tcPr>
-          <w:p>
-            <w:pPr>
-              <w:spacing w:after="20"/>
-              <w:jc w:val="center"/>
-            </w:pPr>
-            <w:r/>
-            <w:r>
-              <w:rPr>
-                <w:color w:val="10332F"/>
-                <w:sz w:val="17"/>
-              </w:rPr>
-              <w:t>8</w:t>
-            </w:r>
-          </w:p>
-        </w:tc>
-        <w:tc>
-          <w:tcPr>
-            <w:tcW w:type="dxa" w:w="1531"/>
+            <w:tcW w:type="dxa" w:w="1928"/>
+          </w:tcPr>
+          <w:p>
+            <w:pPr>
+              <w:spacing w:after="20"/>
+              <w:jc w:val="center"/>
+            </w:pPr>
+            <w:r/>
+            <w:r>
+              <w:rPr>
+                <w:color w:val="10332F"/>
+                <w:sz w:val="17"/>
+              </w:rPr>
+              <w:t>25 / 60</w:t>
+            </w:r>
+          </w:p>
+        </w:tc>
+        <w:tc>
+          <w:tcPr>
+            <w:tcW w:type="dxa" w:w="1701"/>
+          </w:tcPr>
+          <w:p>
+            <w:pPr>
+              <w:spacing w:after="20"/>
+              <w:jc w:val="center"/>
+            </w:pPr>
+            <w:r/>
+            <w:r>
+              <w:rPr>
+                <w:color w:val="10332F"/>
+                <w:sz w:val="17"/>
+              </w:rPr>
+              <w:t>8 / 25</w:t>
+            </w:r>
+          </w:p>
+        </w:tc>
+        <w:tc>
+          <w:tcPr>
+            <w:tcW w:type="dxa" w:w="1587"/>
           </w:tcPr>
           <w:p>
             <w:pPr>
@@ -23112,7 +22992,7 @@
         </w:tc>
         <w:tc>
           <w:tcPr>
-            <w:tcW w:type="dxa" w:w="1531"/>
+            <w:tcW w:type="dxa" w:w="1587"/>
           </w:tcPr>
           <w:p>
             <w:pPr>
@@ -23126,25 +23006,6 @@
                 <w:sz w:val="17"/>
               </w:rPr>
               <w:t>%54.4</w:t>
-            </w:r>
-          </w:p>
-        </w:tc>
-        <w:tc>
-          <w:tcPr>
-            <w:tcW w:type="dxa" w:w="1077"/>
-          </w:tcPr>
-          <w:p>
-            <w:pPr>
-              <w:spacing w:after="20"/>
-              <w:jc w:val="center"/>
-            </w:pPr>
-            <w:r/>
-            <w:r>
-              <w:rPr>
-                <w:color w:val="10332F"/>
-                <w:sz w:val="17"/>
-              </w:rPr>
-              <w:t>2.6</w:t>
             </w:r>
           </w:p>
         </w:tc>
@@ -23170,45 +23031,45 @@
         </w:tc>
         <w:tc>
           <w:tcPr>
-            <w:tcW w:type="dxa" w:w="1531"/>
-          </w:tcPr>
-          <w:p>
-            <w:pPr>
-              <w:spacing w:after="20"/>
-              <w:jc w:val="center"/>
-            </w:pPr>
-            <w:r/>
-            <w:r>
-              <w:rPr>
-                <w:color w:val="10332F"/>
-                <w:sz w:val="17"/>
-              </w:rPr>
-              <w:t>21</w:t>
-            </w:r>
-          </w:p>
-        </w:tc>
-        <w:tc>
-          <w:tcPr>
-            <w:tcW w:type="dxa" w:w="1644"/>
-          </w:tcPr>
-          <w:p>
-            <w:pPr>
-              <w:spacing w:after="20"/>
-              <w:jc w:val="center"/>
-            </w:pPr>
-            <w:r/>
-            <w:r>
-              <w:rPr>
-                <w:color w:val="10332F"/>
-                <w:sz w:val="17"/>
-              </w:rPr>
-              <w:t>8</w:t>
-            </w:r>
-          </w:p>
-        </w:tc>
-        <w:tc>
-          <w:tcPr>
-            <w:tcW w:type="dxa" w:w="1531"/>
+            <w:tcW w:type="dxa" w:w="1928"/>
+          </w:tcPr>
+          <w:p>
+            <w:pPr>
+              <w:spacing w:after="20"/>
+              <w:jc w:val="center"/>
+            </w:pPr>
+            <w:r/>
+            <w:r>
+              <w:rPr>
+                <w:color w:val="10332F"/>
+                <w:sz w:val="17"/>
+              </w:rPr>
+              <w:t>21 / 87</w:t>
+            </w:r>
+          </w:p>
+        </w:tc>
+        <w:tc>
+          <w:tcPr>
+            <w:tcW w:type="dxa" w:w="1701"/>
+          </w:tcPr>
+          <w:p>
+            <w:pPr>
+              <w:spacing w:after="20"/>
+              <w:jc w:val="center"/>
+            </w:pPr>
+            <w:r/>
+            <w:r>
+              <w:rPr>
+                <w:color w:val="10332F"/>
+                <w:sz w:val="17"/>
+              </w:rPr>
+              <w:t>8 / 21</w:t>
+            </w:r>
+          </w:p>
+        </w:tc>
+        <w:tc>
+          <w:tcPr>
+            <w:tcW w:type="dxa" w:w="1587"/>
           </w:tcPr>
           <w:p>
             <w:pPr>
@@ -23227,7 +23088,7 @@
         </w:tc>
         <w:tc>
           <w:tcPr>
-            <w:tcW w:type="dxa" w:w="1531"/>
+            <w:tcW w:type="dxa" w:w="1587"/>
           </w:tcPr>
           <w:p>
             <w:pPr>
@@ -23241,25 +23102,6 @@
                 <w:sz w:val="17"/>
               </w:rPr>
               <w:t>%3.4</w:t>
-            </w:r>
-          </w:p>
-        </w:tc>
-        <w:tc>
-          <w:tcPr>
-            <w:tcW w:type="dxa" w:w="1077"/>
-          </w:tcPr>
-          <w:p>
-            <w:pPr>
-              <w:spacing w:after="20"/>
-              <w:jc w:val="center"/>
-            </w:pPr>
-            <w:r/>
-            <w:r>
-              <w:rPr>
-                <w:color w:val="10332F"/>
-                <w:sz w:val="17"/>
-              </w:rPr>
-              <w:t>4.5</w:t>
             </w:r>
           </w:p>
         </w:tc>
@@ -23285,45 +23127,45 @@
         </w:tc>
         <w:tc>
           <w:tcPr>
-            <w:tcW w:type="dxa" w:w="1531"/>
-          </w:tcPr>
-          <w:p>
-            <w:pPr>
-              <w:spacing w:after="20"/>
-              <w:jc w:val="center"/>
-            </w:pPr>
-            <w:r/>
-            <w:r>
-              <w:rPr>
-                <w:color w:val="10332F"/>
-                <w:sz w:val="17"/>
-              </w:rPr>
-              <w:t>71</w:t>
-            </w:r>
-          </w:p>
-        </w:tc>
-        <w:tc>
-          <w:tcPr>
-            <w:tcW w:type="dxa" w:w="1644"/>
-          </w:tcPr>
-          <w:p>
-            <w:pPr>
-              <w:spacing w:after="20"/>
-              <w:jc w:val="center"/>
-            </w:pPr>
-            <w:r/>
-            <w:r>
-              <w:rPr>
-                <w:color w:val="10332F"/>
-                <w:sz w:val="17"/>
-              </w:rPr>
-              <w:t>11</w:t>
-            </w:r>
-          </w:p>
-        </w:tc>
-        <w:tc>
-          <w:tcPr>
-            <w:tcW w:type="dxa" w:w="1531"/>
+            <w:tcW w:type="dxa" w:w="1928"/>
+          </w:tcPr>
+          <w:p>
+            <w:pPr>
+              <w:spacing w:after="20"/>
+              <w:jc w:val="center"/>
+            </w:pPr>
+            <w:r/>
+            <w:r>
+              <w:rPr>
+                <w:color w:val="10332F"/>
+                <w:sz w:val="17"/>
+              </w:rPr>
+              <w:t>71 / 153</w:t>
+            </w:r>
+          </w:p>
+        </w:tc>
+        <w:tc>
+          <w:tcPr>
+            <w:tcW w:type="dxa" w:w="1701"/>
+          </w:tcPr>
+          <w:p>
+            <w:pPr>
+              <w:spacing w:after="20"/>
+              <w:jc w:val="center"/>
+            </w:pPr>
+            <w:r/>
+            <w:r>
+              <w:rPr>
+                <w:color w:val="10332F"/>
+                <w:sz w:val="17"/>
+              </w:rPr>
+              <w:t>11 / 71</w:t>
+            </w:r>
+          </w:p>
+        </w:tc>
+        <w:tc>
+          <w:tcPr>
+            <w:tcW w:type="dxa" w:w="1587"/>
           </w:tcPr>
           <w:p>
             <w:pPr>
@@ -23342,7 +23184,7 @@
         </w:tc>
         <w:tc>
           <w:tcPr>
-            <w:tcW w:type="dxa" w:w="1531"/>
+            <w:tcW w:type="dxa" w:w="1587"/>
           </w:tcPr>
           <w:p>
             <w:pPr>
@@ -23356,25 +23198,6 @@
                 <w:sz w:val="17"/>
               </w:rPr>
               <w:t>%2.4</w:t>
-            </w:r>
-          </w:p>
-        </w:tc>
-        <w:tc>
-          <w:tcPr>
-            <w:tcW w:type="dxa" w:w="1077"/>
-          </w:tcPr>
-          <w:p>
-            <w:pPr>
-              <w:spacing w:after="20"/>
-              <w:jc w:val="center"/>
-            </w:pPr>
-            <w:r/>
-            <w:r>
-              <w:rPr>
-                <w:color w:val="10332F"/>
-                <w:sz w:val="17"/>
-              </w:rPr>
-              <w:t>3.4</w:t>
             </w:r>
           </w:p>
         </w:tc>
@@ -23400,45 +23223,45 @@
         </w:tc>
         <w:tc>
           <w:tcPr>
-            <w:tcW w:type="dxa" w:w="1531"/>
-          </w:tcPr>
-          <w:p>
-            <w:pPr>
-              <w:spacing w:after="20"/>
-              <w:jc w:val="center"/>
-            </w:pPr>
-            <w:r/>
-            <w:r>
-              <w:rPr>
-                <w:color w:val="10332F"/>
-                <w:sz w:val="17"/>
-              </w:rPr>
-              <w:t>10</w:t>
-            </w:r>
-          </w:p>
-        </w:tc>
-        <w:tc>
-          <w:tcPr>
-            <w:tcW w:type="dxa" w:w="1644"/>
-          </w:tcPr>
-          <w:p>
-            <w:pPr>
-              <w:spacing w:after="20"/>
-              <w:jc w:val="center"/>
-            </w:pPr>
-            <w:r/>
-            <w:r>
-              <w:rPr>
-                <w:color w:val="10332F"/>
-                <w:sz w:val="17"/>
-              </w:rPr>
-              <w:t>0</w:t>
-            </w:r>
-          </w:p>
-        </w:tc>
-        <w:tc>
-          <w:tcPr>
-            <w:tcW w:type="dxa" w:w="1531"/>
+            <w:tcW w:type="dxa" w:w="1928"/>
+          </w:tcPr>
+          <w:p>
+            <w:pPr>
+              <w:spacing w:after="20"/>
+              <w:jc w:val="center"/>
+            </w:pPr>
+            <w:r/>
+            <w:r>
+              <w:rPr>
+                <w:color w:val="10332F"/>
+                <w:sz w:val="17"/>
+              </w:rPr>
+              <w:t>10 / 24</w:t>
+            </w:r>
+          </w:p>
+        </w:tc>
+        <w:tc>
+          <w:tcPr>
+            <w:tcW w:type="dxa" w:w="1701"/>
+          </w:tcPr>
+          <w:p>
+            <w:pPr>
+              <w:spacing w:after="20"/>
+              <w:jc w:val="center"/>
+            </w:pPr>
+            <w:r/>
+            <w:r>
+              <w:rPr>
+                <w:color w:val="10332F"/>
+                <w:sz w:val="17"/>
+              </w:rPr>
+              <w:t>0 / 10</w:t>
+            </w:r>
+          </w:p>
+        </w:tc>
+        <w:tc>
+          <w:tcPr>
+            <w:tcW w:type="dxa" w:w="1587"/>
           </w:tcPr>
           <w:p>
             <w:pPr>
@@ -23457,7 +23280,7 @@
         </w:tc>
         <w:tc>
           <w:tcPr>
-            <w:tcW w:type="dxa" w:w="1531"/>
+            <w:tcW w:type="dxa" w:w="1587"/>
           </w:tcPr>
           <w:p>
             <w:pPr>
@@ -23471,25 +23294,6 @@
                 <w:sz w:val="17"/>
               </w:rPr>
               <w:t>%0.0</w:t>
-            </w:r>
-          </w:p>
-        </w:tc>
-        <w:tc>
-          <w:tcPr>
-            <w:tcW w:type="dxa" w:w="1077"/>
-          </w:tcPr>
-          <w:p>
-            <w:pPr>
-              <w:spacing w:after="20"/>
-              <w:jc w:val="center"/>
-            </w:pPr>
-            <w:r/>
-            <w:r>
-              <w:rPr>
-                <w:color w:val="10332F"/>
-                <w:sz w:val="17"/>
-              </w:rPr>
-              <w:t>-</w:t>
             </w:r>
           </w:p>
         </w:tc>
@@ -23515,45 +23319,45 @@
         </w:tc>
         <w:tc>
           <w:tcPr>
-            <w:tcW w:type="dxa" w:w="1531"/>
-          </w:tcPr>
-          <w:p>
-            <w:pPr>
-              <w:spacing w:after="20"/>
-              <w:jc w:val="center"/>
-            </w:pPr>
-            <w:r/>
-            <w:r>
-              <w:rPr>
-                <w:color w:val="10332F"/>
-                <w:sz w:val="17"/>
-              </w:rPr>
-              <w:t>175</w:t>
-            </w:r>
-          </w:p>
-        </w:tc>
-        <w:tc>
-          <w:tcPr>
-            <w:tcW w:type="dxa" w:w="1644"/>
-          </w:tcPr>
-          <w:p>
-            <w:pPr>
-              <w:spacing w:after="20"/>
-              <w:jc w:val="center"/>
-            </w:pPr>
-            <w:r/>
-            <w:r>
-              <w:rPr>
-                <w:color w:val="10332F"/>
-                <w:sz w:val="17"/>
-              </w:rPr>
-              <w:t>42</w:t>
-            </w:r>
-          </w:p>
-        </w:tc>
-        <w:tc>
-          <w:tcPr>
-            <w:tcW w:type="dxa" w:w="1531"/>
+            <w:tcW w:type="dxa" w:w="1928"/>
+          </w:tcPr>
+          <w:p>
+            <w:pPr>
+              <w:spacing w:after="20"/>
+              <w:jc w:val="center"/>
+            </w:pPr>
+            <w:r/>
+            <w:r>
+              <w:rPr>
+                <w:color w:val="10332F"/>
+                <w:sz w:val="17"/>
+              </w:rPr>
+              <w:t>175 / 599</w:t>
+            </w:r>
+          </w:p>
+        </w:tc>
+        <w:tc>
+          <w:tcPr>
+            <w:tcW w:type="dxa" w:w="1701"/>
+          </w:tcPr>
+          <w:p>
+            <w:pPr>
+              <w:spacing w:after="20"/>
+              <w:jc w:val="center"/>
+            </w:pPr>
+            <w:r/>
+            <w:r>
+              <w:rPr>
+                <w:color w:val="10332F"/>
+                <w:sz w:val="17"/>
+              </w:rPr>
+              <w:t>42 / 175</w:t>
+            </w:r>
+          </w:p>
+        </w:tc>
+        <w:tc>
+          <w:tcPr>
+            <w:tcW w:type="dxa" w:w="1587"/>
           </w:tcPr>
           <w:p>
             <w:pPr>
@@ -23572,7 +23376,7 @@
         </w:tc>
         <w:tc>
           <w:tcPr>
-            <w:tcW w:type="dxa" w:w="1531"/>
+            <w:tcW w:type="dxa" w:w="1587"/>
           </w:tcPr>
           <w:p>
             <w:pPr>
@@ -23586,25 +23390,6 @@
                 <w:sz w:val="17"/>
               </w:rPr>
               <w:t>%21.9</w:t>
-            </w:r>
-          </w:p>
-        </w:tc>
-        <w:tc>
-          <w:tcPr>
-            <w:tcW w:type="dxa" w:w="1077"/>
-          </w:tcPr>
-          <w:p>
-            <w:pPr>
-              <w:spacing w:after="20"/>
-              <w:jc w:val="center"/>
-            </w:pPr>
-            <w:r/>
-            <w:r>
-              <w:rPr>
-                <w:color w:val="10332F"/>
-                <w:sz w:val="17"/>
-              </w:rPr>
-              <w:t>2.9</w:t>
             </w:r>
           </w:p>
         </w:tc>

--- a/Flormar-SEO-Durum-Raporu-Agustos-2026.docx
+++ b/Flormar-SEO-Durum-Raporu-Agustos-2026.docx
@@ -21246,7 +21246,7 @@
                 <w:color w:val="10332F"/>
                 <w:sz w:val="17"/>
               </w:rPr>
-              <w:t>1. Maybelline 187 · 2. Golden Rose 124 · 3. Watsons 108 · 4. Trendyol 94 · 5. NYX Cosmetics 80</w:t>
+              <w:t>1. Flormar 211 · 2. Maybelline 187 · 3. Golden Rose 124 · 4. Watsons 108 · 5. Trendyol 94 · 6. NYX Cosmetics 80</w:t>
             </w:r>
           </w:p>
         </w:tc>
@@ -21320,7 +21320,7 @@
                 <w:color w:val="10332F"/>
                 <w:sz w:val="17"/>
               </w:rPr>
-              <w:t>1. Maybelline %21.7 · 2. Golden Rose %18.1 · 3. NYX Cosmetics %13.7 · 4. Watsons %10.3</w:t>
+              <w:t>1. Flormar %26.9 · 2. Maybelline %21.7 · 3. Golden Rose %18.1 · 4. NYX Cosmetics %13.7 · 5. Watsons %10.3</w:t>
             </w:r>
           </w:p>
         </w:tc>
@@ -21394,7 +21394,7 @@
                 <w:color w:val="10332F"/>
                 <w:sz w:val="17"/>
               </w:rPr>
-              <w:t>1. Trendyol 359 · 2. makyajtrendi.com 197 · 3. Watsons 180 · 4. instagram.com 178 · 5. Sephora 117</w:t>
+              <w:t>1. Trendyol 359 · 2. makyajtrendi.com 197 · 3. Watsons 180 · 4. instagram.com 178 · 5. Sephora 117 · 6. Flormar 114</w:t>
             </w:r>
           </w:p>
         </w:tc>
@@ -21468,7 +21468,7 @@
                 <w:color w:val="10332F"/>
                 <w:sz w:val="17"/>
               </w:rPr>
-              <w:t>1. Trendyol %27.0 · 2. Watsons %21.6 · 3. Sephora %18.5 · 4. eveshop.com.tr %11.0</w:t>
+              <w:t>1. Trendyol %27.0 · 2. Watsons %21.6 · 3. Sephora %18.5 · 4. eveshop.com.tr %11.0 · 5. Flormar %9.7</w:t>
             </w:r>
           </w:p>
         </w:tc>

--- a/Flormar-SEO-Durum-Raporu-Agustos-2026.docx
+++ b/Flormar-SEO-Durum-Raporu-Agustos-2026.docx
@@ -20677,16 +20677,18 @@
         <w:tblLook w:firstColumn="1" w:firstRow="1" w:lastColumn="0" w:lastRow="0" w:noHBand="0" w:noVBand="1" w:val="04A0"/>
       </w:tblPr>
       <w:tblGrid>
-        <w:gridCol w:w="2040"/>
-        <w:gridCol w:w="2040"/>
-        <w:gridCol w:w="2040"/>
-        <w:gridCol w:w="2040"/>
-        <w:gridCol w:w="2040"/>
+        <w:gridCol w:w="1457"/>
+        <w:gridCol w:w="1457"/>
+        <w:gridCol w:w="1457"/>
+        <w:gridCol w:w="1457"/>
+        <w:gridCol w:w="1457"/>
+        <w:gridCol w:w="1457"/>
+        <w:gridCol w:w="1457"/>
       </w:tblGrid>
       <w:tr>
         <w:tc>
           <w:tcPr>
-            <w:tcW w:type="dxa" w:w="2494"/>
+            <w:tcW w:type="dxa" w:w="2041"/>
             <w:shd w:val="clear" w:fill="434343"/>
           </w:tcPr>
           <w:p>
@@ -20706,7 +20708,7 @@
         </w:tc>
         <w:tc>
           <w:tcPr>
-            <w:tcW w:type="dxa" w:w="1701"/>
+            <w:tcW w:type="dxa" w:w="1417"/>
             <w:shd w:val="clear" w:fill="434343"/>
           </w:tcPr>
           <w:p>
@@ -20726,7 +20728,7 @@
         </w:tc>
         <w:tc>
           <w:tcPr>
-            <w:tcW w:type="dxa" w:w="1587"/>
+            <w:tcW w:type="dxa" w:w="1247"/>
             <w:shd w:val="clear" w:fill="434343"/>
           </w:tcPr>
           <w:p>
@@ -20740,13 +20742,13 @@
                 <w:color w:val="FFFFFF"/>
                 <w:sz w:val="16"/>
               </w:rPr>
-              <w:t>Marka geçen</w:t>
-            </w:r>
-          </w:p>
-        </w:tc>
-        <w:tc>
-          <w:tcPr>
-            <w:tcW w:type="dxa" w:w="1587"/>
+              <w:t>Mention</w:t>
+            </w:r>
+          </w:p>
+        </w:tc>
+        <w:tc>
+          <w:tcPr>
+            <w:tcW w:type="dxa" w:w="1361"/>
             <w:shd w:val="clear" w:fill="434343"/>
           </w:tcPr>
           <w:p>
@@ -20766,7 +20768,7 @@
         </w:tc>
         <w:tc>
           <w:tcPr>
-            <w:tcW w:type="dxa" w:w="1928"/>
+            <w:tcW w:type="dxa" w:w="1474"/>
             <w:shd w:val="clear" w:fill="434343"/>
           </w:tcPr>
           <w:p>
@@ -20780,6 +20782,46 @@
                 <w:color w:val="FFFFFF"/>
                 <w:sz w:val="16"/>
               </w:rPr>
+              <w:t>Site citation</w:t>
+            </w:r>
+          </w:p>
+        </w:tc>
+        <w:tc>
+          <w:tcPr>
+            <w:tcW w:type="dxa" w:w="1417"/>
+            <w:shd w:val="clear" w:fill="434343"/>
+          </w:tcPr>
+          <w:p>
+            <w:pPr>
+              <w:jc w:val="center"/>
+            </w:pPr>
+            <w:r/>
+            <w:r>
+              <w:rPr>
+                <w:b/>
+                <w:color w:val="FFFFFF"/>
+                <w:sz w:val="16"/>
+              </w:rPr>
+              <w:t>Citation oranı</w:t>
+            </w:r>
+          </w:p>
+        </w:tc>
+        <w:tc>
+          <w:tcPr>
+            <w:tcW w:type="dxa" w:w="1587"/>
+            <w:shd w:val="clear" w:fill="434343"/>
+          </w:tcPr>
+          <w:p>
+            <w:pPr>
+              <w:jc w:val="center"/>
+            </w:pPr>
+            <w:r/>
+            <w:r>
+              <w:rPr>
+                <w:b/>
+                <w:color w:val="FFFFFF"/>
+                <w:sz w:val="16"/>
+              </w:rPr>
               <w:t>Ort. marka sırası</w:t>
             </w:r>
           </w:p>
@@ -20788,7 +20830,7 @@
       <w:tr>
         <w:tc>
           <w:tcPr>
-            <w:tcW w:type="dxa" w:w="2494"/>
+            <w:tcW w:type="dxa" w:w="2041"/>
           </w:tcPr>
           <w:p>
             <w:pPr>
@@ -20806,7 +20848,7 @@
         </w:tc>
         <w:tc>
           <w:tcPr>
-            <w:tcW w:type="dxa" w:w="1701"/>
+            <w:tcW w:type="dxa" w:w="1417"/>
           </w:tcPr>
           <w:p>
             <w:pPr>
@@ -20825,45 +20867,83 @@
         </w:tc>
         <w:tc>
           <w:tcPr>
+            <w:tcW w:type="dxa" w:w="1247"/>
+          </w:tcPr>
+          <w:p>
+            <w:pPr>
+              <w:spacing w:after="20"/>
+              <w:jc w:val="center"/>
+            </w:pPr>
+            <w:r/>
+            <w:r>
+              <w:rPr>
+                <w:color w:val="10332F"/>
+                <w:sz w:val="17"/>
+              </w:rPr>
+              <w:t>111</w:t>
+            </w:r>
+          </w:p>
+        </w:tc>
+        <w:tc>
+          <w:tcPr>
+            <w:tcW w:type="dxa" w:w="1361"/>
+          </w:tcPr>
+          <w:p>
+            <w:pPr>
+              <w:spacing w:after="20"/>
+              <w:jc w:val="center"/>
+            </w:pPr>
+            <w:r/>
+            <w:r>
+              <w:rPr>
+                <w:color w:val="10332F"/>
+                <w:sz w:val="17"/>
+              </w:rPr>
+              <w:t>%58.4</w:t>
+            </w:r>
+          </w:p>
+        </w:tc>
+        <w:tc>
+          <w:tcPr>
+            <w:tcW w:type="dxa" w:w="1474"/>
+          </w:tcPr>
+          <w:p>
+            <w:pPr>
+              <w:spacing w:after="20"/>
+              <w:jc w:val="center"/>
+            </w:pPr>
+            <w:r/>
+            <w:r>
+              <w:rPr>
+                <w:color w:val="10332F"/>
+                <w:sz w:val="17"/>
+              </w:rPr>
+              <w:t>48 / 190</w:t>
+            </w:r>
+          </w:p>
+        </w:tc>
+        <w:tc>
+          <w:tcPr>
+            <w:tcW w:type="dxa" w:w="1417"/>
+          </w:tcPr>
+          <w:p>
+            <w:pPr>
+              <w:spacing w:after="20"/>
+              <w:jc w:val="center"/>
+            </w:pPr>
+            <w:r/>
+            <w:r>
+              <w:rPr>
+                <w:color w:val="10332F"/>
+                <w:sz w:val="17"/>
+              </w:rPr>
+              <w:t>%25.3</w:t>
+            </w:r>
+          </w:p>
+        </w:tc>
+        <w:tc>
+          <w:tcPr>
             <w:tcW w:type="dxa" w:w="1587"/>
-          </w:tcPr>
-          <w:p>
-            <w:pPr>
-              <w:spacing w:after="20"/>
-              <w:jc w:val="center"/>
-            </w:pPr>
-            <w:r/>
-            <w:r>
-              <w:rPr>
-                <w:color w:val="10332F"/>
-                <w:sz w:val="17"/>
-              </w:rPr>
-              <w:t>111</w:t>
-            </w:r>
-          </w:p>
-        </w:tc>
-        <w:tc>
-          <w:tcPr>
-            <w:tcW w:type="dxa" w:w="1587"/>
-          </w:tcPr>
-          <w:p>
-            <w:pPr>
-              <w:spacing w:after="20"/>
-              <w:jc w:val="center"/>
-            </w:pPr>
-            <w:r/>
-            <w:r>
-              <w:rPr>
-                <w:color w:val="10332F"/>
-                <w:sz w:val="17"/>
-              </w:rPr>
-              <w:t>%58.4</w:t>
-            </w:r>
-          </w:p>
-        </w:tc>
-        <w:tc>
-          <w:tcPr>
-            <w:tcW w:type="dxa" w:w="1928"/>
           </w:tcPr>
           <w:p>
             <w:pPr>
@@ -20884,7 +20964,7 @@
       <w:tr>
         <w:tc>
           <w:tcPr>
-            <w:tcW w:type="dxa" w:w="2494"/>
+            <w:tcW w:type="dxa" w:w="2041"/>
           </w:tcPr>
           <w:p>
             <w:pPr>
@@ -20902,7 +20982,7 @@
         </w:tc>
         <w:tc>
           <w:tcPr>
-            <w:tcW w:type="dxa" w:w="1701"/>
+            <w:tcW w:type="dxa" w:w="1417"/>
           </w:tcPr>
           <w:p>
             <w:pPr>
@@ -20921,45 +21001,83 @@
         </w:tc>
         <w:tc>
           <w:tcPr>
+            <w:tcW w:type="dxa" w:w="1247"/>
+          </w:tcPr>
+          <w:p>
+            <w:pPr>
+              <w:spacing w:after="20"/>
+              <w:jc w:val="center"/>
+            </w:pPr>
+            <w:r/>
+            <w:r>
+              <w:rPr>
+                <w:color w:val="10332F"/>
+                <w:sz w:val="17"/>
+              </w:rPr>
+              <w:t>48</w:t>
+            </w:r>
+          </w:p>
+        </w:tc>
+        <w:tc>
+          <w:tcPr>
+            <w:tcW w:type="dxa" w:w="1361"/>
+          </w:tcPr>
+          <w:p>
+            <w:pPr>
+              <w:spacing w:after="20"/>
+              <w:jc w:val="center"/>
+            </w:pPr>
+            <w:r/>
+            <w:r>
+              <w:rPr>
+                <w:color w:val="10332F"/>
+                <w:sz w:val="17"/>
+              </w:rPr>
+              <w:t>%37.2</w:t>
+            </w:r>
+          </w:p>
+        </w:tc>
+        <w:tc>
+          <w:tcPr>
+            <w:tcW w:type="dxa" w:w="1474"/>
+          </w:tcPr>
+          <w:p>
+            <w:pPr>
+              <w:spacing w:after="20"/>
+              <w:jc w:val="center"/>
+            </w:pPr>
+            <w:r/>
+            <w:r>
+              <w:rPr>
+                <w:color w:val="10332F"/>
+                <w:sz w:val="17"/>
+              </w:rPr>
+              <w:t>26 / 129</w:t>
+            </w:r>
+          </w:p>
+        </w:tc>
+        <w:tc>
+          <w:tcPr>
+            <w:tcW w:type="dxa" w:w="1417"/>
+          </w:tcPr>
+          <w:p>
+            <w:pPr>
+              <w:spacing w:after="20"/>
+              <w:jc w:val="center"/>
+            </w:pPr>
+            <w:r/>
+            <w:r>
+              <w:rPr>
+                <w:color w:val="10332F"/>
+                <w:sz w:val="17"/>
+              </w:rPr>
+              <w:t>%20.2</w:t>
+            </w:r>
+          </w:p>
+        </w:tc>
+        <w:tc>
+          <w:tcPr>
             <w:tcW w:type="dxa" w:w="1587"/>
-          </w:tcPr>
-          <w:p>
-            <w:pPr>
-              <w:spacing w:after="20"/>
-              <w:jc w:val="center"/>
-            </w:pPr>
-            <w:r/>
-            <w:r>
-              <w:rPr>
-                <w:color w:val="10332F"/>
-                <w:sz w:val="17"/>
-              </w:rPr>
-              <w:t>48</w:t>
-            </w:r>
-          </w:p>
-        </w:tc>
-        <w:tc>
-          <w:tcPr>
-            <w:tcW w:type="dxa" w:w="1587"/>
-          </w:tcPr>
-          <w:p>
-            <w:pPr>
-              <w:spacing w:after="20"/>
-              <w:jc w:val="center"/>
-            </w:pPr>
-            <w:r/>
-            <w:r>
-              <w:rPr>
-                <w:color w:val="10332F"/>
-                <w:sz w:val="17"/>
-              </w:rPr>
-              <w:t>%37.2</w:t>
-            </w:r>
-          </w:p>
-        </w:tc>
-        <w:tc>
-          <w:tcPr>
-            <w:tcW w:type="dxa" w:w="1928"/>
           </w:tcPr>
           <w:p>
             <w:pPr>
@@ -20980,7 +21098,7 @@
       <w:tr>
         <w:tc>
           <w:tcPr>
-            <w:tcW w:type="dxa" w:w="2494"/>
+            <w:tcW w:type="dxa" w:w="2041"/>
           </w:tcPr>
           <w:p>
             <w:pPr>
@@ -20998,7 +21116,7 @@
         </w:tc>
         <w:tc>
           <w:tcPr>
-            <w:tcW w:type="dxa" w:w="1701"/>
+            <w:tcW w:type="dxa" w:w="1417"/>
           </w:tcPr>
           <w:p>
             <w:pPr>
@@ -21017,45 +21135,83 @@
         </w:tc>
         <w:tc>
           <w:tcPr>
+            <w:tcW w:type="dxa" w:w="1247"/>
+          </w:tcPr>
+          <w:p>
+            <w:pPr>
+              <w:spacing w:after="20"/>
+              <w:jc w:val="center"/>
+            </w:pPr>
+            <w:r/>
+            <w:r>
+              <w:rPr>
+                <w:color w:val="10332F"/>
+                <w:sz w:val="17"/>
+              </w:rPr>
+              <w:t>52</w:t>
+            </w:r>
+          </w:p>
+        </w:tc>
+        <w:tc>
+          <w:tcPr>
+            <w:tcW w:type="dxa" w:w="1361"/>
+          </w:tcPr>
+          <w:p>
+            <w:pPr>
+              <w:spacing w:after="20"/>
+              <w:jc w:val="center"/>
+            </w:pPr>
+            <w:r/>
+            <w:r>
+              <w:rPr>
+                <w:color w:val="10332F"/>
+                <w:sz w:val="17"/>
+              </w:rPr>
+              <w:t>%28.0</w:t>
+            </w:r>
+          </w:p>
+        </w:tc>
+        <w:tc>
+          <w:tcPr>
+            <w:tcW w:type="dxa" w:w="1474"/>
+          </w:tcPr>
+          <w:p>
+            <w:pPr>
+              <w:spacing w:after="20"/>
+              <w:jc w:val="center"/>
+            </w:pPr>
+            <w:r/>
+            <w:r>
+              <w:rPr>
+                <w:color w:val="10332F"/>
+                <w:sz w:val="17"/>
+              </w:rPr>
+              <w:t>30 / 186</w:t>
+            </w:r>
+          </w:p>
+        </w:tc>
+        <w:tc>
+          <w:tcPr>
+            <w:tcW w:type="dxa" w:w="1417"/>
+          </w:tcPr>
+          <w:p>
+            <w:pPr>
+              <w:spacing w:after="20"/>
+              <w:jc w:val="center"/>
+            </w:pPr>
+            <w:r/>
+            <w:r>
+              <w:rPr>
+                <w:color w:val="10332F"/>
+                <w:sz w:val="17"/>
+              </w:rPr>
+              <w:t>%16.1</w:t>
+            </w:r>
+          </w:p>
+        </w:tc>
+        <w:tc>
+          <w:tcPr>
             <w:tcW w:type="dxa" w:w="1587"/>
-          </w:tcPr>
-          <w:p>
-            <w:pPr>
-              <w:spacing w:after="20"/>
-              <w:jc w:val="center"/>
-            </w:pPr>
-            <w:r/>
-            <w:r>
-              <w:rPr>
-                <w:color w:val="10332F"/>
-                <w:sz w:val="17"/>
-              </w:rPr>
-              <w:t>52</w:t>
-            </w:r>
-          </w:p>
-        </w:tc>
-        <w:tc>
-          <w:tcPr>
-            <w:tcW w:type="dxa" w:w="1587"/>
-          </w:tcPr>
-          <w:p>
-            <w:pPr>
-              <w:spacing w:after="20"/>
-              <w:jc w:val="center"/>
-            </w:pPr>
-            <w:r/>
-            <w:r>
-              <w:rPr>
-                <w:color w:val="10332F"/>
-                <w:sz w:val="17"/>
-              </w:rPr>
-              <w:t>%28.0</w:t>
-            </w:r>
-          </w:p>
-        </w:tc>
-        <w:tc>
-          <w:tcPr>
-            <w:tcW w:type="dxa" w:w="1928"/>
           </w:tcPr>
           <w:p>
             <w:pPr>
@@ -21084,7 +21240,7 @@
           <w:color w:val="7C8B88"/>
           <w:sz w:val="16"/>
         </w:rPr>
-        <w:t>Kaynak: Inbound AI görünürlük izleme · 1-12 Ağu 2026 · 100 aktif prompt · 505 taranan yanıt</w:t>
+        <w:t>Kaynak: Inbound AI görünürlük izleme · 1-12 Ağu 2026 · 100 aktif prompt · 505 taranan yanıt · Mention: marka adının yanıt metninde geçmesi · Site citation: yanıtın kaynak olarak marka sitesine bağlanması</w:t>
       </w:r>
     </w:p>
     <w:p>
